--- a/TS Jatai Ghanam Project/TS 1.8/TS 1.8 Ghanam Malayalam Corrections.docx
+++ b/TS Jatai Ghanam Project/TS 1.8/TS 1.8 Ghanam Malayalam Corrections.docx
@@ -22,18 +22,7 @@
           <w:szCs w:val="32"/>
           <w:u w:val="single"/>
         </w:rPr>
-        <w:t xml:space="preserve">TS Ghanam – TS 1.8 Malayalam Corrections – Observed </w:t>
-      </w:r>
-      <w:proofErr w:type="gramStart"/>
-      <w:r>
-        <w:rPr>
-          <w:b/>
-          <w:bCs/>
-          <w:sz w:val="32"/>
-          <w:szCs w:val="32"/>
-          <w:u w:val="single"/>
-        </w:rPr>
-        <w:t xml:space="preserve">till </w:t>
+        <w:t xml:space="preserve">TS Ghanam – TS 1.8 Malayalam Corrections – Observed till </w:t>
       </w:r>
       <w:r>
         <w:rPr>
@@ -46,7 +35,6 @@
         </w:rPr>
         <w:t>????</w:t>
       </w:r>
-      <w:proofErr w:type="gramEnd"/>
     </w:p>
     <w:p>
       <w:pPr>
@@ -71,7 +59,7 @@
     </w:p>
     <w:tbl>
       <w:tblPr>
-        <w:tblW w:w="14679" w:type="dxa"/>
+        <w:tblW w:w="14821" w:type="dxa"/>
         <w:tblInd w:w="-792" w:type="dxa"/>
         <w:tblBorders>
           <w:top w:val="single" w:sz="4" w:space="0" w:color="000000"/>
@@ -85,7 +73,7 @@
       </w:tblPr>
       <w:tblGrid>
         <w:gridCol w:w="7379"/>
-        <w:gridCol w:w="7300"/>
+        <w:gridCol w:w="7442"/>
       </w:tblGrid>
       <w:tr>
         <w:tc>
@@ -114,7 +102,7 @@
         </w:tc>
         <w:tc>
           <w:tcPr>
-            <w:tcW w:w="7300" w:type="dxa"/>
+            <w:tcW w:w="7442" w:type="dxa"/>
           </w:tcPr>
           <w:p>
             <w:pPr>
@@ -134,6 +122,1693 @@
                 <w:szCs w:val="32"/>
               </w:rPr>
               <w:t xml:space="preserve">To be read as or corrected as </w:t>
+            </w:r>
+          </w:p>
+        </w:tc>
+      </w:tr>
+      <w:tr>
+        <w:trPr>
+          <w:trHeight w:val="4159"/>
+        </w:trPr>
+        <w:tc>
+          <w:tcPr>
+            <w:tcW w:w="7379" w:type="dxa"/>
+          </w:tcPr>
+          <w:p>
+            <w:pPr>
+              <w:widowControl w:val="0"/>
+              <w:autoSpaceDE w:val="0"/>
+              <w:autoSpaceDN w:val="0"/>
+              <w:adjustRightInd w:val="0"/>
+              <w:spacing w:line="240" w:lineRule="auto"/>
+              <w:rPr>
+                <w:rFonts w:ascii="BRH Malayalam Extra" w:hAnsi="BRH Malayalam Extra" w:cs="BRH Malayalam Extra"/>
+                <w:color w:val="000000"/>
+                <w:sz w:val="32"/>
+                <w:szCs w:val="40"/>
+              </w:rPr>
+            </w:pPr>
+            <w:r>
+              <w:rPr>
+                <w:rFonts w:cs="BRH Malayalam Extra"/>
+                <w:color w:val="000000"/>
+                <w:szCs w:val="40"/>
+              </w:rPr>
+              <w:t>31</w:t>
+            </w:r>
+            <w:r>
+              <w:rPr>
+                <w:rFonts w:ascii="BRH Malayalam Extra" w:hAnsi="BRH Malayalam Extra" w:cs="BRH Malayalam Extra"/>
+                <w:color w:val="000000"/>
+                <w:sz w:val="32"/>
+                <w:szCs w:val="40"/>
+              </w:rPr>
+              <w:t>)</w:t>
+            </w:r>
+            <w:r>
+              <w:rPr>
+                <w:rFonts w:ascii="BRH Malayalam Extra" w:hAnsi="BRH Malayalam Extra" w:cs="BRH Malayalam Extra"/>
+                <w:color w:val="000000"/>
+                <w:sz w:val="32"/>
+                <w:szCs w:val="40"/>
+              </w:rPr>
+              <w:tab/>
+            </w:r>
+            <w:r>
+              <w:rPr>
+                <w:rFonts w:cs="BRH Malayalam Extra"/>
+                <w:color w:val="000000"/>
+                <w:szCs w:val="40"/>
+              </w:rPr>
+              <w:t>1</w:t>
+            </w:r>
+            <w:r>
+              <w:rPr>
+                <w:rFonts w:ascii="BRH Malayalam Extra" w:hAnsi="BRH Malayalam Extra" w:cs="BRH Malayalam Extra"/>
+                <w:color w:val="000000"/>
+                <w:sz w:val="32"/>
+                <w:szCs w:val="40"/>
+              </w:rPr>
+              <w:t>.</w:t>
+            </w:r>
+            <w:r>
+              <w:rPr>
+                <w:rFonts w:cs="BRH Malayalam Extra"/>
+                <w:color w:val="000000"/>
+                <w:szCs w:val="40"/>
+              </w:rPr>
+              <w:t>8</w:t>
+            </w:r>
+            <w:r>
+              <w:rPr>
+                <w:rFonts w:ascii="BRH Malayalam Extra" w:hAnsi="BRH Malayalam Extra" w:cs="BRH Malayalam Extra"/>
+                <w:color w:val="000000"/>
+                <w:sz w:val="32"/>
+                <w:szCs w:val="40"/>
+              </w:rPr>
+              <w:t>.</w:t>
+            </w:r>
+            <w:r>
+              <w:rPr>
+                <w:rFonts w:cs="BRH Malayalam Extra"/>
+                <w:color w:val="000000"/>
+                <w:szCs w:val="40"/>
+              </w:rPr>
+              <w:t>22</w:t>
+            </w:r>
+            <w:r>
+              <w:rPr>
+                <w:rFonts w:ascii="BRH Malayalam Extra" w:hAnsi="BRH Malayalam Extra" w:cs="BRH Malayalam Extra"/>
+                <w:color w:val="000000"/>
+                <w:sz w:val="32"/>
+                <w:szCs w:val="40"/>
+              </w:rPr>
+              <w:t>.</w:t>
+            </w:r>
+            <w:r>
+              <w:rPr>
+                <w:rFonts w:cs="BRH Malayalam Extra"/>
+                <w:color w:val="000000"/>
+                <w:szCs w:val="40"/>
+              </w:rPr>
+              <w:t>5</w:t>
+            </w:r>
+            <w:r>
+              <w:rPr>
+                <w:rFonts w:ascii="BRH Malayalam Extra" w:hAnsi="BRH Malayalam Extra" w:cs="BRH Malayalam Extra"/>
+                <w:color w:val="000000"/>
+                <w:sz w:val="32"/>
+                <w:szCs w:val="40"/>
+              </w:rPr>
+              <w:t>(</w:t>
+            </w:r>
+            <w:r>
+              <w:rPr>
+                <w:rFonts w:cs="BRH Malayalam Extra"/>
+                <w:color w:val="000000"/>
+                <w:szCs w:val="40"/>
+              </w:rPr>
+              <w:t>28</w:t>
+            </w:r>
+            <w:r>
+              <w:rPr>
+                <w:rFonts w:ascii="BRH Malayalam Extra" w:hAnsi="BRH Malayalam Extra" w:cs="BRH Malayalam Extra"/>
+                <w:color w:val="000000"/>
+                <w:sz w:val="32"/>
+                <w:szCs w:val="40"/>
+              </w:rPr>
+              <w:t>)-  G</w:t>
+            </w:r>
+            <w:r>
+              <w:rPr>
+                <w:rFonts w:ascii="BRH Malayalam Extra" w:hAnsi="BRH Malayalam Extra" w:cs="BRH Malayalam Extra"/>
+                <w:color w:val="000000"/>
+                <w:sz w:val="26"/>
+                <w:szCs w:val="40"/>
+              </w:rPr>
+              <w:t>–</w:t>
+            </w:r>
+            <w:r>
+              <w:rPr>
+                <w:rFonts w:ascii="BRH Malayalam Extra" w:hAnsi="BRH Malayalam Extra" w:cs="BRH Malayalam Extra"/>
+                <w:color w:val="000000"/>
+                <w:sz w:val="32"/>
+                <w:szCs w:val="40"/>
+              </w:rPr>
+              <w:t>Zxdy— | A</w:t>
+            </w:r>
+            <w:r>
+              <w:rPr>
+                <w:rFonts w:ascii="BRH Malayalam Extra" w:hAnsi="BRH Malayalam Extra" w:cs="BRH Malayalam Extra"/>
+                <w:color w:val="000000"/>
+                <w:sz w:val="26"/>
+                <w:szCs w:val="40"/>
+              </w:rPr>
+              <w:t>–</w:t>
+            </w:r>
+            <w:r>
+              <w:rPr>
+                <w:rFonts w:ascii="BRH Malayalam Extra" w:hAnsi="BRH Malayalam Extra" w:cs="BRH Malayalam Extra"/>
+                <w:color w:val="000000"/>
+                <w:sz w:val="32"/>
+                <w:szCs w:val="40"/>
+              </w:rPr>
+              <w:t>¥sô | pyqûx˜ |</w:t>
+            </w:r>
+          </w:p>
+          <w:p>
+            <w:pPr>
+              <w:widowControl w:val="0"/>
+              <w:autoSpaceDE w:val="0"/>
+              <w:autoSpaceDN w:val="0"/>
+              <w:adjustRightInd w:val="0"/>
+              <w:spacing w:line="240" w:lineRule="auto"/>
+              <w:rPr>
+                <w:rFonts w:ascii="BRH Malayalam Extra" w:hAnsi="BRH Malayalam Extra" w:cs="BRH Malayalam Extra"/>
+                <w:color w:val="000000"/>
+                <w:sz w:val="32"/>
+                <w:szCs w:val="40"/>
+              </w:rPr>
+            </w:pPr>
+            <w:r>
+              <w:rPr>
+                <w:rFonts w:ascii="BRH Malayalam Extra" w:hAnsi="BRH Malayalam Extra" w:cs="BRH Malayalam Extra"/>
+                <w:color w:val="000000"/>
+                <w:sz w:val="32"/>
+                <w:szCs w:val="40"/>
+              </w:rPr>
+              <w:t>G</w:t>
+            </w:r>
+            <w:r>
+              <w:rPr>
+                <w:rFonts w:ascii="BRH Malayalam Extra" w:hAnsi="BRH Malayalam Extra" w:cs="BRH Malayalam Extra"/>
+                <w:color w:val="000000"/>
+                <w:sz w:val="26"/>
+                <w:szCs w:val="40"/>
+              </w:rPr>
+              <w:t>–</w:t>
+            </w:r>
+            <w:r>
+              <w:rPr>
+                <w:rFonts w:ascii="BRH Malayalam Extra" w:hAnsi="BRH Malayalam Extra" w:cs="BRH Malayalam Extra"/>
+                <w:color w:val="000000"/>
+                <w:sz w:val="32"/>
+                <w:szCs w:val="40"/>
+              </w:rPr>
+              <w:t>Zx dõ</w:t>
+            </w:r>
+            <w:r>
+              <w:rPr>
+                <w:rFonts w:ascii="BRH Malayalam Extra" w:hAnsi="BRH Malayalam Extra" w:cs="BRH Malayalam Extra"/>
+                <w:color w:val="000000"/>
+                <w:sz w:val="26"/>
+                <w:szCs w:val="40"/>
+              </w:rPr>
+              <w:t>–</w:t>
+            </w:r>
+            <w:r>
+              <w:rPr>
+                <w:rFonts w:ascii="BRH Malayalam Extra" w:hAnsi="BRH Malayalam Extra" w:cs="BRH Malayalam Extra"/>
+                <w:color w:val="000000"/>
+                <w:sz w:val="32"/>
+                <w:szCs w:val="40"/>
+              </w:rPr>
+              <w:t>¥sô A</w:t>
+            </w:r>
+            <w:r>
+              <w:rPr>
+                <w:rFonts w:ascii="BRH Malayalam Extra" w:hAnsi="BRH Malayalam Extra" w:cs="BRH Malayalam Extra"/>
+                <w:color w:val="000000"/>
+                <w:sz w:val="26"/>
+                <w:szCs w:val="40"/>
+              </w:rPr>
+              <w:t>–</w:t>
+            </w:r>
+            <w:r>
+              <w:rPr>
+                <w:rFonts w:ascii="BRH Malayalam Extra" w:hAnsi="BRH Malayalam Extra" w:cs="BRH Malayalam Extra"/>
+                <w:color w:val="000000"/>
+                <w:sz w:val="32"/>
+                <w:szCs w:val="40"/>
+              </w:rPr>
+              <w:t>¥sô G</w:t>
+            </w:r>
+            <w:r>
+              <w:rPr>
+                <w:rFonts w:ascii="BRH Malayalam Extra" w:hAnsi="BRH Malayalam Extra" w:cs="BRH Malayalam Extra"/>
+                <w:color w:val="000000"/>
+                <w:sz w:val="26"/>
+                <w:szCs w:val="40"/>
+              </w:rPr>
+              <w:t>–</w:t>
+            </w:r>
+            <w:r>
+              <w:rPr>
+                <w:rFonts w:ascii="BRH Malayalam Extra" w:hAnsi="BRH Malayalam Extra" w:cs="BRH Malayalam Extra"/>
+                <w:color w:val="000000"/>
+                <w:sz w:val="32"/>
+                <w:szCs w:val="40"/>
+              </w:rPr>
+              <w:t>Zx ¥dõ</w:t>
+            </w:r>
+            <w:r>
+              <w:rPr>
+                <w:rFonts w:ascii="BRH Malayalam Extra" w:hAnsi="BRH Malayalam Extra" w:cs="BRH Malayalam Extra"/>
+                <w:color w:val="000000"/>
+                <w:sz w:val="26"/>
+                <w:szCs w:val="40"/>
+              </w:rPr>
+              <w:t>–</w:t>
+            </w:r>
+            <w:r>
+              <w:rPr>
+                <w:rFonts w:ascii="BRH Malayalam Extra" w:hAnsi="BRH Malayalam Extra" w:cs="BRH Malayalam Extra"/>
+                <w:color w:val="000000"/>
+                <w:sz w:val="32"/>
+                <w:szCs w:val="40"/>
+              </w:rPr>
+              <w:t>Zx dõ</w:t>
+            </w:r>
+            <w:r>
+              <w:rPr>
+                <w:rFonts w:ascii="BRH Malayalam Extra" w:hAnsi="BRH Malayalam Extra" w:cs="BRH Malayalam Extra"/>
+                <w:color w:val="000000"/>
+                <w:sz w:val="26"/>
+                <w:szCs w:val="40"/>
+              </w:rPr>
+              <w:t>–</w:t>
+            </w:r>
+            <w:r>
+              <w:rPr>
+                <w:rFonts w:ascii="BRH Malayalam Extra" w:hAnsi="BRH Malayalam Extra" w:cs="BRH Malayalam Extra"/>
+                <w:color w:val="000000"/>
+                <w:sz w:val="32"/>
+                <w:szCs w:val="40"/>
+              </w:rPr>
+              <w:t>¥sô pyqûx</w:t>
+            </w:r>
+            <w:r>
+              <w:rPr>
+                <w:rFonts w:ascii="BRH Malayalam Extra" w:hAnsi="BRH Malayalam Extra" w:cs="BRH Malayalam Extra"/>
+                <w:color w:val="000000"/>
+                <w:sz w:val="26"/>
+                <w:szCs w:val="40"/>
+              </w:rPr>
+              <w:t>–</w:t>
+            </w:r>
+            <w:r>
+              <w:rPr>
+                <w:rFonts w:ascii="BRH Malayalam Extra" w:hAnsi="BRH Malayalam Extra" w:cs="BRH Malayalam Extra"/>
+                <w:color w:val="000000"/>
+                <w:sz w:val="32"/>
+                <w:szCs w:val="40"/>
+              </w:rPr>
+              <w:t xml:space="preserve"> py</w:t>
+            </w:r>
+            <w:r>
+              <w:rPr>
+                <w:rFonts w:ascii="BRH Malayalam Extra" w:hAnsi="BRH Malayalam Extra" w:cs="BRH Malayalam Extra"/>
+                <w:color w:val="000000"/>
+                <w:sz w:val="32"/>
+                <w:szCs w:val="40"/>
+                <w:highlight w:val="yellow"/>
+              </w:rPr>
+              <w:t>qûx</w:t>
+            </w:r>
+            <w:r>
+              <w:rPr>
+                <w:rFonts w:ascii="BRH Malayalam Extra" w:hAnsi="BRH Malayalam Extra" w:cs="BRH Malayalam Extra"/>
+                <w:color w:val="000000"/>
+                <w:sz w:val="32"/>
+                <w:szCs w:val="40"/>
+              </w:rPr>
+              <w:t xml:space="preserve">— </w:t>
+            </w:r>
+            <w:r>
+              <w:rPr>
+                <w:rFonts w:ascii="BRH Malayalam Extra" w:hAnsi="BRH Malayalam Extra" w:cs="BRH Malayalam Extra"/>
+                <w:color w:val="000000"/>
+                <w:sz w:val="32"/>
+                <w:szCs w:val="40"/>
+                <w:highlight w:val="yellow"/>
+              </w:rPr>
+              <w:t>A</w:t>
+            </w:r>
+            <w:r>
+              <w:rPr>
+                <w:rFonts w:ascii="BRH Malayalam Extra" w:hAnsi="BRH Malayalam Extra" w:cs="BRH Malayalam Extra"/>
+                <w:color w:val="000000"/>
+                <w:sz w:val="26"/>
+                <w:szCs w:val="40"/>
+              </w:rPr>
+              <w:t>–</w:t>
+            </w:r>
+            <w:r>
+              <w:rPr>
+                <w:rFonts w:ascii="BRH Malayalam Extra" w:hAnsi="BRH Malayalam Extra" w:cs="BRH Malayalam Extra"/>
+                <w:color w:val="000000"/>
+                <w:sz w:val="32"/>
+                <w:szCs w:val="40"/>
+              </w:rPr>
+              <w:t>¥sô G</w:t>
+            </w:r>
+            <w:r>
+              <w:rPr>
+                <w:rFonts w:ascii="BRH Malayalam Extra" w:hAnsi="BRH Malayalam Extra" w:cs="BRH Malayalam Extra"/>
+                <w:color w:val="000000"/>
+                <w:sz w:val="26"/>
+                <w:szCs w:val="40"/>
+              </w:rPr>
+              <w:t>–</w:t>
+            </w:r>
+            <w:r>
+              <w:rPr>
+                <w:rFonts w:ascii="BRH Malayalam Extra" w:hAnsi="BRH Malayalam Extra" w:cs="BRH Malayalam Extra"/>
+                <w:color w:val="000000"/>
+                <w:sz w:val="32"/>
+                <w:szCs w:val="40"/>
+              </w:rPr>
+              <w:t>Zx ¥dõ</w:t>
+            </w:r>
+            <w:r>
+              <w:rPr>
+                <w:rFonts w:ascii="BRH Malayalam Extra" w:hAnsi="BRH Malayalam Extra" w:cs="BRH Malayalam Extra"/>
+                <w:color w:val="000000"/>
+                <w:sz w:val="26"/>
+                <w:szCs w:val="40"/>
+              </w:rPr>
+              <w:t>–</w:t>
+            </w:r>
+            <w:r>
+              <w:rPr>
+                <w:rFonts w:ascii="BRH Malayalam Extra" w:hAnsi="BRH Malayalam Extra" w:cs="BRH Malayalam Extra"/>
+                <w:color w:val="000000"/>
+                <w:sz w:val="32"/>
+                <w:szCs w:val="40"/>
+              </w:rPr>
+              <w:t>Zx dõ</w:t>
+            </w:r>
+            <w:r>
+              <w:rPr>
+                <w:rFonts w:ascii="BRH Malayalam Extra" w:hAnsi="BRH Malayalam Extra" w:cs="BRH Malayalam Extra"/>
+                <w:color w:val="000000"/>
+                <w:sz w:val="26"/>
+                <w:szCs w:val="40"/>
+              </w:rPr>
+              <w:t>–</w:t>
+            </w:r>
+            <w:r>
+              <w:rPr>
+                <w:rFonts w:ascii="BRH Malayalam Extra" w:hAnsi="BRH Malayalam Extra" w:cs="BRH Malayalam Extra"/>
+                <w:color w:val="000000"/>
+                <w:sz w:val="32"/>
+                <w:szCs w:val="40"/>
+              </w:rPr>
+              <w:t xml:space="preserve">¥sô pyqûx˜ | </w:t>
+            </w:r>
+          </w:p>
+          <w:p>
+            <w:pPr>
+              <w:widowControl w:val="0"/>
+              <w:autoSpaceDE w:val="0"/>
+              <w:autoSpaceDN w:val="0"/>
+              <w:adjustRightInd w:val="0"/>
+              <w:spacing w:line="240" w:lineRule="auto"/>
+              <w:rPr>
+                <w:rFonts w:ascii="BRH Malayalam Extra" w:hAnsi="BRH Malayalam Extra" w:cs="BRH Malayalam Extra"/>
+                <w:color w:val="000000"/>
+                <w:sz w:val="32"/>
+                <w:szCs w:val="40"/>
+              </w:rPr>
+            </w:pPr>
+            <w:r>
+              <w:rPr>
+                <w:rFonts w:cs="BRH Malayalam Extra"/>
+                <w:color w:val="000000"/>
+                <w:szCs w:val="40"/>
+              </w:rPr>
+              <w:t>32</w:t>
+            </w:r>
+            <w:r>
+              <w:rPr>
+                <w:rFonts w:ascii="BRH Malayalam Extra" w:hAnsi="BRH Malayalam Extra" w:cs="BRH Malayalam Extra"/>
+                <w:color w:val="000000"/>
+                <w:sz w:val="32"/>
+                <w:szCs w:val="40"/>
+              </w:rPr>
+              <w:t>)</w:t>
+            </w:r>
+            <w:r>
+              <w:rPr>
+                <w:rFonts w:ascii="BRH Malayalam Extra" w:hAnsi="BRH Malayalam Extra" w:cs="BRH Malayalam Extra"/>
+                <w:color w:val="000000"/>
+                <w:sz w:val="32"/>
+                <w:szCs w:val="40"/>
+              </w:rPr>
+              <w:tab/>
+            </w:r>
+            <w:r>
+              <w:rPr>
+                <w:rFonts w:cs="BRH Malayalam Extra"/>
+                <w:color w:val="000000"/>
+                <w:szCs w:val="40"/>
+              </w:rPr>
+              <w:t>1</w:t>
+            </w:r>
+            <w:r>
+              <w:rPr>
+                <w:rFonts w:ascii="BRH Malayalam Extra" w:hAnsi="BRH Malayalam Extra" w:cs="BRH Malayalam Extra"/>
+                <w:color w:val="000000"/>
+                <w:sz w:val="32"/>
+                <w:szCs w:val="40"/>
+              </w:rPr>
+              <w:t>.</w:t>
+            </w:r>
+            <w:r>
+              <w:rPr>
+                <w:rFonts w:cs="BRH Malayalam Extra"/>
+                <w:color w:val="000000"/>
+                <w:szCs w:val="40"/>
+              </w:rPr>
+              <w:t>8</w:t>
+            </w:r>
+            <w:r>
+              <w:rPr>
+                <w:rFonts w:ascii="BRH Malayalam Extra" w:hAnsi="BRH Malayalam Extra" w:cs="BRH Malayalam Extra"/>
+                <w:color w:val="000000"/>
+                <w:sz w:val="32"/>
+                <w:szCs w:val="40"/>
+              </w:rPr>
+              <w:t>.</w:t>
+            </w:r>
+            <w:r>
+              <w:rPr>
+                <w:rFonts w:cs="BRH Malayalam Extra"/>
+                <w:color w:val="000000"/>
+                <w:szCs w:val="40"/>
+              </w:rPr>
+              <w:t>22</w:t>
+            </w:r>
+            <w:r>
+              <w:rPr>
+                <w:rFonts w:ascii="BRH Malayalam Extra" w:hAnsi="BRH Malayalam Extra" w:cs="BRH Malayalam Extra"/>
+                <w:color w:val="000000"/>
+                <w:sz w:val="32"/>
+                <w:szCs w:val="40"/>
+              </w:rPr>
+              <w:t>.</w:t>
+            </w:r>
+            <w:r>
+              <w:rPr>
+                <w:rFonts w:cs="BRH Malayalam Extra"/>
+                <w:color w:val="000000"/>
+                <w:szCs w:val="40"/>
+              </w:rPr>
+              <w:t>5</w:t>
+            </w:r>
+            <w:r>
+              <w:rPr>
+                <w:rFonts w:ascii="BRH Malayalam Extra" w:hAnsi="BRH Malayalam Extra" w:cs="BRH Malayalam Extra"/>
+                <w:color w:val="000000"/>
+                <w:sz w:val="32"/>
+                <w:szCs w:val="40"/>
+              </w:rPr>
+              <w:t>(</w:t>
+            </w:r>
+            <w:r>
+              <w:rPr>
+                <w:rFonts w:cs="BRH Malayalam Extra"/>
+                <w:color w:val="000000"/>
+                <w:szCs w:val="40"/>
+              </w:rPr>
+              <w:t>29</w:t>
+            </w:r>
+            <w:r>
+              <w:rPr>
+                <w:rFonts w:ascii="BRH Malayalam Extra" w:hAnsi="BRH Malayalam Extra" w:cs="BRH Malayalam Extra"/>
+                <w:color w:val="000000"/>
+                <w:sz w:val="32"/>
+                <w:szCs w:val="40"/>
+              </w:rPr>
+              <w:t>)-  A</w:t>
+            </w:r>
+            <w:r>
+              <w:rPr>
+                <w:rFonts w:ascii="BRH Malayalam Extra" w:hAnsi="BRH Malayalam Extra" w:cs="BRH Malayalam Extra"/>
+                <w:color w:val="000000"/>
+                <w:sz w:val="26"/>
+                <w:szCs w:val="40"/>
+              </w:rPr>
+              <w:t>–</w:t>
+            </w:r>
+            <w:r>
+              <w:rPr>
+                <w:rFonts w:ascii="BRH Malayalam Extra" w:hAnsi="BRH Malayalam Extra" w:cs="BRH Malayalam Extra"/>
+                <w:color w:val="000000"/>
+                <w:sz w:val="32"/>
+                <w:szCs w:val="40"/>
+              </w:rPr>
+              <w:t>¥sô | pyqûx˜ | Z</w:t>
+            </w:r>
+            <w:r>
+              <w:rPr>
+                <w:rFonts w:ascii="BRH Malayalam Extra" w:hAnsi="BRH Malayalam Extra" w:cs="BRH Malayalam Extra"/>
+                <w:color w:val="000000"/>
+                <w:sz w:val="26"/>
+                <w:szCs w:val="40"/>
+              </w:rPr>
+              <w:t>–</w:t>
+            </w:r>
+            <w:r>
+              <w:rPr>
+                <w:rFonts w:ascii="BRH Malayalam Extra" w:hAnsi="BRH Malayalam Extra" w:cs="BRH Malayalam Extra"/>
+                <w:color w:val="000000"/>
+                <w:sz w:val="32"/>
+                <w:szCs w:val="40"/>
+              </w:rPr>
+              <w:t>d¢r¡— |</w:t>
+            </w:r>
+          </w:p>
+          <w:p>
+            <w:pPr>
+              <w:widowControl w:val="0"/>
+              <w:autoSpaceDE w:val="0"/>
+              <w:autoSpaceDN w:val="0"/>
+              <w:adjustRightInd w:val="0"/>
+              <w:spacing w:line="240" w:lineRule="auto"/>
+              <w:rPr>
+                <w:rFonts w:cs="BRH Malayalam Extra"/>
+                <w:color w:val="000000"/>
+                <w:szCs w:val="40"/>
+              </w:rPr>
+            </w:pPr>
+            <w:r>
+              <w:rPr>
+                <w:rFonts w:ascii="BRH Malayalam Extra" w:hAnsi="BRH Malayalam Extra" w:cs="BRH Malayalam Extra"/>
+                <w:color w:val="000000"/>
+                <w:sz w:val="32"/>
+                <w:szCs w:val="40"/>
+              </w:rPr>
+              <w:t>A</w:t>
+            </w:r>
+            <w:r>
+              <w:rPr>
+                <w:rFonts w:ascii="BRH Malayalam Extra" w:hAnsi="BRH Malayalam Extra" w:cs="BRH Malayalam Extra"/>
+                <w:color w:val="000000"/>
+                <w:sz w:val="26"/>
+                <w:szCs w:val="40"/>
+              </w:rPr>
+              <w:t>–</w:t>
+            </w:r>
+            <w:r>
+              <w:rPr>
+                <w:rFonts w:ascii="BRH Malayalam Extra" w:hAnsi="BRH Malayalam Extra" w:cs="BRH Malayalam Extra"/>
+                <w:color w:val="000000"/>
+                <w:sz w:val="32"/>
+                <w:szCs w:val="40"/>
+              </w:rPr>
+              <w:t>¥sô pyqûx</w:t>
+            </w:r>
+            <w:r>
+              <w:rPr>
+                <w:rFonts w:ascii="BRH Malayalam Extra" w:hAnsi="BRH Malayalam Extra" w:cs="BRH Malayalam Extra"/>
+                <w:color w:val="000000"/>
+                <w:sz w:val="26"/>
+                <w:szCs w:val="40"/>
+              </w:rPr>
+              <w:t>–</w:t>
+            </w:r>
+            <w:r>
+              <w:rPr>
+                <w:rFonts w:ascii="BRH Malayalam Extra" w:hAnsi="BRH Malayalam Extra" w:cs="BRH Malayalam Extra"/>
+                <w:color w:val="000000"/>
+                <w:sz w:val="32"/>
+                <w:szCs w:val="40"/>
+              </w:rPr>
+              <w:t xml:space="preserve"> py</w:t>
+            </w:r>
+            <w:r>
+              <w:rPr>
+                <w:rFonts w:ascii="BRH Malayalam Extra" w:hAnsi="BRH Malayalam Extra" w:cs="BRH Malayalam Extra"/>
+                <w:color w:val="000000"/>
+                <w:sz w:val="32"/>
+                <w:szCs w:val="40"/>
+                <w:highlight w:val="yellow"/>
+              </w:rPr>
+              <w:t>qûx</w:t>
+            </w:r>
+            <w:r>
+              <w:rPr>
+                <w:rFonts w:ascii="BRH Malayalam Extra" w:hAnsi="BRH Malayalam Extra" w:cs="BRH Malayalam Extra"/>
+                <w:color w:val="000000"/>
+                <w:sz w:val="32"/>
+                <w:szCs w:val="40"/>
+              </w:rPr>
+              <w:t xml:space="preserve">— </w:t>
+            </w:r>
+            <w:r>
+              <w:rPr>
+                <w:rFonts w:ascii="BRH Malayalam Extra" w:hAnsi="BRH Malayalam Extra" w:cs="BRH Malayalam Extra"/>
+                <w:color w:val="000000"/>
+                <w:sz w:val="32"/>
+                <w:szCs w:val="40"/>
+                <w:highlight w:val="yellow"/>
+              </w:rPr>
+              <w:t>A</w:t>
+            </w:r>
+            <w:r>
+              <w:rPr>
+                <w:rFonts w:ascii="BRH Malayalam Extra" w:hAnsi="BRH Malayalam Extra" w:cs="BRH Malayalam Extra"/>
+                <w:color w:val="000000"/>
+                <w:sz w:val="26"/>
+                <w:szCs w:val="40"/>
+              </w:rPr>
+              <w:t>–</w:t>
+            </w:r>
+            <w:r>
+              <w:rPr>
+                <w:rFonts w:ascii="BRH Malayalam Extra" w:hAnsi="BRH Malayalam Extra" w:cs="BRH Malayalam Extra"/>
+                <w:color w:val="000000"/>
+                <w:sz w:val="32"/>
+                <w:szCs w:val="40"/>
+              </w:rPr>
+              <w:t>¥sô A</w:t>
+            </w:r>
+            <w:r>
+              <w:rPr>
+                <w:rFonts w:ascii="BRH Malayalam Extra" w:hAnsi="BRH Malayalam Extra" w:cs="BRH Malayalam Extra"/>
+                <w:color w:val="000000"/>
+                <w:sz w:val="26"/>
+                <w:szCs w:val="40"/>
+              </w:rPr>
+              <w:t>–</w:t>
+            </w:r>
+            <w:r>
+              <w:rPr>
+                <w:rFonts w:ascii="BRH Malayalam Extra" w:hAnsi="BRH Malayalam Extra" w:cs="BRH Malayalam Extra"/>
+                <w:color w:val="000000"/>
+                <w:sz w:val="32"/>
+                <w:szCs w:val="40"/>
+              </w:rPr>
+              <w:t>¥sô pyqûx— Z</w:t>
+            </w:r>
+            <w:r>
+              <w:rPr>
+                <w:rFonts w:ascii="BRH Malayalam Extra" w:hAnsi="BRH Malayalam Extra" w:cs="BRH Malayalam Extra"/>
+                <w:color w:val="000000"/>
+                <w:sz w:val="26"/>
+                <w:szCs w:val="40"/>
+              </w:rPr>
+              <w:t>–</w:t>
+            </w:r>
+            <w:r>
+              <w:rPr>
+                <w:rFonts w:ascii="BRH Malayalam Extra" w:hAnsi="BRH Malayalam Extra" w:cs="BRH Malayalam Extra"/>
+                <w:color w:val="000000"/>
+                <w:sz w:val="32"/>
+                <w:szCs w:val="40"/>
+              </w:rPr>
+              <w:t>d¢r¡— Z</w:t>
+            </w:r>
+            <w:r>
+              <w:rPr>
+                <w:rFonts w:ascii="BRH Malayalam Extra" w:hAnsi="BRH Malayalam Extra" w:cs="BRH Malayalam Extra"/>
+                <w:color w:val="000000"/>
+                <w:sz w:val="26"/>
+                <w:szCs w:val="40"/>
+              </w:rPr>
+              <w:t>–</w:t>
+            </w:r>
+            <w:r>
+              <w:rPr>
+                <w:rFonts w:ascii="BRH Malayalam Extra" w:hAnsi="BRH Malayalam Extra" w:cs="BRH Malayalam Extra"/>
+                <w:color w:val="000000"/>
+                <w:sz w:val="32"/>
+                <w:szCs w:val="40"/>
+              </w:rPr>
+              <w:t>d¢r¡</w:t>
+            </w:r>
+            <w:r>
+              <w:rPr>
+                <w:rFonts w:ascii="BRH Malayalam Extra" w:hAnsi="BRH Malayalam Extra" w:cs="BRH Malayalam Extra"/>
+                <w:color w:val="000000"/>
+                <w:sz w:val="26"/>
+                <w:szCs w:val="40"/>
+              </w:rPr>
+              <w:t>–</w:t>
+            </w:r>
+            <w:r>
+              <w:rPr>
+                <w:rFonts w:ascii="BRH Malayalam Extra" w:hAnsi="BRH Malayalam Extra" w:cs="BRH Malayalam Extra"/>
+                <w:color w:val="000000"/>
+                <w:sz w:val="32"/>
+                <w:szCs w:val="40"/>
+              </w:rPr>
+              <w:t xml:space="preserve"> py</w:t>
+            </w:r>
+            <w:r>
+              <w:rPr>
+                <w:rFonts w:ascii="BRH Malayalam Extra" w:hAnsi="BRH Malayalam Extra" w:cs="BRH Malayalam Extra"/>
+                <w:color w:val="000000"/>
+                <w:sz w:val="32"/>
+                <w:szCs w:val="40"/>
+                <w:highlight w:val="yellow"/>
+              </w:rPr>
+              <w:t>qûx</w:t>
+            </w:r>
+            <w:r>
+              <w:rPr>
+                <w:rFonts w:ascii="BRH Malayalam Extra" w:hAnsi="BRH Malayalam Extra" w:cs="BRH Malayalam Extra"/>
+                <w:color w:val="000000"/>
+                <w:sz w:val="32"/>
+                <w:szCs w:val="40"/>
+              </w:rPr>
+              <w:t xml:space="preserve">— </w:t>
+            </w:r>
+            <w:r>
+              <w:rPr>
+                <w:rFonts w:ascii="BRH Malayalam Extra" w:hAnsi="BRH Malayalam Extra" w:cs="BRH Malayalam Extra"/>
+                <w:color w:val="000000"/>
+                <w:sz w:val="32"/>
+                <w:szCs w:val="40"/>
+                <w:highlight w:val="yellow"/>
+              </w:rPr>
+              <w:t>A</w:t>
+            </w:r>
+            <w:r>
+              <w:rPr>
+                <w:rFonts w:ascii="BRH Malayalam Extra" w:hAnsi="BRH Malayalam Extra" w:cs="BRH Malayalam Extra"/>
+                <w:color w:val="000000"/>
+                <w:sz w:val="26"/>
+                <w:szCs w:val="40"/>
+                <w:highlight w:val="yellow"/>
+              </w:rPr>
+              <w:t>–</w:t>
+            </w:r>
+            <w:r>
+              <w:rPr>
+                <w:rFonts w:ascii="BRH Malayalam Extra" w:hAnsi="BRH Malayalam Extra" w:cs="BRH Malayalam Extra"/>
+                <w:color w:val="000000"/>
+                <w:sz w:val="32"/>
+                <w:szCs w:val="40"/>
+              </w:rPr>
+              <w:t>¥sô A</w:t>
+            </w:r>
+            <w:r>
+              <w:rPr>
+                <w:rFonts w:ascii="BRH Malayalam Extra" w:hAnsi="BRH Malayalam Extra" w:cs="BRH Malayalam Extra"/>
+                <w:color w:val="000000"/>
+                <w:sz w:val="26"/>
+                <w:szCs w:val="40"/>
+              </w:rPr>
+              <w:t>–</w:t>
+            </w:r>
+            <w:r>
+              <w:rPr>
+                <w:rFonts w:ascii="BRH Malayalam Extra" w:hAnsi="BRH Malayalam Extra" w:cs="BRH Malayalam Extra"/>
+                <w:color w:val="000000"/>
+                <w:sz w:val="32"/>
+                <w:szCs w:val="40"/>
+              </w:rPr>
+              <w:t>¥sô pyqûx— Z</w:t>
+            </w:r>
+            <w:r>
+              <w:rPr>
+                <w:rFonts w:ascii="BRH Malayalam Extra" w:hAnsi="BRH Malayalam Extra" w:cs="BRH Malayalam Extra"/>
+                <w:color w:val="000000"/>
+                <w:sz w:val="26"/>
+                <w:szCs w:val="40"/>
+              </w:rPr>
+              <w:t>–</w:t>
+            </w:r>
+            <w:r>
+              <w:rPr>
+                <w:rFonts w:ascii="BRH Malayalam Extra" w:hAnsi="BRH Malayalam Extra" w:cs="BRH Malayalam Extra"/>
+                <w:color w:val="000000"/>
+                <w:sz w:val="32"/>
+                <w:szCs w:val="40"/>
+              </w:rPr>
+              <w:t xml:space="preserve">d¢r¡— | </w:t>
+            </w:r>
+          </w:p>
+        </w:tc>
+        <w:tc>
+          <w:tcPr>
+            <w:tcW w:w="7442" w:type="dxa"/>
+          </w:tcPr>
+          <w:p>
+            <w:pPr>
+              <w:widowControl w:val="0"/>
+              <w:autoSpaceDE w:val="0"/>
+              <w:autoSpaceDN w:val="0"/>
+              <w:adjustRightInd w:val="0"/>
+              <w:spacing w:line="240" w:lineRule="auto"/>
+              <w:rPr>
+                <w:rFonts w:ascii="BRH Malayalam Extra" w:hAnsi="BRH Malayalam Extra" w:cs="BRH Malayalam Extra"/>
+                <w:color w:val="000000"/>
+                <w:sz w:val="32"/>
+                <w:szCs w:val="40"/>
+              </w:rPr>
+            </w:pPr>
+            <w:r>
+              <w:rPr>
+                <w:rFonts w:cs="BRH Malayalam Extra"/>
+                <w:color w:val="000000"/>
+                <w:szCs w:val="40"/>
+              </w:rPr>
+              <w:t>31</w:t>
+            </w:r>
+            <w:r>
+              <w:rPr>
+                <w:rFonts w:ascii="BRH Malayalam Extra" w:hAnsi="BRH Malayalam Extra" w:cs="BRH Malayalam Extra"/>
+                <w:color w:val="000000"/>
+                <w:sz w:val="32"/>
+                <w:szCs w:val="40"/>
+              </w:rPr>
+              <w:t>)</w:t>
+            </w:r>
+            <w:r>
+              <w:rPr>
+                <w:rFonts w:ascii="BRH Malayalam Extra" w:hAnsi="BRH Malayalam Extra" w:cs="BRH Malayalam Extra"/>
+                <w:color w:val="000000"/>
+                <w:sz w:val="32"/>
+                <w:szCs w:val="40"/>
+              </w:rPr>
+              <w:tab/>
+            </w:r>
+            <w:r>
+              <w:rPr>
+                <w:rFonts w:cs="BRH Malayalam Extra"/>
+                <w:color w:val="000000"/>
+                <w:szCs w:val="40"/>
+              </w:rPr>
+              <w:t>1</w:t>
+            </w:r>
+            <w:r>
+              <w:rPr>
+                <w:rFonts w:ascii="BRH Malayalam Extra" w:hAnsi="BRH Malayalam Extra" w:cs="BRH Malayalam Extra"/>
+                <w:color w:val="000000"/>
+                <w:sz w:val="32"/>
+                <w:szCs w:val="40"/>
+              </w:rPr>
+              <w:t>.</w:t>
+            </w:r>
+            <w:r>
+              <w:rPr>
+                <w:rFonts w:cs="BRH Malayalam Extra"/>
+                <w:color w:val="000000"/>
+                <w:szCs w:val="40"/>
+              </w:rPr>
+              <w:t>8</w:t>
+            </w:r>
+            <w:r>
+              <w:rPr>
+                <w:rFonts w:ascii="BRH Malayalam Extra" w:hAnsi="BRH Malayalam Extra" w:cs="BRH Malayalam Extra"/>
+                <w:color w:val="000000"/>
+                <w:sz w:val="32"/>
+                <w:szCs w:val="40"/>
+              </w:rPr>
+              <w:t>.</w:t>
+            </w:r>
+            <w:r>
+              <w:rPr>
+                <w:rFonts w:cs="BRH Malayalam Extra"/>
+                <w:color w:val="000000"/>
+                <w:szCs w:val="40"/>
+              </w:rPr>
+              <w:t>22</w:t>
+            </w:r>
+            <w:r>
+              <w:rPr>
+                <w:rFonts w:ascii="BRH Malayalam Extra" w:hAnsi="BRH Malayalam Extra" w:cs="BRH Malayalam Extra"/>
+                <w:color w:val="000000"/>
+                <w:sz w:val="32"/>
+                <w:szCs w:val="40"/>
+              </w:rPr>
+              <w:t>.</w:t>
+            </w:r>
+            <w:r>
+              <w:rPr>
+                <w:rFonts w:cs="BRH Malayalam Extra"/>
+                <w:color w:val="000000"/>
+                <w:szCs w:val="40"/>
+              </w:rPr>
+              <w:t>5</w:t>
+            </w:r>
+            <w:r>
+              <w:rPr>
+                <w:rFonts w:ascii="BRH Malayalam Extra" w:hAnsi="BRH Malayalam Extra" w:cs="BRH Malayalam Extra"/>
+                <w:color w:val="000000"/>
+                <w:sz w:val="32"/>
+                <w:szCs w:val="40"/>
+              </w:rPr>
+              <w:t>(</w:t>
+            </w:r>
+            <w:r>
+              <w:rPr>
+                <w:rFonts w:cs="BRH Malayalam Extra"/>
+                <w:color w:val="000000"/>
+                <w:szCs w:val="40"/>
+              </w:rPr>
+              <w:t>28</w:t>
+            </w:r>
+            <w:r>
+              <w:rPr>
+                <w:rFonts w:ascii="BRH Malayalam Extra" w:hAnsi="BRH Malayalam Extra" w:cs="BRH Malayalam Extra"/>
+                <w:color w:val="000000"/>
+                <w:sz w:val="32"/>
+                <w:szCs w:val="40"/>
+              </w:rPr>
+              <w:t>)-  G</w:t>
+            </w:r>
+            <w:r>
+              <w:rPr>
+                <w:rFonts w:ascii="BRH Malayalam Extra" w:hAnsi="BRH Malayalam Extra" w:cs="BRH Malayalam Extra"/>
+                <w:color w:val="000000"/>
+                <w:sz w:val="26"/>
+                <w:szCs w:val="40"/>
+              </w:rPr>
+              <w:t>–</w:t>
+            </w:r>
+            <w:r>
+              <w:rPr>
+                <w:rFonts w:ascii="BRH Malayalam Extra" w:hAnsi="BRH Malayalam Extra" w:cs="BRH Malayalam Extra"/>
+                <w:color w:val="000000"/>
+                <w:sz w:val="32"/>
+                <w:szCs w:val="40"/>
+              </w:rPr>
+              <w:t>Zxdy— | A</w:t>
+            </w:r>
+            <w:r>
+              <w:rPr>
+                <w:rFonts w:ascii="BRH Malayalam Extra" w:hAnsi="BRH Malayalam Extra" w:cs="BRH Malayalam Extra"/>
+                <w:color w:val="000000"/>
+                <w:sz w:val="26"/>
+                <w:szCs w:val="40"/>
+              </w:rPr>
+              <w:t>–</w:t>
+            </w:r>
+            <w:r>
+              <w:rPr>
+                <w:rFonts w:ascii="BRH Malayalam Extra" w:hAnsi="BRH Malayalam Extra" w:cs="BRH Malayalam Extra"/>
+                <w:color w:val="000000"/>
+                <w:sz w:val="32"/>
+                <w:szCs w:val="40"/>
+              </w:rPr>
+              <w:t>¥sô | pyqûx˜ |</w:t>
+            </w:r>
+          </w:p>
+          <w:p>
+            <w:pPr>
+              <w:widowControl w:val="0"/>
+              <w:autoSpaceDE w:val="0"/>
+              <w:autoSpaceDN w:val="0"/>
+              <w:adjustRightInd w:val="0"/>
+              <w:spacing w:line="240" w:lineRule="auto"/>
+              <w:rPr>
+                <w:rFonts w:ascii="BRH Malayalam Extra" w:hAnsi="BRH Malayalam Extra" w:cs="BRH Malayalam Extra"/>
+                <w:color w:val="000000"/>
+                <w:sz w:val="32"/>
+                <w:szCs w:val="40"/>
+              </w:rPr>
+            </w:pPr>
+            <w:r>
+              <w:rPr>
+                <w:rFonts w:ascii="BRH Malayalam Extra" w:hAnsi="BRH Malayalam Extra" w:cs="BRH Malayalam Extra"/>
+                <w:color w:val="000000"/>
+                <w:sz w:val="32"/>
+                <w:szCs w:val="40"/>
+              </w:rPr>
+              <w:t>G</w:t>
+            </w:r>
+            <w:r>
+              <w:rPr>
+                <w:rFonts w:ascii="BRH Malayalam Extra" w:hAnsi="BRH Malayalam Extra" w:cs="BRH Malayalam Extra"/>
+                <w:color w:val="000000"/>
+                <w:sz w:val="26"/>
+                <w:szCs w:val="40"/>
+              </w:rPr>
+              <w:t>–</w:t>
+            </w:r>
+            <w:r>
+              <w:rPr>
+                <w:rFonts w:ascii="BRH Malayalam Extra" w:hAnsi="BRH Malayalam Extra" w:cs="BRH Malayalam Extra"/>
+                <w:color w:val="000000"/>
+                <w:sz w:val="32"/>
+                <w:szCs w:val="40"/>
+              </w:rPr>
+              <w:t>Zx dõ</w:t>
+            </w:r>
+            <w:r>
+              <w:rPr>
+                <w:rFonts w:ascii="BRH Malayalam Extra" w:hAnsi="BRH Malayalam Extra" w:cs="BRH Malayalam Extra"/>
+                <w:color w:val="000000"/>
+                <w:sz w:val="26"/>
+                <w:szCs w:val="40"/>
+              </w:rPr>
+              <w:t>–</w:t>
+            </w:r>
+            <w:r>
+              <w:rPr>
+                <w:rFonts w:ascii="BRH Malayalam Extra" w:hAnsi="BRH Malayalam Extra" w:cs="BRH Malayalam Extra"/>
+                <w:color w:val="000000"/>
+                <w:sz w:val="32"/>
+                <w:szCs w:val="40"/>
+              </w:rPr>
+              <w:t>¥sô A</w:t>
+            </w:r>
+            <w:r>
+              <w:rPr>
+                <w:rFonts w:ascii="BRH Malayalam Extra" w:hAnsi="BRH Malayalam Extra" w:cs="BRH Malayalam Extra"/>
+                <w:color w:val="000000"/>
+                <w:sz w:val="26"/>
+                <w:szCs w:val="40"/>
+              </w:rPr>
+              <w:t>–</w:t>
+            </w:r>
+            <w:r>
+              <w:rPr>
+                <w:rFonts w:ascii="BRH Malayalam Extra" w:hAnsi="BRH Malayalam Extra" w:cs="BRH Malayalam Extra"/>
+                <w:color w:val="000000"/>
+                <w:sz w:val="32"/>
+                <w:szCs w:val="40"/>
+              </w:rPr>
+              <w:t>¥sô G</w:t>
+            </w:r>
+            <w:r>
+              <w:rPr>
+                <w:rFonts w:ascii="BRH Malayalam Extra" w:hAnsi="BRH Malayalam Extra" w:cs="BRH Malayalam Extra"/>
+                <w:color w:val="000000"/>
+                <w:sz w:val="26"/>
+                <w:szCs w:val="40"/>
+              </w:rPr>
+              <w:t>–</w:t>
+            </w:r>
+            <w:r>
+              <w:rPr>
+                <w:rFonts w:ascii="BRH Malayalam Extra" w:hAnsi="BRH Malayalam Extra" w:cs="BRH Malayalam Extra"/>
+                <w:color w:val="000000"/>
+                <w:sz w:val="32"/>
+                <w:szCs w:val="40"/>
+              </w:rPr>
+              <w:t>Zx ¥dõ</w:t>
+            </w:r>
+            <w:r>
+              <w:rPr>
+                <w:rFonts w:ascii="BRH Malayalam Extra" w:hAnsi="BRH Malayalam Extra" w:cs="BRH Malayalam Extra"/>
+                <w:color w:val="000000"/>
+                <w:sz w:val="26"/>
+                <w:szCs w:val="40"/>
+              </w:rPr>
+              <w:t>–</w:t>
+            </w:r>
+            <w:r>
+              <w:rPr>
+                <w:rFonts w:ascii="BRH Malayalam Extra" w:hAnsi="BRH Malayalam Extra" w:cs="BRH Malayalam Extra"/>
+                <w:color w:val="000000"/>
+                <w:sz w:val="32"/>
+                <w:szCs w:val="40"/>
+              </w:rPr>
+              <w:t>Zx dõ</w:t>
+            </w:r>
+            <w:r>
+              <w:rPr>
+                <w:rFonts w:ascii="BRH Malayalam Extra" w:hAnsi="BRH Malayalam Extra" w:cs="BRH Malayalam Extra"/>
+                <w:color w:val="000000"/>
+                <w:sz w:val="26"/>
+                <w:szCs w:val="40"/>
+              </w:rPr>
+              <w:t>–</w:t>
+            </w:r>
+            <w:r>
+              <w:rPr>
+                <w:rFonts w:ascii="BRH Malayalam Extra" w:hAnsi="BRH Malayalam Extra" w:cs="BRH Malayalam Extra"/>
+                <w:color w:val="000000"/>
+                <w:sz w:val="32"/>
+                <w:szCs w:val="40"/>
+              </w:rPr>
+              <w:t>¥sô pyqûx</w:t>
+            </w:r>
+            <w:r>
+              <w:rPr>
+                <w:rFonts w:ascii="BRH Malayalam Extra" w:hAnsi="BRH Malayalam Extra" w:cs="BRH Malayalam Extra"/>
+                <w:color w:val="000000"/>
+                <w:sz w:val="26"/>
+                <w:szCs w:val="40"/>
+              </w:rPr>
+              <w:t>–</w:t>
+            </w:r>
+            <w:r>
+              <w:rPr>
+                <w:rFonts w:ascii="BRH Malayalam Extra" w:hAnsi="BRH Malayalam Extra" w:cs="BRH Malayalam Extra"/>
+                <w:color w:val="000000"/>
+                <w:sz w:val="32"/>
+                <w:szCs w:val="40"/>
+              </w:rPr>
+              <w:t xml:space="preserve"> py</w:t>
+            </w:r>
+            <w:r>
+              <w:rPr>
+                <w:rFonts w:ascii="BRH Malayalam Extra" w:hAnsi="BRH Malayalam Extra" w:cs="BRH Malayalam Extra"/>
+                <w:color w:val="000000"/>
+                <w:sz w:val="32"/>
+                <w:szCs w:val="40"/>
+                <w:highlight w:val="green"/>
+              </w:rPr>
+              <w:t>qûx</w:t>
+            </w:r>
+            <w:r>
+              <w:rPr>
+                <w:rFonts w:ascii="BRH Malayalam Extra" w:hAnsi="BRH Malayalam Extra" w:cs="BRH Malayalam Extra"/>
+                <w:color w:val="000000"/>
+                <w:sz w:val="26"/>
+                <w:szCs w:val="40"/>
+              </w:rPr>
+              <w:t>–</w:t>
+            </w:r>
+            <w:r>
+              <w:rPr>
+                <w:rFonts w:ascii="BRH Malayalam Extra" w:hAnsi="BRH Malayalam Extra" w:cs="BRH Malayalam Extra"/>
+                <w:color w:val="000000"/>
+                <w:sz w:val="36"/>
+                <w:szCs w:val="36"/>
+                <w:highlight w:val="green"/>
+              </w:rPr>
+              <w:t>„</w:t>
+            </w:r>
+            <w:r>
+              <w:rPr>
+                <w:rFonts w:ascii="BRH Malayalam Extra" w:hAnsi="BRH Malayalam Extra" w:cs="BRH Malayalam Extra"/>
+                <w:color w:val="000000"/>
+                <w:sz w:val="32"/>
+                <w:szCs w:val="40"/>
+              </w:rPr>
+              <w:t>¥sô G</w:t>
+            </w:r>
+            <w:r>
+              <w:rPr>
+                <w:rFonts w:ascii="BRH Malayalam Extra" w:hAnsi="BRH Malayalam Extra" w:cs="BRH Malayalam Extra"/>
+                <w:color w:val="000000"/>
+                <w:sz w:val="26"/>
+                <w:szCs w:val="40"/>
+              </w:rPr>
+              <w:t>–</w:t>
+            </w:r>
+            <w:r>
+              <w:rPr>
+                <w:rFonts w:ascii="BRH Malayalam Extra" w:hAnsi="BRH Malayalam Extra" w:cs="BRH Malayalam Extra"/>
+                <w:color w:val="000000"/>
+                <w:sz w:val="32"/>
+                <w:szCs w:val="40"/>
+              </w:rPr>
+              <w:t>Zx ¥dõ</w:t>
+            </w:r>
+            <w:r>
+              <w:rPr>
+                <w:rFonts w:ascii="BRH Malayalam Extra" w:hAnsi="BRH Malayalam Extra" w:cs="BRH Malayalam Extra"/>
+                <w:color w:val="000000"/>
+                <w:sz w:val="26"/>
+                <w:szCs w:val="40"/>
+              </w:rPr>
+              <w:t>–</w:t>
+            </w:r>
+            <w:r>
+              <w:rPr>
+                <w:rFonts w:ascii="BRH Malayalam Extra" w:hAnsi="BRH Malayalam Extra" w:cs="BRH Malayalam Extra"/>
+                <w:color w:val="000000"/>
+                <w:sz w:val="32"/>
+                <w:szCs w:val="40"/>
+              </w:rPr>
+              <w:t>Zx dõ</w:t>
+            </w:r>
+            <w:r>
+              <w:rPr>
+                <w:rFonts w:ascii="BRH Malayalam Extra" w:hAnsi="BRH Malayalam Extra" w:cs="BRH Malayalam Extra"/>
+                <w:color w:val="000000"/>
+                <w:sz w:val="26"/>
+                <w:szCs w:val="40"/>
+              </w:rPr>
+              <w:t>–</w:t>
+            </w:r>
+            <w:r>
+              <w:rPr>
+                <w:rFonts w:ascii="BRH Malayalam Extra" w:hAnsi="BRH Malayalam Extra" w:cs="BRH Malayalam Extra"/>
+                <w:color w:val="000000"/>
+                <w:sz w:val="32"/>
+                <w:szCs w:val="40"/>
+              </w:rPr>
+              <w:t xml:space="preserve">¥sô pyqûx˜ | </w:t>
+            </w:r>
+          </w:p>
+          <w:p>
+            <w:pPr>
+              <w:widowControl w:val="0"/>
+              <w:autoSpaceDE w:val="0"/>
+              <w:autoSpaceDN w:val="0"/>
+              <w:adjustRightInd w:val="0"/>
+              <w:spacing w:line="240" w:lineRule="auto"/>
+              <w:rPr>
+                <w:rFonts w:ascii="BRH Malayalam Extra" w:hAnsi="BRH Malayalam Extra" w:cs="BRH Malayalam Extra"/>
+                <w:color w:val="000000"/>
+                <w:sz w:val="32"/>
+                <w:szCs w:val="40"/>
+              </w:rPr>
+            </w:pPr>
+            <w:r>
+              <w:rPr>
+                <w:rFonts w:cs="BRH Malayalam Extra"/>
+                <w:color w:val="000000"/>
+                <w:szCs w:val="40"/>
+              </w:rPr>
+              <w:t>32</w:t>
+            </w:r>
+            <w:r>
+              <w:rPr>
+                <w:rFonts w:ascii="BRH Malayalam Extra" w:hAnsi="BRH Malayalam Extra" w:cs="BRH Malayalam Extra"/>
+                <w:color w:val="000000"/>
+                <w:sz w:val="32"/>
+                <w:szCs w:val="40"/>
+              </w:rPr>
+              <w:t>)</w:t>
+            </w:r>
+            <w:r>
+              <w:rPr>
+                <w:rFonts w:ascii="BRH Malayalam Extra" w:hAnsi="BRH Malayalam Extra" w:cs="BRH Malayalam Extra"/>
+                <w:color w:val="000000"/>
+                <w:sz w:val="32"/>
+                <w:szCs w:val="40"/>
+              </w:rPr>
+              <w:tab/>
+            </w:r>
+            <w:r>
+              <w:rPr>
+                <w:rFonts w:cs="BRH Malayalam Extra"/>
+                <w:color w:val="000000"/>
+                <w:szCs w:val="40"/>
+              </w:rPr>
+              <w:t>1</w:t>
+            </w:r>
+            <w:r>
+              <w:rPr>
+                <w:rFonts w:ascii="BRH Malayalam Extra" w:hAnsi="BRH Malayalam Extra" w:cs="BRH Malayalam Extra"/>
+                <w:color w:val="000000"/>
+                <w:sz w:val="32"/>
+                <w:szCs w:val="40"/>
+              </w:rPr>
+              <w:t>.</w:t>
+            </w:r>
+            <w:r>
+              <w:rPr>
+                <w:rFonts w:cs="BRH Malayalam Extra"/>
+                <w:color w:val="000000"/>
+                <w:szCs w:val="40"/>
+              </w:rPr>
+              <w:t>8</w:t>
+            </w:r>
+            <w:r>
+              <w:rPr>
+                <w:rFonts w:ascii="BRH Malayalam Extra" w:hAnsi="BRH Malayalam Extra" w:cs="BRH Malayalam Extra"/>
+                <w:color w:val="000000"/>
+                <w:sz w:val="32"/>
+                <w:szCs w:val="40"/>
+              </w:rPr>
+              <w:t>.</w:t>
+            </w:r>
+            <w:r>
+              <w:rPr>
+                <w:rFonts w:cs="BRH Malayalam Extra"/>
+                <w:color w:val="000000"/>
+                <w:szCs w:val="40"/>
+              </w:rPr>
+              <w:t>22</w:t>
+            </w:r>
+            <w:r>
+              <w:rPr>
+                <w:rFonts w:ascii="BRH Malayalam Extra" w:hAnsi="BRH Malayalam Extra" w:cs="BRH Malayalam Extra"/>
+                <w:color w:val="000000"/>
+                <w:sz w:val="32"/>
+                <w:szCs w:val="40"/>
+              </w:rPr>
+              <w:t>.</w:t>
+            </w:r>
+            <w:r>
+              <w:rPr>
+                <w:rFonts w:cs="BRH Malayalam Extra"/>
+                <w:color w:val="000000"/>
+                <w:szCs w:val="40"/>
+              </w:rPr>
+              <w:t>5</w:t>
+            </w:r>
+            <w:r>
+              <w:rPr>
+                <w:rFonts w:ascii="BRH Malayalam Extra" w:hAnsi="BRH Malayalam Extra" w:cs="BRH Malayalam Extra"/>
+                <w:color w:val="000000"/>
+                <w:sz w:val="32"/>
+                <w:szCs w:val="40"/>
+              </w:rPr>
+              <w:t>(</w:t>
+            </w:r>
+            <w:r>
+              <w:rPr>
+                <w:rFonts w:cs="BRH Malayalam Extra"/>
+                <w:color w:val="000000"/>
+                <w:szCs w:val="40"/>
+              </w:rPr>
+              <w:t>29</w:t>
+            </w:r>
+            <w:r>
+              <w:rPr>
+                <w:rFonts w:ascii="BRH Malayalam Extra" w:hAnsi="BRH Malayalam Extra" w:cs="BRH Malayalam Extra"/>
+                <w:color w:val="000000"/>
+                <w:sz w:val="32"/>
+                <w:szCs w:val="40"/>
+              </w:rPr>
+              <w:t>)-  A</w:t>
+            </w:r>
+            <w:r>
+              <w:rPr>
+                <w:rFonts w:ascii="BRH Malayalam Extra" w:hAnsi="BRH Malayalam Extra" w:cs="BRH Malayalam Extra"/>
+                <w:color w:val="000000"/>
+                <w:sz w:val="26"/>
+                <w:szCs w:val="40"/>
+              </w:rPr>
+              <w:t>–</w:t>
+            </w:r>
+            <w:r>
+              <w:rPr>
+                <w:rFonts w:ascii="BRH Malayalam Extra" w:hAnsi="BRH Malayalam Extra" w:cs="BRH Malayalam Extra"/>
+                <w:color w:val="000000"/>
+                <w:sz w:val="32"/>
+                <w:szCs w:val="40"/>
+              </w:rPr>
+              <w:t>¥sô | pyqûx˜ | Z</w:t>
+            </w:r>
+            <w:r>
+              <w:rPr>
+                <w:rFonts w:ascii="BRH Malayalam Extra" w:hAnsi="BRH Malayalam Extra" w:cs="BRH Malayalam Extra"/>
+                <w:color w:val="000000"/>
+                <w:sz w:val="26"/>
+                <w:szCs w:val="40"/>
+              </w:rPr>
+              <w:t>–</w:t>
+            </w:r>
+            <w:r>
+              <w:rPr>
+                <w:rFonts w:ascii="BRH Malayalam Extra" w:hAnsi="BRH Malayalam Extra" w:cs="BRH Malayalam Extra"/>
+                <w:color w:val="000000"/>
+                <w:sz w:val="32"/>
+                <w:szCs w:val="40"/>
+              </w:rPr>
+              <w:t>d¢r¡— |</w:t>
+            </w:r>
+          </w:p>
+          <w:p>
+            <w:pPr>
+              <w:widowControl w:val="0"/>
+              <w:autoSpaceDE w:val="0"/>
+              <w:autoSpaceDN w:val="0"/>
+              <w:adjustRightInd w:val="0"/>
+              <w:spacing w:line="240" w:lineRule="auto"/>
+              <w:rPr>
+                <w:rFonts w:ascii="BRH Malayalam Extra" w:hAnsi="BRH Malayalam Extra" w:cs="BRH Malayalam Extra"/>
+                <w:color w:val="000000"/>
+                <w:sz w:val="32"/>
+                <w:szCs w:val="40"/>
+              </w:rPr>
+            </w:pPr>
+            <w:r>
+              <w:rPr>
+                <w:rFonts w:ascii="BRH Malayalam Extra" w:hAnsi="BRH Malayalam Extra" w:cs="BRH Malayalam Extra"/>
+                <w:color w:val="000000"/>
+                <w:sz w:val="32"/>
+                <w:szCs w:val="40"/>
+              </w:rPr>
+              <w:t>A</w:t>
+            </w:r>
+            <w:r>
+              <w:rPr>
+                <w:rFonts w:ascii="BRH Malayalam Extra" w:hAnsi="BRH Malayalam Extra" w:cs="BRH Malayalam Extra"/>
+                <w:color w:val="000000"/>
+                <w:sz w:val="26"/>
+                <w:szCs w:val="40"/>
+              </w:rPr>
+              <w:t>–</w:t>
+            </w:r>
+            <w:r>
+              <w:rPr>
+                <w:rFonts w:ascii="BRH Malayalam Extra" w:hAnsi="BRH Malayalam Extra" w:cs="BRH Malayalam Extra"/>
+                <w:color w:val="000000"/>
+                <w:sz w:val="32"/>
+                <w:szCs w:val="40"/>
+              </w:rPr>
+              <w:t>¥sô pyqûx</w:t>
+            </w:r>
+            <w:r>
+              <w:rPr>
+                <w:rFonts w:ascii="BRH Malayalam Extra" w:hAnsi="BRH Malayalam Extra" w:cs="BRH Malayalam Extra"/>
+                <w:color w:val="000000"/>
+                <w:sz w:val="26"/>
+                <w:szCs w:val="40"/>
+              </w:rPr>
+              <w:t>–</w:t>
+            </w:r>
+            <w:r>
+              <w:rPr>
+                <w:rFonts w:ascii="BRH Malayalam Extra" w:hAnsi="BRH Malayalam Extra" w:cs="BRH Malayalam Extra"/>
+                <w:color w:val="000000"/>
+                <w:sz w:val="32"/>
+                <w:szCs w:val="40"/>
+              </w:rPr>
+              <w:t xml:space="preserve"> py</w:t>
+            </w:r>
+            <w:r>
+              <w:rPr>
+                <w:rFonts w:ascii="BRH Malayalam Extra" w:hAnsi="BRH Malayalam Extra" w:cs="BRH Malayalam Extra"/>
+                <w:color w:val="000000"/>
+                <w:sz w:val="32"/>
+                <w:szCs w:val="40"/>
+                <w:highlight w:val="green"/>
+              </w:rPr>
+              <w:t>qûx</w:t>
+            </w:r>
+            <w:r>
+              <w:rPr>
+                <w:rFonts w:ascii="BRH Malayalam Extra" w:hAnsi="BRH Malayalam Extra" w:cs="BRH Malayalam Extra"/>
+                <w:color w:val="000000"/>
+                <w:sz w:val="26"/>
+                <w:szCs w:val="40"/>
+                <w:highlight w:val="green"/>
+              </w:rPr>
+              <w:t>–</w:t>
+            </w:r>
+            <w:r>
+              <w:rPr>
+                <w:rFonts w:ascii="BRH Malayalam Extra" w:hAnsi="BRH Malayalam Extra" w:cs="BRH Malayalam Extra"/>
+                <w:color w:val="000000"/>
+                <w:sz w:val="36"/>
+                <w:szCs w:val="36"/>
+                <w:highlight w:val="green"/>
+              </w:rPr>
+              <w:t>„</w:t>
+            </w:r>
+            <w:r>
+              <w:rPr>
+                <w:rFonts w:ascii="BRH Malayalam Extra" w:hAnsi="BRH Malayalam Extra" w:cs="BRH Malayalam Extra"/>
+                <w:color w:val="000000"/>
+                <w:sz w:val="32"/>
+                <w:szCs w:val="40"/>
+              </w:rPr>
+              <w:t>¥sô A</w:t>
+            </w:r>
+            <w:r>
+              <w:rPr>
+                <w:rFonts w:ascii="BRH Malayalam Extra" w:hAnsi="BRH Malayalam Extra" w:cs="BRH Malayalam Extra"/>
+                <w:color w:val="000000"/>
+                <w:sz w:val="26"/>
+                <w:szCs w:val="40"/>
+              </w:rPr>
+              <w:t>–</w:t>
+            </w:r>
+            <w:r>
+              <w:rPr>
+                <w:rFonts w:ascii="BRH Malayalam Extra" w:hAnsi="BRH Malayalam Extra" w:cs="BRH Malayalam Extra"/>
+                <w:color w:val="000000"/>
+                <w:sz w:val="32"/>
+                <w:szCs w:val="40"/>
+              </w:rPr>
+              <w:t>¥sô pyqûx— Z</w:t>
+            </w:r>
+            <w:r>
+              <w:rPr>
+                <w:rFonts w:ascii="BRH Malayalam Extra" w:hAnsi="BRH Malayalam Extra" w:cs="BRH Malayalam Extra"/>
+                <w:color w:val="000000"/>
+                <w:sz w:val="26"/>
+                <w:szCs w:val="40"/>
+              </w:rPr>
+              <w:t>–</w:t>
+            </w:r>
+            <w:r>
+              <w:rPr>
+                <w:rFonts w:ascii="BRH Malayalam Extra" w:hAnsi="BRH Malayalam Extra" w:cs="BRH Malayalam Extra"/>
+                <w:color w:val="000000"/>
+                <w:sz w:val="32"/>
+                <w:szCs w:val="40"/>
+              </w:rPr>
+              <w:t xml:space="preserve">d¢r¡— </w:t>
+            </w:r>
+          </w:p>
+          <w:p>
+            <w:pPr>
+              <w:widowControl w:val="0"/>
+              <w:autoSpaceDE w:val="0"/>
+              <w:autoSpaceDN w:val="0"/>
+              <w:adjustRightInd w:val="0"/>
+              <w:spacing w:line="240" w:lineRule="auto"/>
+              <w:rPr>
+                <w:rFonts w:cs="BRH Malayalam Extra"/>
+                <w:color w:val="000000"/>
+                <w:szCs w:val="40"/>
+              </w:rPr>
+            </w:pPr>
+            <w:r>
+              <w:rPr>
+                <w:rFonts w:ascii="BRH Malayalam Extra" w:hAnsi="BRH Malayalam Extra" w:cs="BRH Malayalam Extra"/>
+                <w:color w:val="000000"/>
+                <w:sz w:val="32"/>
+                <w:szCs w:val="40"/>
+              </w:rPr>
+              <w:t>Z</w:t>
+            </w:r>
+            <w:r>
+              <w:rPr>
+                <w:rFonts w:ascii="BRH Malayalam Extra" w:hAnsi="BRH Malayalam Extra" w:cs="BRH Malayalam Extra"/>
+                <w:color w:val="000000"/>
+                <w:sz w:val="26"/>
+                <w:szCs w:val="40"/>
+              </w:rPr>
+              <w:t>–</w:t>
+            </w:r>
+            <w:r>
+              <w:rPr>
+                <w:rFonts w:ascii="BRH Malayalam Extra" w:hAnsi="BRH Malayalam Extra" w:cs="BRH Malayalam Extra"/>
+                <w:color w:val="000000"/>
+                <w:sz w:val="32"/>
+                <w:szCs w:val="40"/>
+              </w:rPr>
+              <w:t>d¢r¡</w:t>
+            </w:r>
+            <w:r>
+              <w:rPr>
+                <w:rFonts w:ascii="BRH Malayalam Extra" w:hAnsi="BRH Malayalam Extra" w:cs="BRH Malayalam Extra"/>
+                <w:color w:val="000000"/>
+                <w:sz w:val="26"/>
+                <w:szCs w:val="40"/>
+              </w:rPr>
+              <w:t>–</w:t>
+            </w:r>
+            <w:r>
+              <w:rPr>
+                <w:rFonts w:ascii="BRH Malayalam Extra" w:hAnsi="BRH Malayalam Extra" w:cs="BRH Malayalam Extra"/>
+                <w:color w:val="000000"/>
+                <w:sz w:val="32"/>
+                <w:szCs w:val="40"/>
+              </w:rPr>
+              <w:t xml:space="preserve"> py</w:t>
+            </w:r>
+            <w:r>
+              <w:rPr>
+                <w:rFonts w:ascii="BRH Malayalam Extra" w:hAnsi="BRH Malayalam Extra" w:cs="BRH Malayalam Extra"/>
+                <w:color w:val="000000"/>
+                <w:sz w:val="32"/>
+                <w:szCs w:val="40"/>
+                <w:highlight w:val="green"/>
+              </w:rPr>
+              <w:t>qûx</w:t>
+            </w:r>
+            <w:r>
+              <w:rPr>
+                <w:rFonts w:ascii="BRH Malayalam Extra" w:hAnsi="BRH Malayalam Extra" w:cs="BRH Malayalam Extra"/>
+                <w:color w:val="000000"/>
+                <w:sz w:val="26"/>
+                <w:szCs w:val="40"/>
+                <w:highlight w:val="yellow"/>
+              </w:rPr>
+              <w:t>–</w:t>
+            </w:r>
+            <w:r>
+              <w:rPr>
+                <w:rFonts w:ascii="BRH Malayalam Extra" w:hAnsi="BRH Malayalam Extra" w:cs="BRH Malayalam Extra"/>
+                <w:color w:val="000000"/>
+                <w:sz w:val="36"/>
+                <w:szCs w:val="36"/>
+                <w:highlight w:val="green"/>
+              </w:rPr>
+              <w:t>„</w:t>
+            </w:r>
+            <w:r>
+              <w:rPr>
+                <w:rFonts w:ascii="BRH Malayalam Extra" w:hAnsi="BRH Malayalam Extra" w:cs="BRH Malayalam Extra"/>
+                <w:color w:val="000000"/>
+                <w:sz w:val="32"/>
+                <w:szCs w:val="40"/>
+              </w:rPr>
+              <w:t>¥sô A</w:t>
+            </w:r>
+            <w:r>
+              <w:rPr>
+                <w:rFonts w:ascii="BRH Malayalam Extra" w:hAnsi="BRH Malayalam Extra" w:cs="BRH Malayalam Extra"/>
+                <w:color w:val="000000"/>
+                <w:sz w:val="26"/>
+                <w:szCs w:val="40"/>
+              </w:rPr>
+              <w:t>–</w:t>
+            </w:r>
+            <w:r>
+              <w:rPr>
+                <w:rFonts w:ascii="BRH Malayalam Extra" w:hAnsi="BRH Malayalam Extra" w:cs="BRH Malayalam Extra"/>
+                <w:color w:val="000000"/>
+                <w:sz w:val="32"/>
+                <w:szCs w:val="40"/>
+              </w:rPr>
+              <w:t>¥sô pyqûx— Z</w:t>
+            </w:r>
+            <w:r>
+              <w:rPr>
+                <w:rFonts w:ascii="BRH Malayalam Extra" w:hAnsi="BRH Malayalam Extra" w:cs="BRH Malayalam Extra"/>
+                <w:color w:val="000000"/>
+                <w:sz w:val="26"/>
+                <w:szCs w:val="40"/>
+              </w:rPr>
+              <w:t>–</w:t>
+            </w:r>
+            <w:r>
+              <w:rPr>
+                <w:rFonts w:ascii="BRH Malayalam Extra" w:hAnsi="BRH Malayalam Extra" w:cs="BRH Malayalam Extra"/>
+                <w:color w:val="000000"/>
+                <w:sz w:val="32"/>
+                <w:szCs w:val="40"/>
+              </w:rPr>
+              <w:t xml:space="preserve">d¢r¡— | </w:t>
             </w:r>
           </w:p>
         </w:tc>
@@ -166,7 +1841,7 @@
                 <w:color w:val="000000"/>
                 <w:szCs w:val="40"/>
               </w:rPr>
-              <w:t>31</w:t>
+              <w:t>81</w:t>
             </w:r>
             <w:r>
               <w:rPr>
@@ -260,7 +1935,7 @@
                 <w:color w:val="000000"/>
                 <w:szCs w:val="40"/>
               </w:rPr>
-              <w:t>28</w:t>
+              <w:t>75</w:t>
             </w:r>
             <w:r>
               <w:rPr>
@@ -269,9 +1944,176 @@
                 <w:sz w:val="32"/>
                 <w:szCs w:val="40"/>
               </w:rPr>
+              <w:t>)-  D</w:t>
+            </w:r>
+            <w:r>
+              <w:rPr>
+                <w:rFonts w:ascii="BRH Malayalam Extra" w:hAnsi="BRH Malayalam Extra" w:cs="BRH Malayalam Extra"/>
+                <w:color w:val="000000"/>
+                <w:sz w:val="26"/>
+                <w:szCs w:val="40"/>
+              </w:rPr>
+              <w:t>–</w:t>
+            </w:r>
+            <w:r>
+              <w:rPr>
+                <w:rFonts w:ascii="BRH Malayalam Extra" w:hAnsi="BRH Malayalam Extra" w:cs="BRH Malayalam Extra"/>
+                <w:color w:val="000000"/>
+                <w:sz w:val="32"/>
+                <w:szCs w:val="40"/>
+              </w:rPr>
+              <w:t>ösyjx—s¡ ||</w:t>
+            </w:r>
+          </w:p>
+          <w:p>
+            <w:pPr>
+              <w:widowControl w:val="0"/>
+              <w:autoSpaceDE w:val="0"/>
+              <w:autoSpaceDN w:val="0"/>
+              <w:adjustRightInd w:val="0"/>
+              <w:spacing w:before="0" w:line="240" w:lineRule="auto"/>
+              <w:rPr>
+                <w:rFonts w:cs="BRH Malayalam Extra"/>
+                <w:szCs w:val="40"/>
+              </w:rPr>
+            </w:pPr>
+            <w:r>
+              <w:rPr>
+                <w:rFonts w:ascii="BRH Malayalam Extra" w:hAnsi="BRH Malayalam Extra" w:cs="BRH Malayalam Extra"/>
+                <w:color w:val="000000"/>
+                <w:sz w:val="32"/>
+                <w:szCs w:val="40"/>
+              </w:rPr>
+              <w:t>D</w:t>
+            </w:r>
+            <w:r>
+              <w:rPr>
+                <w:rFonts w:ascii="BRH Malayalam Extra" w:hAnsi="BRH Malayalam Extra" w:cs="BRH Malayalam Extra"/>
+                <w:color w:val="000000"/>
+                <w:sz w:val="26"/>
+                <w:szCs w:val="40"/>
+              </w:rPr>
+              <w:t>–</w:t>
+            </w:r>
+            <w:r>
+              <w:rPr>
+                <w:rFonts w:ascii="BRH Malayalam Extra" w:hAnsi="BRH Malayalam Extra" w:cs="BRH Malayalam Extra"/>
+                <w:color w:val="000000"/>
+                <w:sz w:val="32"/>
+                <w:szCs w:val="40"/>
+              </w:rPr>
+              <w:t>ö</w:t>
+            </w:r>
+            <w:r>
+              <w:rPr>
+                <w:rFonts w:ascii="BRH Malayalam Extra" w:hAnsi="BRH Malayalam Extra" w:cs="BRH Malayalam Extra"/>
+                <w:color w:val="000000"/>
+                <w:sz w:val="32"/>
+                <w:szCs w:val="40"/>
+                <w:highlight w:val="yellow"/>
+              </w:rPr>
+              <w:t>s</w:t>
+            </w:r>
+            <w:r>
+              <w:rPr>
+                <w:rFonts w:ascii="BRH Malayalam Extra" w:hAnsi="BRH Malayalam Extra" w:cs="BRH Malayalam Extra"/>
+                <w:color w:val="000000"/>
+                <w:sz w:val="32"/>
+                <w:szCs w:val="40"/>
+              </w:rPr>
+              <w:t>y</w:t>
+            </w:r>
+            <w:r>
+              <w:rPr>
+                <w:rFonts w:ascii="BRH Malayalam Extra" w:hAnsi="BRH Malayalam Extra" w:cs="BRH Malayalam Extra"/>
+                <w:color w:val="000000"/>
+                <w:sz w:val="26"/>
+                <w:szCs w:val="40"/>
+              </w:rPr>
+              <w:t>–</w:t>
+            </w:r>
+            <w:r>
+              <w:rPr>
+                <w:rFonts w:ascii="BRH Malayalam Extra" w:hAnsi="BRH Malayalam Extra" w:cs="BRH Malayalam Extra"/>
+                <w:color w:val="000000"/>
+                <w:sz w:val="32"/>
+                <w:szCs w:val="40"/>
+              </w:rPr>
+              <w:t>jx</w:t>
+            </w:r>
+            <w:r>
+              <w:rPr>
+                <w:rFonts w:ascii="BRH Malayalam Extra" w:hAnsi="BRH Malayalam Extra" w:cs="BRH Malayalam Extra"/>
+                <w:color w:val="000000"/>
+                <w:sz w:val="26"/>
+                <w:szCs w:val="40"/>
+              </w:rPr>
+              <w:t>–</w:t>
+            </w:r>
+            <w:r>
+              <w:rPr>
+                <w:rFonts w:ascii="BRH Malayalam Extra" w:hAnsi="BRH Malayalam Extra" w:cs="BRH Malayalam Extra"/>
+                <w:color w:val="000000"/>
+                <w:sz w:val="32"/>
+                <w:szCs w:val="40"/>
+              </w:rPr>
+              <w:t>sûyZõ¡</w:t>
+            </w:r>
+            <w:r>
+              <w:rPr>
+                <w:rFonts w:ascii="BRH Malayalam Extra" w:hAnsi="BRH Malayalam Extra" w:cs="BRH Malayalam Extra"/>
+                <w:color w:val="000000"/>
+                <w:sz w:val="26"/>
+                <w:szCs w:val="40"/>
+              </w:rPr>
+              <w:t>–</w:t>
+            </w:r>
+            <w:r>
+              <w:rPr>
+                <w:rFonts w:ascii="BRH Malayalam Extra" w:hAnsi="BRH Malayalam Extra" w:cs="BRH Malayalam Extra"/>
+                <w:color w:val="000000"/>
+                <w:sz w:val="32"/>
+                <w:szCs w:val="40"/>
+              </w:rPr>
+              <w:t>ösyjx—s¡ |</w:t>
+            </w:r>
+          </w:p>
+        </w:tc>
+        <w:tc>
+          <w:tcPr>
+            <w:tcW w:w="7442" w:type="dxa"/>
+          </w:tcPr>
+          <w:p>
+            <w:pPr>
+              <w:widowControl w:val="0"/>
+              <w:autoSpaceDE w:val="0"/>
+              <w:autoSpaceDN w:val="0"/>
+              <w:adjustRightInd w:val="0"/>
+              <w:spacing w:line="240" w:lineRule="auto"/>
+              <w:rPr>
+                <w:rFonts w:ascii="BRH Malayalam Extra" w:hAnsi="BRH Malayalam Extra" w:cs="BRH Malayalam Extra"/>
+                <w:color w:val="000000"/>
+                <w:sz w:val="32"/>
+                <w:szCs w:val="40"/>
+              </w:rPr>
+            </w:pPr>
+            <w:r>
+              <w:rPr>
+                <w:rFonts w:cs="BRH Malayalam Extra"/>
+                <w:color w:val="000000"/>
+                <w:szCs w:val="40"/>
+              </w:rPr>
+              <w:t>81</w:t>
+            </w:r>
+            <w:r>
+              <w:rPr>
+                <w:rFonts w:ascii="BRH Malayalam Extra" w:hAnsi="BRH Malayalam Extra" w:cs="BRH Malayalam Extra"/>
+                <w:color w:val="000000"/>
+                <w:sz w:val="32"/>
+                <w:szCs w:val="40"/>
+              </w:rPr>
               <w:t>)</w:t>
             </w:r>
-            <w:proofErr w:type="gramStart"/>
             <w:r>
               <w:rPr>
                 <w:rFonts w:ascii="BRH Malayalam Extra" w:hAnsi="BRH Malayalam Extra" w:cs="BRH Malayalam Extra"/>
@@ -279,17 +2121,15 @@
                 <w:sz w:val="32"/>
                 <w:szCs w:val="40"/>
               </w:rPr>
-              <w:t>-  G</w:t>
-            </w:r>
-            <w:proofErr w:type="gramEnd"/>
-            <w:r>
-              <w:rPr>
-                <w:rFonts w:ascii="BRH Malayalam Extra" w:hAnsi="BRH Malayalam Extra" w:cs="BRH Malayalam Extra"/>
+              <w:tab/>
+            </w:r>
+            <w:r>
+              <w:rPr>
+                <w:rFonts w:cs="BRH Malayalam Extra"/>
                 <w:color w:val="000000"/>
-                <w:sz w:val="26"/>
-                <w:szCs w:val="40"/>
-              </w:rPr>
-              <w:t>–</w:t>
+                <w:szCs w:val="40"/>
+              </w:rPr>
+              <w:t>1</w:t>
             </w:r>
             <w:r>
               <w:rPr>
@@ -298,16 +2138,15 @@
                 <w:sz w:val="32"/>
                 <w:szCs w:val="40"/>
               </w:rPr>
-              <w:t>Zxdy— | A</w:t>
-            </w:r>
-            <w:r>
-              <w:rPr>
-                <w:rFonts w:ascii="BRH Malayalam Extra" w:hAnsi="BRH Malayalam Extra" w:cs="BRH Malayalam Extra"/>
+              <w:t>.</w:t>
+            </w:r>
+            <w:r>
+              <w:rPr>
+                <w:rFonts w:cs="BRH Malayalam Extra"/>
                 <w:color w:val="000000"/>
-                <w:sz w:val="26"/>
-                <w:szCs w:val="40"/>
-              </w:rPr>
-              <w:t>–</w:t>
+                <w:szCs w:val="40"/>
+              </w:rPr>
+              <w:t>8</w:t>
             </w:r>
             <w:r>
               <w:rPr>
@@ -316,7 +2155,76 @@
                 <w:sz w:val="32"/>
                 <w:szCs w:val="40"/>
               </w:rPr>
-              <w:t>¥sô | pyqûx˜ |</w:t>
+              <w:t>.</w:t>
+            </w:r>
+            <w:r>
+              <w:rPr>
+                <w:rFonts w:cs="BRH Malayalam Extra"/>
+                <w:color w:val="000000"/>
+                <w:szCs w:val="40"/>
+              </w:rPr>
+              <w:t>22</w:t>
+            </w:r>
+            <w:r>
+              <w:rPr>
+                <w:rFonts w:ascii="BRH Malayalam Extra" w:hAnsi="BRH Malayalam Extra" w:cs="BRH Malayalam Extra"/>
+                <w:color w:val="000000"/>
+                <w:sz w:val="32"/>
+                <w:szCs w:val="40"/>
+              </w:rPr>
+              <w:t>.</w:t>
+            </w:r>
+            <w:r>
+              <w:rPr>
+                <w:rFonts w:cs="BRH Malayalam Extra"/>
+                <w:color w:val="000000"/>
+                <w:szCs w:val="40"/>
+              </w:rPr>
+              <w:t>5</w:t>
+            </w:r>
+            <w:r>
+              <w:rPr>
+                <w:rFonts w:ascii="BRH Malayalam Extra" w:hAnsi="BRH Malayalam Extra" w:cs="BRH Malayalam Extra"/>
+                <w:color w:val="000000"/>
+                <w:sz w:val="32"/>
+                <w:szCs w:val="40"/>
+              </w:rPr>
+              <w:t>(</w:t>
+            </w:r>
+            <w:r>
+              <w:rPr>
+                <w:rFonts w:cs="BRH Malayalam Extra"/>
+                <w:color w:val="000000"/>
+                <w:szCs w:val="40"/>
+              </w:rPr>
+              <w:t>75</w:t>
+            </w:r>
+            <w:r>
+              <w:rPr>
+                <w:rFonts w:ascii="BRH Malayalam Extra" w:hAnsi="BRH Malayalam Extra" w:cs="BRH Malayalam Extra"/>
+                <w:color w:val="000000"/>
+                <w:sz w:val="32"/>
+                <w:szCs w:val="40"/>
+              </w:rPr>
+              <w:t>)-  D</w:t>
+            </w:r>
+            <w:r>
+              <w:rPr>
+                <w:rFonts w:ascii="BRH Malayalam Extra" w:hAnsi="BRH Malayalam Extra" w:cs="BRH Malayalam Extra"/>
+                <w:color w:val="000000"/>
+                <w:sz w:val="26"/>
+                <w:szCs w:val="40"/>
+              </w:rPr>
+              <w:t>–</w:t>
+            </w:r>
+            <w:r>
+              <w:rPr>
+                <w:rFonts w:ascii="BRH Malayalam Extra" w:hAnsi="BRH Malayalam Extra" w:cs="BRH Malayalam Extra"/>
+                <w:color w:val="000000"/>
+                <w:sz w:val="32"/>
+                <w:szCs w:val="40"/>
+              </w:rPr>
+              <w:t>ösyjx—s¡ ||</w:t>
             </w:r>
           </w:p>
           <w:p>
@@ -327,247 +2235,297 @@
               <w:adjustRightInd w:val="0"/>
               <w:spacing w:line="240" w:lineRule="auto"/>
               <w:rPr>
+                <w:rFonts w:cs="BRH Malayalam Extra"/>
+                <w:szCs w:val="40"/>
+              </w:rPr>
+            </w:pPr>
+            <w:r>
+              <w:rPr>
                 <w:rFonts w:ascii="BRH Malayalam Extra" w:hAnsi="BRH Malayalam Extra" w:cs="BRH Malayalam Extra"/>
                 <w:color w:val="000000"/>
                 <w:sz w:val="32"/>
                 <w:szCs w:val="40"/>
               </w:rPr>
+              <w:t>D</w:t>
+            </w:r>
+            <w:r>
+              <w:rPr>
+                <w:rFonts w:ascii="BRH Malayalam Extra" w:hAnsi="BRH Malayalam Extra" w:cs="BRH Malayalam Extra"/>
+                <w:color w:val="000000"/>
+                <w:sz w:val="26"/>
+                <w:szCs w:val="40"/>
+              </w:rPr>
+              <w:t>–</w:t>
+            </w:r>
+            <w:r>
+              <w:rPr>
+                <w:rFonts w:ascii="BRH Malayalam Extra" w:hAnsi="BRH Malayalam Extra" w:cs="BRH Malayalam Extra"/>
+                <w:color w:val="000000"/>
+                <w:sz w:val="32"/>
+                <w:szCs w:val="40"/>
+                <w:highlight w:val="green"/>
+              </w:rPr>
+              <w:t>ösy</w:t>
+            </w:r>
+            <w:r>
+              <w:rPr>
+                <w:rFonts w:ascii="BRH Malayalam Extra" w:hAnsi="BRH Malayalam Extra" w:cs="BRH Malayalam Extra"/>
+                <w:color w:val="000000"/>
+                <w:sz w:val="32"/>
+                <w:szCs w:val="40"/>
+              </w:rPr>
+              <w:t>jx</w:t>
+            </w:r>
+            <w:r>
+              <w:rPr>
+                <w:rFonts w:ascii="BRH Malayalam Extra" w:hAnsi="BRH Malayalam Extra" w:cs="BRH Malayalam Extra"/>
+                <w:color w:val="000000"/>
+                <w:sz w:val="26"/>
+                <w:szCs w:val="40"/>
+              </w:rPr>
+              <w:t>–</w:t>
+            </w:r>
+            <w:r>
+              <w:rPr>
+                <w:rFonts w:ascii="BRH Malayalam Extra" w:hAnsi="BRH Malayalam Extra" w:cs="BRH Malayalam Extra"/>
+                <w:color w:val="000000"/>
+                <w:sz w:val="32"/>
+                <w:szCs w:val="40"/>
+              </w:rPr>
+              <w:t>sûyZõ¡</w:t>
+            </w:r>
+            <w:r>
+              <w:rPr>
+                <w:rFonts w:ascii="BRH Malayalam Extra" w:hAnsi="BRH Malayalam Extra" w:cs="BRH Malayalam Extra"/>
+                <w:color w:val="000000"/>
+                <w:sz w:val="26"/>
+                <w:szCs w:val="40"/>
+              </w:rPr>
+              <w:t>–</w:t>
+            </w:r>
+            <w:r>
+              <w:rPr>
+                <w:rFonts w:ascii="BRH Malayalam Extra" w:hAnsi="BRH Malayalam Extra" w:cs="BRH Malayalam Extra"/>
+                <w:color w:val="000000"/>
+                <w:sz w:val="32"/>
+                <w:szCs w:val="40"/>
+              </w:rPr>
+              <w:t xml:space="preserve">ösyjx—s¡ | </w:t>
+            </w:r>
+          </w:p>
+        </w:tc>
+      </w:tr>
+      <w:tr>
+        <w:trPr>
+          <w:trHeight w:val="1751"/>
+        </w:trPr>
+        <w:tc>
+          <w:tcPr>
+            <w:tcW w:w="7379" w:type="dxa"/>
+          </w:tcPr>
+          <w:p>
+            <w:pPr>
+              <w:widowControl w:val="0"/>
+              <w:autoSpaceDE w:val="0"/>
+              <w:autoSpaceDN w:val="0"/>
+              <w:adjustRightInd w:val="0"/>
+              <w:spacing w:line="240" w:lineRule="auto"/>
+              <w:rPr>
+                <w:rFonts w:ascii="BRH Malayalam Extra" w:hAnsi="BRH Malayalam Extra" w:cs="BRH Malayalam Extra"/>
+                <w:sz w:val="32"/>
+                <w:szCs w:val="40"/>
+              </w:rPr>
             </w:pPr>
             <w:r>
               <w:rPr>
-                <w:rFonts w:ascii="BRH Malayalam Extra" w:hAnsi="BRH Malayalam Extra" w:cs="BRH Malayalam Extra"/>
-                <w:color w:val="000000"/>
-                <w:sz w:val="32"/>
-                <w:szCs w:val="40"/>
-              </w:rPr>
-              <w:t>G</w:t>
-            </w:r>
-            <w:r>
-              <w:rPr>
-                <w:rFonts w:ascii="BRH Malayalam Extra" w:hAnsi="BRH Malayalam Extra" w:cs="BRH Malayalam Extra"/>
-                <w:color w:val="000000"/>
-                <w:sz w:val="26"/>
-                <w:szCs w:val="40"/>
-              </w:rPr>
-              <w:t>–</w:t>
-            </w:r>
-            <w:r>
-              <w:rPr>
-                <w:rFonts w:ascii="BRH Malayalam Extra" w:hAnsi="BRH Malayalam Extra" w:cs="BRH Malayalam Extra"/>
-                <w:color w:val="000000"/>
-                <w:sz w:val="32"/>
-                <w:szCs w:val="40"/>
-              </w:rPr>
-              <w:t>Zx dõ</w:t>
-            </w:r>
-            <w:r>
-              <w:rPr>
-                <w:rFonts w:ascii="BRH Malayalam Extra" w:hAnsi="BRH Malayalam Extra" w:cs="BRH Malayalam Extra"/>
-                <w:color w:val="000000"/>
-                <w:sz w:val="26"/>
-                <w:szCs w:val="40"/>
-              </w:rPr>
-              <w:t>–</w:t>
-            </w:r>
-            <w:r>
-              <w:rPr>
-                <w:rFonts w:ascii="BRH Malayalam Extra" w:hAnsi="BRH Malayalam Extra" w:cs="BRH Malayalam Extra"/>
-                <w:color w:val="000000"/>
-                <w:sz w:val="32"/>
-                <w:szCs w:val="40"/>
-              </w:rPr>
-              <w:t>¥sô A</w:t>
-            </w:r>
-            <w:r>
-              <w:rPr>
-                <w:rFonts w:ascii="BRH Malayalam Extra" w:hAnsi="BRH Malayalam Extra" w:cs="BRH Malayalam Extra"/>
-                <w:color w:val="000000"/>
-                <w:sz w:val="26"/>
-                <w:szCs w:val="40"/>
-              </w:rPr>
-              <w:t>–</w:t>
-            </w:r>
-            <w:r>
-              <w:rPr>
-                <w:rFonts w:ascii="BRH Malayalam Extra" w:hAnsi="BRH Malayalam Extra" w:cs="BRH Malayalam Extra"/>
-                <w:color w:val="000000"/>
-                <w:sz w:val="32"/>
-                <w:szCs w:val="40"/>
-              </w:rPr>
-              <w:t>¥sô G</w:t>
-            </w:r>
-            <w:r>
-              <w:rPr>
-                <w:rFonts w:ascii="BRH Malayalam Extra" w:hAnsi="BRH Malayalam Extra" w:cs="BRH Malayalam Extra"/>
-                <w:color w:val="000000"/>
-                <w:sz w:val="26"/>
-                <w:szCs w:val="40"/>
-              </w:rPr>
-              <w:t>–</w:t>
-            </w:r>
-            <w:r>
-              <w:rPr>
-                <w:rFonts w:ascii="BRH Malayalam Extra" w:hAnsi="BRH Malayalam Extra" w:cs="BRH Malayalam Extra"/>
-                <w:color w:val="000000"/>
-                <w:sz w:val="32"/>
-                <w:szCs w:val="40"/>
-              </w:rPr>
-              <w:t>Zx ¥dõ</w:t>
-            </w:r>
-            <w:r>
-              <w:rPr>
-                <w:rFonts w:ascii="BRH Malayalam Extra" w:hAnsi="BRH Malayalam Extra" w:cs="BRH Malayalam Extra"/>
-                <w:color w:val="000000"/>
-                <w:sz w:val="26"/>
-                <w:szCs w:val="40"/>
-              </w:rPr>
-              <w:t>–</w:t>
-            </w:r>
-            <w:r>
-              <w:rPr>
-                <w:rFonts w:ascii="BRH Malayalam Extra" w:hAnsi="BRH Malayalam Extra" w:cs="BRH Malayalam Extra"/>
-                <w:color w:val="000000"/>
-                <w:sz w:val="32"/>
-                <w:szCs w:val="40"/>
-              </w:rPr>
-              <w:t>Zx dõ</w:t>
-            </w:r>
-            <w:r>
-              <w:rPr>
-                <w:rFonts w:ascii="BRH Malayalam Extra" w:hAnsi="BRH Malayalam Extra" w:cs="BRH Malayalam Extra"/>
-                <w:color w:val="000000"/>
-                <w:sz w:val="26"/>
-                <w:szCs w:val="40"/>
-              </w:rPr>
-              <w:t>–</w:t>
-            </w:r>
-            <w:r>
-              <w:rPr>
-                <w:rFonts w:ascii="BRH Malayalam Extra" w:hAnsi="BRH Malayalam Extra" w:cs="BRH Malayalam Extra"/>
-                <w:color w:val="000000"/>
-                <w:sz w:val="32"/>
-                <w:szCs w:val="40"/>
-              </w:rPr>
-              <w:t>¥sô pyqûx</w:t>
-            </w:r>
-            <w:r>
-              <w:rPr>
-                <w:rFonts w:ascii="BRH Malayalam Extra" w:hAnsi="BRH Malayalam Extra" w:cs="BRH Malayalam Extra"/>
-                <w:color w:val="000000"/>
-                <w:sz w:val="26"/>
-                <w:szCs w:val="40"/>
-              </w:rPr>
-              <w:t>–</w:t>
-            </w:r>
-            <w:r>
-              <w:rPr>
-                <w:rFonts w:ascii="BRH Malayalam Extra" w:hAnsi="BRH Malayalam Extra" w:cs="BRH Malayalam Extra"/>
-                <w:color w:val="000000"/>
-                <w:sz w:val="32"/>
-                <w:szCs w:val="40"/>
-              </w:rPr>
-              <w:t xml:space="preserve"> py</w:t>
-            </w:r>
-            <w:r>
-              <w:rPr>
-                <w:rFonts w:ascii="BRH Malayalam Extra" w:hAnsi="BRH Malayalam Extra" w:cs="BRH Malayalam Extra"/>
-                <w:color w:val="000000"/>
-                <w:sz w:val="32"/>
-                <w:szCs w:val="40"/>
-                <w:highlight w:val="yellow"/>
-              </w:rPr>
-              <w:t>qûx</w:t>
-            </w:r>
-            <w:r>
-              <w:rPr>
-                <w:rFonts w:ascii="BRH Malayalam Extra" w:hAnsi="BRH Malayalam Extra" w:cs="BRH Malayalam Extra"/>
-                <w:color w:val="000000"/>
-                <w:sz w:val="32"/>
-                <w:szCs w:val="40"/>
-              </w:rPr>
-              <w:t xml:space="preserve">— </w:t>
-            </w:r>
-            <w:r>
-              <w:rPr>
-                <w:rFonts w:ascii="BRH Malayalam Extra" w:hAnsi="BRH Malayalam Extra" w:cs="BRH Malayalam Extra"/>
-                <w:color w:val="000000"/>
-                <w:sz w:val="32"/>
-                <w:szCs w:val="40"/>
-                <w:highlight w:val="yellow"/>
-              </w:rPr>
-              <w:t>A</w:t>
-            </w:r>
-            <w:r>
-              <w:rPr>
-                <w:rFonts w:ascii="BRH Malayalam Extra" w:hAnsi="BRH Malayalam Extra" w:cs="BRH Malayalam Extra"/>
-                <w:color w:val="000000"/>
-                <w:sz w:val="26"/>
-                <w:szCs w:val="40"/>
-              </w:rPr>
-              <w:t>–</w:t>
-            </w:r>
-            <w:r>
-              <w:rPr>
-                <w:rFonts w:ascii="BRH Malayalam Extra" w:hAnsi="BRH Malayalam Extra" w:cs="BRH Malayalam Extra"/>
-                <w:color w:val="000000"/>
-                <w:sz w:val="32"/>
-                <w:szCs w:val="40"/>
-              </w:rPr>
-              <w:t>¥sô G</w:t>
-            </w:r>
-            <w:r>
-              <w:rPr>
-                <w:rFonts w:ascii="BRH Malayalam Extra" w:hAnsi="BRH Malayalam Extra" w:cs="BRH Malayalam Extra"/>
-                <w:color w:val="000000"/>
-                <w:sz w:val="26"/>
-                <w:szCs w:val="40"/>
-              </w:rPr>
-              <w:t>–</w:t>
-            </w:r>
-            <w:r>
-              <w:rPr>
-                <w:rFonts w:ascii="BRH Malayalam Extra" w:hAnsi="BRH Malayalam Extra" w:cs="BRH Malayalam Extra"/>
-                <w:color w:val="000000"/>
-                <w:sz w:val="32"/>
-                <w:szCs w:val="40"/>
-              </w:rPr>
-              <w:t>Zx ¥dõ</w:t>
-            </w:r>
-            <w:r>
-              <w:rPr>
-                <w:rFonts w:ascii="BRH Malayalam Extra" w:hAnsi="BRH Malayalam Extra" w:cs="BRH Malayalam Extra"/>
-                <w:color w:val="000000"/>
-                <w:sz w:val="26"/>
-                <w:szCs w:val="40"/>
-              </w:rPr>
-              <w:t>–</w:t>
-            </w:r>
-            <w:r>
-              <w:rPr>
-                <w:rFonts w:ascii="BRH Malayalam Extra" w:hAnsi="BRH Malayalam Extra" w:cs="BRH Malayalam Extra"/>
-                <w:color w:val="000000"/>
-                <w:sz w:val="32"/>
-                <w:szCs w:val="40"/>
-              </w:rPr>
-              <w:t>Zx dõ</w:t>
-            </w:r>
-            <w:r>
-              <w:rPr>
-                <w:rFonts w:ascii="BRH Malayalam Extra" w:hAnsi="BRH Malayalam Extra" w:cs="BRH Malayalam Extra"/>
-                <w:color w:val="000000"/>
-                <w:sz w:val="26"/>
-                <w:szCs w:val="40"/>
-              </w:rPr>
-              <w:t>–</w:t>
-            </w:r>
-            <w:r>
-              <w:rPr>
-                <w:rFonts w:ascii="BRH Malayalam Extra" w:hAnsi="BRH Malayalam Extra" w:cs="BRH Malayalam Extra"/>
-                <w:color w:val="000000"/>
-                <w:sz w:val="32"/>
-                <w:szCs w:val="40"/>
-              </w:rPr>
-              <w:t xml:space="preserve">¥sô pyqûx˜ | </w:t>
+                <w:rFonts w:cs="BRH Malayalam Extra"/>
+                <w:szCs w:val="40"/>
+              </w:rPr>
+              <w:t>22</w:t>
+            </w:r>
+            <w:r>
+              <w:rPr>
+                <w:rFonts w:ascii="BRH Malayalam Extra" w:hAnsi="BRH Malayalam Extra" w:cs="BRH Malayalam Extra"/>
+                <w:sz w:val="32"/>
+                <w:szCs w:val="40"/>
+              </w:rPr>
+              <w:t>)</w:t>
+            </w:r>
+            <w:r>
+              <w:rPr>
+                <w:rFonts w:ascii="BRH Malayalam Extra" w:hAnsi="BRH Malayalam Extra" w:cs="BRH Malayalam Extra"/>
+                <w:sz w:val="32"/>
+                <w:szCs w:val="40"/>
+              </w:rPr>
+              <w:tab/>
+            </w:r>
+            <w:r>
+              <w:rPr>
+                <w:rFonts w:cs="BRH Malayalam Extra"/>
+                <w:szCs w:val="40"/>
+              </w:rPr>
+              <w:t>1</w:t>
+            </w:r>
+            <w:r>
+              <w:rPr>
+                <w:rFonts w:ascii="BRH Malayalam Extra" w:hAnsi="BRH Malayalam Extra" w:cs="BRH Malayalam Extra"/>
+                <w:sz w:val="32"/>
+                <w:szCs w:val="40"/>
+              </w:rPr>
+              <w:t>.</w:t>
+            </w:r>
+            <w:r>
+              <w:rPr>
+                <w:rFonts w:cs="BRH Malayalam Extra"/>
+                <w:szCs w:val="40"/>
+              </w:rPr>
+              <w:t>8</w:t>
+            </w:r>
+            <w:r>
+              <w:rPr>
+                <w:rFonts w:ascii="BRH Malayalam Extra" w:hAnsi="BRH Malayalam Extra" w:cs="BRH Malayalam Extra"/>
+                <w:sz w:val="32"/>
+                <w:szCs w:val="40"/>
+              </w:rPr>
+              <w:t>.</w:t>
+            </w:r>
+            <w:r>
+              <w:rPr>
+                <w:rFonts w:cs="BRH Malayalam Extra"/>
+                <w:szCs w:val="40"/>
+              </w:rPr>
+              <w:t>3</w:t>
+            </w:r>
+            <w:r>
+              <w:rPr>
+                <w:rFonts w:ascii="BRH Malayalam Extra" w:hAnsi="BRH Malayalam Extra" w:cs="BRH Malayalam Extra"/>
+                <w:sz w:val="32"/>
+                <w:szCs w:val="40"/>
+              </w:rPr>
+              <w:t>.</w:t>
+            </w:r>
+            <w:r>
+              <w:rPr>
+                <w:rFonts w:cs="BRH Malayalam Extra"/>
+                <w:szCs w:val="40"/>
+              </w:rPr>
+              <w:t>1</w:t>
+            </w:r>
+            <w:r>
+              <w:rPr>
+                <w:rFonts w:ascii="BRH Malayalam Extra" w:hAnsi="BRH Malayalam Extra" w:cs="BRH Malayalam Extra"/>
+                <w:sz w:val="32"/>
+                <w:szCs w:val="40"/>
+              </w:rPr>
+              <w:t>(</w:t>
+            </w:r>
+            <w:r>
+              <w:rPr>
+                <w:rFonts w:cs="BRH Malayalam Extra"/>
+                <w:szCs w:val="40"/>
+              </w:rPr>
+              <w:t>16</w:t>
+            </w:r>
+            <w:r>
+              <w:rPr>
+                <w:rFonts w:ascii="BRH Malayalam Extra" w:hAnsi="BRH Malayalam Extra" w:cs="BRH Malayalam Extra"/>
+                <w:sz w:val="32"/>
+                <w:szCs w:val="40"/>
+              </w:rPr>
+              <w:t>)-  s¡ | d</w:t>
+            </w:r>
+            <w:r>
+              <w:rPr>
+                <w:rFonts w:ascii="BRH Malayalam Extra" w:hAnsi="BRH Malayalam Extra" w:cs="BRH Malayalam Extra"/>
+                <w:sz w:val="26"/>
+                <w:szCs w:val="40"/>
+              </w:rPr>
+              <w:t>–</w:t>
+            </w:r>
+            <w:r>
+              <w:rPr>
+                <w:rFonts w:ascii="BRH Malayalam Extra" w:hAnsi="BRH Malayalam Extra" w:cs="BRH Malayalam Extra"/>
+                <w:sz w:val="32"/>
+                <w:szCs w:val="40"/>
+              </w:rPr>
+              <w:t>J | C</w:t>
+            </w:r>
+            <w:r>
+              <w:rPr>
+                <w:rFonts w:ascii="BRH Malayalam Extra" w:hAnsi="BRH Malayalam Extra" w:cs="BRH Malayalam Extra"/>
+                <w:sz w:val="26"/>
+                <w:szCs w:val="40"/>
+              </w:rPr>
+              <w:t>–</w:t>
+            </w:r>
+            <w:r>
+              <w:rPr>
+                <w:rFonts w:ascii="BRH Malayalam Extra" w:hAnsi="BRH Malayalam Extra" w:cs="BRH Malayalam Extra"/>
+                <w:sz w:val="32"/>
+                <w:szCs w:val="40"/>
+              </w:rPr>
+              <w:t>öÉ</w:t>
+            </w:r>
+            <w:r>
+              <w:rPr>
+                <w:rFonts w:ascii="BRH Malayalam Extra" w:hAnsi="BRH Malayalam Extra" w:cs="BRH Malayalam Extra"/>
+                <w:sz w:val="26"/>
+                <w:szCs w:val="40"/>
+              </w:rPr>
+              <w:t>–</w:t>
+            </w:r>
+            <w:r>
+              <w:rPr>
+                <w:rFonts w:ascii="BRH Malayalam Extra" w:hAnsi="BRH Malayalam Extra" w:cs="BRH Malayalam Extra"/>
+                <w:sz w:val="32"/>
+                <w:szCs w:val="40"/>
+              </w:rPr>
+              <w:t xml:space="preserve"> | (</w:t>
+            </w:r>
+            <w:r>
+              <w:rPr>
+                <w:rFonts w:cs="BRH Malayalam Extra"/>
+                <w:szCs w:val="40"/>
+              </w:rPr>
+              <w:t>GS1</w:t>
+            </w:r>
+            <w:r>
+              <w:rPr>
+                <w:rFonts w:ascii="BRH Malayalam Extra" w:hAnsi="BRH Malayalam Extra" w:cs="BRH Malayalam Extra"/>
+                <w:sz w:val="32"/>
+                <w:szCs w:val="40"/>
+              </w:rPr>
+              <w:t>.</w:t>
+            </w:r>
+            <w:r>
+              <w:rPr>
+                <w:rFonts w:cs="BRH Malayalam Extra"/>
+                <w:szCs w:val="40"/>
+              </w:rPr>
+              <w:t>8</w:t>
+            </w:r>
+            <w:r>
+              <w:rPr>
+                <w:rFonts w:ascii="BRH Malayalam Extra" w:hAnsi="BRH Malayalam Extra" w:cs="BRH Malayalam Extra"/>
+                <w:sz w:val="32"/>
+                <w:szCs w:val="40"/>
+              </w:rPr>
+              <w:t>-</w:t>
+            </w:r>
+            <w:r>
+              <w:rPr>
+                <w:rFonts w:cs="BRH Malayalam Extra"/>
+                <w:szCs w:val="40"/>
+              </w:rPr>
+              <w:t>2</w:t>
+            </w:r>
+            <w:r>
+              <w:rPr>
+                <w:rFonts w:ascii="BRH Malayalam Extra" w:hAnsi="BRH Malayalam Extra" w:cs="BRH Malayalam Extra"/>
+                <w:sz w:val="32"/>
+                <w:szCs w:val="40"/>
+              </w:rPr>
+              <w:t>)</w:t>
             </w:r>
           </w:p>
           <w:p>
@@ -579,168 +2537,92 @@
               <w:spacing w:line="240" w:lineRule="auto"/>
               <w:rPr>
                 <w:rFonts w:ascii="BRH Malayalam Extra" w:hAnsi="BRH Malayalam Extra" w:cs="BRH Malayalam Extra"/>
-                <w:color w:val="000000"/>
                 <w:sz w:val="32"/>
                 <w:szCs w:val="40"/>
               </w:rPr>
             </w:pPr>
             <w:r>
               <w:rPr>
-                <w:rFonts w:cs="BRH Malayalam Extra"/>
-                <w:color w:val="000000"/>
-                <w:szCs w:val="40"/>
-              </w:rPr>
-              <w:t>32</w:t>
-            </w:r>
-            <w:r>
-              <w:rPr>
-                <w:rFonts w:ascii="BRH Malayalam Extra" w:hAnsi="BRH Malayalam Extra" w:cs="BRH Malayalam Extra"/>
-                <w:color w:val="000000"/>
-                <w:sz w:val="32"/>
-                <w:szCs w:val="40"/>
-              </w:rPr>
-              <w:t>)</w:t>
-            </w:r>
-            <w:r>
-              <w:rPr>
-                <w:rFonts w:ascii="BRH Malayalam Extra" w:hAnsi="BRH Malayalam Extra" w:cs="BRH Malayalam Extra"/>
-                <w:color w:val="000000"/>
-                <w:sz w:val="32"/>
-                <w:szCs w:val="40"/>
-              </w:rPr>
-              <w:tab/>
-            </w:r>
-            <w:r>
-              <w:rPr>
-                <w:rFonts w:cs="BRH Malayalam Extra"/>
-                <w:color w:val="000000"/>
-                <w:szCs w:val="40"/>
-              </w:rPr>
-              <w:t>1</w:t>
-            </w:r>
-            <w:r>
-              <w:rPr>
-                <w:rFonts w:ascii="BRH Malayalam Extra" w:hAnsi="BRH Malayalam Extra" w:cs="BRH Malayalam Extra"/>
-                <w:color w:val="000000"/>
-                <w:sz w:val="32"/>
-                <w:szCs w:val="40"/>
-              </w:rPr>
-              <w:t>.</w:t>
-            </w:r>
-            <w:r>
-              <w:rPr>
-                <w:rFonts w:cs="BRH Malayalam Extra"/>
-                <w:color w:val="000000"/>
-                <w:szCs w:val="40"/>
-              </w:rPr>
-              <w:t>8</w:t>
-            </w:r>
-            <w:r>
-              <w:rPr>
-                <w:rFonts w:ascii="BRH Malayalam Extra" w:hAnsi="BRH Malayalam Extra" w:cs="BRH Malayalam Extra"/>
-                <w:color w:val="000000"/>
-                <w:sz w:val="32"/>
-                <w:szCs w:val="40"/>
-              </w:rPr>
-              <w:t>.</w:t>
-            </w:r>
-            <w:r>
-              <w:rPr>
-                <w:rFonts w:cs="BRH Malayalam Extra"/>
-                <w:color w:val="000000"/>
-                <w:szCs w:val="40"/>
-              </w:rPr>
-              <w:t>22</w:t>
-            </w:r>
-            <w:r>
-              <w:rPr>
-                <w:rFonts w:ascii="BRH Malayalam Extra" w:hAnsi="BRH Malayalam Extra" w:cs="BRH Malayalam Extra"/>
-                <w:color w:val="000000"/>
-                <w:sz w:val="32"/>
-                <w:szCs w:val="40"/>
-              </w:rPr>
-              <w:t>.</w:t>
-            </w:r>
-            <w:r>
-              <w:rPr>
-                <w:rFonts w:cs="BRH Malayalam Extra"/>
-                <w:color w:val="000000"/>
-                <w:szCs w:val="40"/>
-              </w:rPr>
-              <w:t>5</w:t>
-            </w:r>
-            <w:r>
-              <w:rPr>
-                <w:rFonts w:ascii="BRH Malayalam Extra" w:hAnsi="BRH Malayalam Extra" w:cs="BRH Malayalam Extra"/>
-                <w:color w:val="000000"/>
-                <w:sz w:val="32"/>
-                <w:szCs w:val="40"/>
-              </w:rPr>
-              <w:t>(</w:t>
-            </w:r>
-            <w:r>
-              <w:rPr>
-                <w:rFonts w:cs="BRH Malayalam Extra"/>
-                <w:color w:val="000000"/>
-                <w:szCs w:val="40"/>
-              </w:rPr>
-              <w:t>29</w:t>
-            </w:r>
-            <w:r>
-              <w:rPr>
-                <w:rFonts w:ascii="BRH Malayalam Extra" w:hAnsi="BRH Malayalam Extra" w:cs="BRH Malayalam Extra"/>
-                <w:color w:val="000000"/>
-                <w:sz w:val="32"/>
-                <w:szCs w:val="40"/>
-              </w:rPr>
-              <w:t>)</w:t>
-            </w:r>
-            <w:proofErr w:type="gramStart"/>
-            <w:r>
-              <w:rPr>
-                <w:rFonts w:ascii="BRH Malayalam Extra" w:hAnsi="BRH Malayalam Extra" w:cs="BRH Malayalam Extra"/>
-                <w:color w:val="000000"/>
-                <w:sz w:val="32"/>
-                <w:szCs w:val="40"/>
-              </w:rPr>
-              <w:t>-  A</w:t>
-            </w:r>
-            <w:proofErr w:type="gramEnd"/>
-            <w:r>
-              <w:rPr>
-                <w:rFonts w:ascii="BRH Malayalam Extra" w:hAnsi="BRH Malayalam Extra" w:cs="BRH Malayalam Extra"/>
-                <w:color w:val="000000"/>
-                <w:sz w:val="26"/>
-                <w:szCs w:val="40"/>
-              </w:rPr>
-              <w:t>–</w:t>
-            </w:r>
-            <w:r>
-              <w:rPr>
-                <w:rFonts w:ascii="BRH Malayalam Extra" w:hAnsi="BRH Malayalam Extra" w:cs="BRH Malayalam Extra"/>
-                <w:color w:val="000000"/>
-                <w:sz w:val="32"/>
-                <w:szCs w:val="40"/>
-              </w:rPr>
-              <w:t>¥sô | pyqûx˜ | Z</w:t>
-            </w:r>
-            <w:r>
-              <w:rPr>
-                <w:rFonts w:ascii="BRH Malayalam Extra" w:hAnsi="BRH Malayalam Extra" w:cs="BRH Malayalam Extra"/>
-                <w:color w:val="000000"/>
-                <w:sz w:val="26"/>
-                <w:szCs w:val="40"/>
-              </w:rPr>
-              <w:t>–</w:t>
-            </w:r>
-            <w:r>
-              <w:rPr>
-                <w:rFonts w:ascii="BRH Malayalam Extra" w:hAnsi="BRH Malayalam Extra" w:cs="BRH Malayalam Extra"/>
-                <w:color w:val="000000"/>
-                <w:sz w:val="32"/>
-                <w:szCs w:val="40"/>
-              </w:rPr>
-              <w:t>d¢r¡— |</w:t>
+                <w:rFonts w:ascii="BRH Malayalam Extra" w:hAnsi="BRH Malayalam Extra" w:cs="BRH Malayalam Extra"/>
+                <w:sz w:val="32"/>
+                <w:szCs w:val="40"/>
+                <w:highlight w:val="yellow"/>
+              </w:rPr>
+              <w:t>s</w:t>
+            </w:r>
+            <w:r>
+              <w:rPr>
+                <w:rFonts w:ascii="BRH Malayalam Extra" w:hAnsi="BRH Malayalam Extra" w:cs="BRH Malayalam Extra"/>
+                <w:sz w:val="32"/>
+                <w:szCs w:val="40"/>
+              </w:rPr>
+              <w:t>¡ ¥dx— d</w:t>
+            </w:r>
+            <w:r>
+              <w:rPr>
+                <w:rFonts w:ascii="BRH Malayalam Extra" w:hAnsi="BRH Malayalam Extra" w:cs="BRH Malayalam Extra"/>
+                <w:sz w:val="26"/>
+                <w:szCs w:val="40"/>
+              </w:rPr>
+              <w:t>–</w:t>
+            </w:r>
+            <w:r>
+              <w:rPr>
+                <w:rFonts w:ascii="BRH Malayalam Extra" w:hAnsi="BRH Malayalam Extra" w:cs="BRH Malayalam Extra"/>
+                <w:sz w:val="32"/>
+                <w:szCs w:val="40"/>
+              </w:rPr>
+              <w:t xml:space="preserve">J s¡ </w:t>
+            </w:r>
+            <w:r>
+              <w:rPr>
+                <w:rFonts w:ascii="BRH Malayalam Extra" w:hAnsi="BRH Malayalam Extra" w:cs="BRH Malayalam Extra"/>
+                <w:sz w:val="32"/>
+                <w:szCs w:val="40"/>
+                <w:highlight w:val="yellow"/>
+              </w:rPr>
+              <w:t>s</w:t>
+            </w:r>
+            <w:r>
+              <w:rPr>
+                <w:rFonts w:ascii="BRH Malayalam Extra" w:hAnsi="BRH Malayalam Extra" w:cs="BRH Malayalam Extra"/>
+                <w:sz w:val="32"/>
+                <w:szCs w:val="40"/>
+              </w:rPr>
+              <w:t>¡ d— C¥öÉöÉ d</w:t>
+            </w:r>
+            <w:r>
+              <w:rPr>
+                <w:rFonts w:ascii="BRH Malayalam Extra" w:hAnsi="BRH Malayalam Extra" w:cs="BRH Malayalam Extra"/>
+                <w:sz w:val="26"/>
+                <w:szCs w:val="40"/>
+              </w:rPr>
+              <w:t>–</w:t>
+            </w:r>
+            <w:r>
+              <w:rPr>
+                <w:rFonts w:ascii="BRH Malayalam Extra" w:hAnsi="BRH Malayalam Extra" w:cs="BRH Malayalam Extra"/>
+                <w:sz w:val="32"/>
+                <w:szCs w:val="40"/>
+              </w:rPr>
+              <w:t xml:space="preserve">J s¡ </w:t>
+            </w:r>
+            <w:r>
+              <w:rPr>
+                <w:rFonts w:ascii="BRH Malayalam Extra" w:hAnsi="BRH Malayalam Extra" w:cs="BRH Malayalam Extra"/>
+                <w:sz w:val="32"/>
+                <w:szCs w:val="40"/>
+                <w:highlight w:val="yellow"/>
+              </w:rPr>
+              <w:t>s</w:t>
+            </w:r>
+            <w:r>
+              <w:rPr>
+                <w:rFonts w:ascii="BRH Malayalam Extra" w:hAnsi="BRH Malayalam Extra" w:cs="BRH Malayalam Extra"/>
+                <w:sz w:val="32"/>
+                <w:szCs w:val="40"/>
+              </w:rPr>
+              <w:t>¡ d— CöÉ |</w:t>
             </w:r>
           </w:p>
           <w:p>
@@ -751,259 +2633,220 @@
               <w:adjustRightInd w:val="0"/>
               <w:spacing w:line="240" w:lineRule="auto"/>
               <w:rPr>
-                <w:rFonts w:ascii="BRH Malayalam Extra" w:hAnsi="BRH Malayalam Extra" w:cs="BRH Malayalam Extra"/>
+                <w:rFonts w:cs="BRH Devanagari Extra"/>
                 <w:color w:val="000000"/>
-                <w:sz w:val="32"/>
                 <w:szCs w:val="40"/>
               </w:rPr>
             </w:pPr>
-            <w:r>
-              <w:rPr>
-                <w:rFonts w:ascii="BRH Malayalam Extra" w:hAnsi="BRH Malayalam Extra" w:cs="BRH Malayalam Extra"/>
-                <w:color w:val="000000"/>
-                <w:sz w:val="32"/>
-                <w:szCs w:val="40"/>
-              </w:rPr>
-              <w:t>A</w:t>
-            </w:r>
-            <w:r>
-              <w:rPr>
-                <w:rFonts w:ascii="BRH Malayalam Extra" w:hAnsi="BRH Malayalam Extra" w:cs="BRH Malayalam Extra"/>
-                <w:color w:val="000000"/>
-                <w:sz w:val="26"/>
-                <w:szCs w:val="40"/>
-              </w:rPr>
-              <w:t>–</w:t>
-            </w:r>
-            <w:r>
-              <w:rPr>
-                <w:rFonts w:ascii="BRH Malayalam Extra" w:hAnsi="BRH Malayalam Extra" w:cs="BRH Malayalam Extra"/>
-                <w:color w:val="000000"/>
-                <w:sz w:val="32"/>
-                <w:szCs w:val="40"/>
-              </w:rPr>
-              <w:t>¥sô pyqûx</w:t>
-            </w:r>
-            <w:r>
-              <w:rPr>
-                <w:rFonts w:ascii="BRH Malayalam Extra" w:hAnsi="BRH Malayalam Extra" w:cs="BRH Malayalam Extra"/>
-                <w:color w:val="000000"/>
-                <w:sz w:val="26"/>
-                <w:szCs w:val="40"/>
-              </w:rPr>
-              <w:t>–</w:t>
-            </w:r>
-            <w:r>
-              <w:rPr>
-                <w:rFonts w:ascii="BRH Malayalam Extra" w:hAnsi="BRH Malayalam Extra" w:cs="BRH Malayalam Extra"/>
-                <w:color w:val="000000"/>
-                <w:sz w:val="32"/>
-                <w:szCs w:val="40"/>
-              </w:rPr>
-              <w:t xml:space="preserve"> py</w:t>
-            </w:r>
-            <w:r>
-              <w:rPr>
-                <w:rFonts w:ascii="BRH Malayalam Extra" w:hAnsi="BRH Malayalam Extra" w:cs="BRH Malayalam Extra"/>
-                <w:color w:val="000000"/>
-                <w:sz w:val="32"/>
-                <w:szCs w:val="40"/>
-                <w:highlight w:val="yellow"/>
-              </w:rPr>
-              <w:t>qûx</w:t>
-            </w:r>
-            <w:r>
-              <w:rPr>
-                <w:rFonts w:ascii="BRH Malayalam Extra" w:hAnsi="BRH Malayalam Extra" w:cs="BRH Malayalam Extra"/>
-                <w:color w:val="000000"/>
-                <w:sz w:val="32"/>
-                <w:szCs w:val="40"/>
-              </w:rPr>
-              <w:t xml:space="preserve">— </w:t>
-            </w:r>
-            <w:r>
-              <w:rPr>
-                <w:rFonts w:ascii="BRH Malayalam Extra" w:hAnsi="BRH Malayalam Extra" w:cs="BRH Malayalam Extra"/>
-                <w:color w:val="000000"/>
-                <w:sz w:val="32"/>
-                <w:szCs w:val="40"/>
-                <w:highlight w:val="yellow"/>
-              </w:rPr>
-              <w:t>A</w:t>
-            </w:r>
-            <w:r>
-              <w:rPr>
-                <w:rFonts w:ascii="BRH Malayalam Extra" w:hAnsi="BRH Malayalam Extra" w:cs="BRH Malayalam Extra"/>
-                <w:color w:val="000000"/>
-                <w:sz w:val="26"/>
-                <w:szCs w:val="40"/>
-              </w:rPr>
-              <w:t>–</w:t>
-            </w:r>
-            <w:r>
-              <w:rPr>
-                <w:rFonts w:ascii="BRH Malayalam Extra" w:hAnsi="BRH Malayalam Extra" w:cs="BRH Malayalam Extra"/>
-                <w:color w:val="000000"/>
-                <w:sz w:val="32"/>
-                <w:szCs w:val="40"/>
-              </w:rPr>
-              <w:t>¥sô A</w:t>
-            </w:r>
-            <w:r>
-              <w:rPr>
-                <w:rFonts w:ascii="BRH Malayalam Extra" w:hAnsi="BRH Malayalam Extra" w:cs="BRH Malayalam Extra"/>
-                <w:color w:val="000000"/>
-                <w:sz w:val="26"/>
-                <w:szCs w:val="40"/>
-              </w:rPr>
-              <w:t>–</w:t>
-            </w:r>
-            <w:r>
-              <w:rPr>
-                <w:rFonts w:ascii="BRH Malayalam Extra" w:hAnsi="BRH Malayalam Extra" w:cs="BRH Malayalam Extra"/>
-                <w:color w:val="000000"/>
-                <w:sz w:val="32"/>
-                <w:szCs w:val="40"/>
-              </w:rPr>
-              <w:t>¥sô pyqûx— Z</w:t>
-            </w:r>
-            <w:r>
-              <w:rPr>
-                <w:rFonts w:ascii="BRH Malayalam Extra" w:hAnsi="BRH Malayalam Extra" w:cs="BRH Malayalam Extra"/>
-                <w:color w:val="000000"/>
-                <w:sz w:val="26"/>
-                <w:szCs w:val="40"/>
-              </w:rPr>
-              <w:t>–</w:t>
-            </w:r>
-            <w:r>
-              <w:rPr>
-                <w:rFonts w:ascii="BRH Malayalam Extra" w:hAnsi="BRH Malayalam Extra" w:cs="BRH Malayalam Extra"/>
-                <w:color w:val="000000"/>
-                <w:sz w:val="32"/>
-                <w:szCs w:val="40"/>
-              </w:rPr>
-              <w:t>d¢r¡— Z</w:t>
-            </w:r>
-            <w:r>
-              <w:rPr>
-                <w:rFonts w:ascii="BRH Malayalam Extra" w:hAnsi="BRH Malayalam Extra" w:cs="BRH Malayalam Extra"/>
-                <w:color w:val="000000"/>
-                <w:sz w:val="26"/>
-                <w:szCs w:val="40"/>
-              </w:rPr>
-              <w:t>–</w:t>
-            </w:r>
-            <w:r>
-              <w:rPr>
-                <w:rFonts w:ascii="BRH Malayalam Extra" w:hAnsi="BRH Malayalam Extra" w:cs="BRH Malayalam Extra"/>
-                <w:color w:val="000000"/>
-                <w:sz w:val="32"/>
-                <w:szCs w:val="40"/>
-              </w:rPr>
-              <w:t>d¢r¡</w:t>
-            </w:r>
-            <w:r>
-              <w:rPr>
-                <w:rFonts w:ascii="BRH Malayalam Extra" w:hAnsi="BRH Malayalam Extra" w:cs="BRH Malayalam Extra"/>
-                <w:color w:val="000000"/>
-                <w:sz w:val="26"/>
-                <w:szCs w:val="40"/>
-              </w:rPr>
-              <w:t>–</w:t>
-            </w:r>
-            <w:r>
-              <w:rPr>
-                <w:rFonts w:ascii="BRH Malayalam Extra" w:hAnsi="BRH Malayalam Extra" w:cs="BRH Malayalam Extra"/>
-                <w:color w:val="000000"/>
-                <w:sz w:val="32"/>
-                <w:szCs w:val="40"/>
-              </w:rPr>
-              <w:t xml:space="preserve"> py</w:t>
-            </w:r>
-            <w:r>
-              <w:rPr>
-                <w:rFonts w:ascii="BRH Malayalam Extra" w:hAnsi="BRH Malayalam Extra" w:cs="BRH Malayalam Extra"/>
-                <w:color w:val="000000"/>
-                <w:sz w:val="32"/>
-                <w:szCs w:val="40"/>
-                <w:highlight w:val="yellow"/>
-              </w:rPr>
-              <w:t>qûx</w:t>
-            </w:r>
-            <w:r>
-              <w:rPr>
-                <w:rFonts w:ascii="BRH Malayalam Extra" w:hAnsi="BRH Malayalam Extra" w:cs="BRH Malayalam Extra"/>
-                <w:color w:val="000000"/>
-                <w:sz w:val="32"/>
-                <w:szCs w:val="40"/>
-              </w:rPr>
-              <w:t xml:space="preserve">— </w:t>
-            </w:r>
-            <w:r>
-              <w:rPr>
-                <w:rFonts w:ascii="BRH Malayalam Extra" w:hAnsi="BRH Malayalam Extra" w:cs="BRH Malayalam Extra"/>
-                <w:color w:val="000000"/>
-                <w:sz w:val="32"/>
-                <w:szCs w:val="40"/>
-                <w:highlight w:val="yellow"/>
-              </w:rPr>
-              <w:t>A</w:t>
-            </w:r>
-            <w:r>
-              <w:rPr>
-                <w:rFonts w:ascii="BRH Malayalam Extra" w:hAnsi="BRH Malayalam Extra" w:cs="BRH Malayalam Extra"/>
-                <w:color w:val="000000"/>
-                <w:sz w:val="26"/>
-                <w:szCs w:val="40"/>
-                <w:highlight w:val="yellow"/>
-              </w:rPr>
-              <w:t>–</w:t>
-            </w:r>
-            <w:r>
-              <w:rPr>
-                <w:rFonts w:ascii="BRH Malayalam Extra" w:hAnsi="BRH Malayalam Extra" w:cs="BRH Malayalam Extra"/>
-                <w:color w:val="000000"/>
-                <w:sz w:val="32"/>
-                <w:szCs w:val="40"/>
-              </w:rPr>
-              <w:t>¥sô A</w:t>
-            </w:r>
-            <w:r>
-              <w:rPr>
-                <w:rFonts w:ascii="BRH Malayalam Extra" w:hAnsi="BRH Malayalam Extra" w:cs="BRH Malayalam Extra"/>
-                <w:color w:val="000000"/>
-                <w:sz w:val="26"/>
-                <w:szCs w:val="40"/>
-              </w:rPr>
-              <w:t>–</w:t>
-            </w:r>
-            <w:r>
-              <w:rPr>
-                <w:rFonts w:ascii="BRH Malayalam Extra" w:hAnsi="BRH Malayalam Extra" w:cs="BRH Malayalam Extra"/>
-                <w:color w:val="000000"/>
-                <w:sz w:val="32"/>
-                <w:szCs w:val="40"/>
-              </w:rPr>
-              <w:t>¥sô pyqûx— Z</w:t>
-            </w:r>
-            <w:r>
-              <w:rPr>
-                <w:rFonts w:ascii="BRH Malayalam Extra" w:hAnsi="BRH Malayalam Extra" w:cs="BRH Malayalam Extra"/>
-                <w:color w:val="000000"/>
-                <w:sz w:val="26"/>
-                <w:szCs w:val="40"/>
-              </w:rPr>
-              <w:t>–</w:t>
-            </w:r>
-            <w:r>
-              <w:rPr>
-                <w:rFonts w:ascii="BRH Malayalam Extra" w:hAnsi="BRH Malayalam Extra" w:cs="BRH Malayalam Extra"/>
-                <w:color w:val="000000"/>
-                <w:sz w:val="32"/>
-                <w:szCs w:val="40"/>
-              </w:rPr>
-              <w:t xml:space="preserve">d¢r¡— | </w:t>
+          </w:p>
+        </w:tc>
+        <w:tc>
+          <w:tcPr>
+            <w:tcW w:w="7442" w:type="dxa"/>
+          </w:tcPr>
+          <w:p>
+            <w:pPr>
+              <w:widowControl w:val="0"/>
+              <w:autoSpaceDE w:val="0"/>
+              <w:autoSpaceDN w:val="0"/>
+              <w:adjustRightInd w:val="0"/>
+              <w:spacing w:line="240" w:lineRule="auto"/>
+              <w:rPr>
+                <w:rFonts w:ascii="BRH Malayalam Extra" w:hAnsi="BRH Malayalam Extra" w:cs="BRH Malayalam Extra"/>
+                <w:sz w:val="32"/>
+                <w:szCs w:val="40"/>
+              </w:rPr>
+            </w:pPr>
+            <w:r>
+              <w:rPr>
+                <w:rFonts w:cs="BRH Malayalam Extra"/>
+                <w:szCs w:val="40"/>
+              </w:rPr>
+              <w:t>22</w:t>
+            </w:r>
+            <w:r>
+              <w:rPr>
+                <w:rFonts w:ascii="BRH Malayalam Extra" w:hAnsi="BRH Malayalam Extra" w:cs="BRH Malayalam Extra"/>
+                <w:sz w:val="32"/>
+                <w:szCs w:val="40"/>
+              </w:rPr>
+              <w:t>)</w:t>
+            </w:r>
+            <w:r>
+              <w:rPr>
+                <w:rFonts w:ascii="BRH Malayalam Extra" w:hAnsi="BRH Malayalam Extra" w:cs="BRH Malayalam Extra"/>
+                <w:sz w:val="32"/>
+                <w:szCs w:val="40"/>
+              </w:rPr>
+              <w:tab/>
+            </w:r>
+            <w:r>
+              <w:rPr>
+                <w:rFonts w:cs="BRH Malayalam Extra"/>
+                <w:szCs w:val="40"/>
+              </w:rPr>
+              <w:t>1</w:t>
+            </w:r>
+            <w:r>
+              <w:rPr>
+                <w:rFonts w:ascii="BRH Malayalam Extra" w:hAnsi="BRH Malayalam Extra" w:cs="BRH Malayalam Extra"/>
+                <w:sz w:val="32"/>
+                <w:szCs w:val="40"/>
+              </w:rPr>
+              <w:t>.</w:t>
+            </w:r>
+            <w:r>
+              <w:rPr>
+                <w:rFonts w:cs="BRH Malayalam Extra"/>
+                <w:szCs w:val="40"/>
+              </w:rPr>
+              <w:t>8</w:t>
+            </w:r>
+            <w:r>
+              <w:rPr>
+                <w:rFonts w:ascii="BRH Malayalam Extra" w:hAnsi="BRH Malayalam Extra" w:cs="BRH Malayalam Extra"/>
+                <w:sz w:val="32"/>
+                <w:szCs w:val="40"/>
+              </w:rPr>
+              <w:t>.</w:t>
+            </w:r>
+            <w:r>
+              <w:rPr>
+                <w:rFonts w:cs="BRH Malayalam Extra"/>
+                <w:szCs w:val="40"/>
+              </w:rPr>
+              <w:t>3</w:t>
+            </w:r>
+            <w:r>
+              <w:rPr>
+                <w:rFonts w:ascii="BRH Malayalam Extra" w:hAnsi="BRH Malayalam Extra" w:cs="BRH Malayalam Extra"/>
+                <w:sz w:val="32"/>
+                <w:szCs w:val="40"/>
+              </w:rPr>
+              <w:t>.</w:t>
+            </w:r>
+            <w:r>
+              <w:rPr>
+                <w:rFonts w:cs="BRH Malayalam Extra"/>
+                <w:szCs w:val="40"/>
+              </w:rPr>
+              <w:t>1</w:t>
+            </w:r>
+            <w:r>
+              <w:rPr>
+                <w:rFonts w:ascii="BRH Malayalam Extra" w:hAnsi="BRH Malayalam Extra" w:cs="BRH Malayalam Extra"/>
+                <w:sz w:val="32"/>
+                <w:szCs w:val="40"/>
+              </w:rPr>
+              <w:t>(</w:t>
+            </w:r>
+            <w:r>
+              <w:rPr>
+                <w:rFonts w:cs="BRH Malayalam Extra"/>
+                <w:szCs w:val="40"/>
+              </w:rPr>
+              <w:t>16</w:t>
+            </w:r>
+            <w:r>
+              <w:rPr>
+                <w:rFonts w:ascii="BRH Malayalam Extra" w:hAnsi="BRH Malayalam Extra" w:cs="BRH Malayalam Extra"/>
+                <w:sz w:val="32"/>
+                <w:szCs w:val="40"/>
+              </w:rPr>
+              <w:t>)-  s¡ | d</w:t>
+            </w:r>
+            <w:r>
+              <w:rPr>
+                <w:rFonts w:ascii="BRH Malayalam Extra" w:hAnsi="BRH Malayalam Extra" w:cs="BRH Malayalam Extra"/>
+                <w:sz w:val="26"/>
+                <w:szCs w:val="40"/>
+              </w:rPr>
+              <w:t>–</w:t>
+            </w:r>
+            <w:r>
+              <w:rPr>
+                <w:rFonts w:ascii="BRH Malayalam Extra" w:hAnsi="BRH Malayalam Extra" w:cs="BRH Malayalam Extra"/>
+                <w:sz w:val="32"/>
+                <w:szCs w:val="40"/>
+              </w:rPr>
+              <w:t>J | C</w:t>
+            </w:r>
+            <w:r>
+              <w:rPr>
+                <w:rFonts w:ascii="BRH Malayalam Extra" w:hAnsi="BRH Malayalam Extra" w:cs="BRH Malayalam Extra"/>
+                <w:sz w:val="26"/>
+                <w:szCs w:val="40"/>
+              </w:rPr>
+              <w:t>–</w:t>
+            </w:r>
+            <w:r>
+              <w:rPr>
+                <w:rFonts w:ascii="BRH Malayalam Extra" w:hAnsi="BRH Malayalam Extra" w:cs="BRH Malayalam Extra"/>
+                <w:sz w:val="32"/>
+                <w:szCs w:val="40"/>
+              </w:rPr>
+              <w:t>öÉ</w:t>
+            </w:r>
+            <w:r>
+              <w:rPr>
+                <w:rFonts w:ascii="BRH Malayalam Extra" w:hAnsi="BRH Malayalam Extra" w:cs="BRH Malayalam Extra"/>
+                <w:sz w:val="26"/>
+                <w:szCs w:val="40"/>
+              </w:rPr>
+              <w:t>–</w:t>
+            </w:r>
+            <w:r>
+              <w:rPr>
+                <w:rFonts w:ascii="BRH Malayalam Extra" w:hAnsi="BRH Malayalam Extra" w:cs="BRH Malayalam Extra"/>
+                <w:sz w:val="32"/>
+                <w:szCs w:val="40"/>
+              </w:rPr>
+              <w:t xml:space="preserve"> | (</w:t>
+            </w:r>
+            <w:r>
+              <w:rPr>
+                <w:rFonts w:cs="BRH Malayalam Extra"/>
+                <w:szCs w:val="40"/>
+              </w:rPr>
+              <w:t>GS1</w:t>
+            </w:r>
+            <w:r>
+              <w:rPr>
+                <w:rFonts w:ascii="BRH Malayalam Extra" w:hAnsi="BRH Malayalam Extra" w:cs="BRH Malayalam Extra"/>
+                <w:sz w:val="32"/>
+                <w:szCs w:val="40"/>
+              </w:rPr>
+              <w:t>.</w:t>
+            </w:r>
+            <w:r>
+              <w:rPr>
+                <w:rFonts w:cs="BRH Malayalam Extra"/>
+                <w:szCs w:val="40"/>
+              </w:rPr>
+              <w:t>8</w:t>
+            </w:r>
+            <w:r>
+              <w:rPr>
+                <w:rFonts w:ascii="BRH Malayalam Extra" w:hAnsi="BRH Malayalam Extra" w:cs="BRH Malayalam Extra"/>
+                <w:sz w:val="32"/>
+                <w:szCs w:val="40"/>
+              </w:rPr>
+              <w:t>-</w:t>
+            </w:r>
+            <w:r>
+              <w:rPr>
+                <w:rFonts w:cs="BRH Malayalam Extra"/>
+                <w:szCs w:val="40"/>
+              </w:rPr>
+              <w:t>2</w:t>
+            </w:r>
+            <w:r>
+              <w:rPr>
+                <w:rFonts w:ascii="BRH Malayalam Extra" w:hAnsi="BRH Malayalam Extra" w:cs="BRH Malayalam Extra"/>
+                <w:sz w:val="32"/>
+                <w:szCs w:val="40"/>
+              </w:rPr>
+              <w:t>)</w:t>
             </w:r>
           </w:p>
           <w:p>
@@ -1014,188 +2857,123 @@
               <w:adjustRightInd w:val="0"/>
               <w:spacing w:line="240" w:lineRule="auto"/>
               <w:rPr>
-                <w:rFonts w:cs="BRH Malayalam Extra"/>
+                <w:rFonts w:ascii="BRH Malayalam Extra" w:hAnsi="BRH Malayalam Extra" w:cs="BRH Malayalam Extra"/>
+                <w:sz w:val="32"/>
+                <w:szCs w:val="40"/>
+              </w:rPr>
+            </w:pPr>
+            <w:r>
+              <w:rPr>
+                <w:rFonts w:ascii="BRH Malayalam Extra" w:hAnsi="BRH Malayalam Extra" w:cs="BRH Malayalam Extra"/>
+                <w:sz w:val="32"/>
+                <w:szCs w:val="40"/>
+                <w:highlight w:val="green"/>
+              </w:rPr>
+              <w:t>s</w:t>
+            </w:r>
+            <w:r>
+              <w:rPr>
+                <w:rFonts w:ascii="BRH Malayalam Extra" w:hAnsi="BRH Malayalam Extra" w:cs="BRH Malayalam Extra"/>
                 <w:color w:val="000000"/>
-                <w:szCs w:val="40"/>
-              </w:rPr>
-            </w:pPr>
-          </w:p>
-        </w:tc>
-        <w:tc>
-          <w:tcPr>
-            <w:tcW w:w="7300" w:type="dxa"/>
-          </w:tcPr>
-          <w:p>
-            <w:pPr>
-              <w:widowControl w:val="0"/>
-              <w:autoSpaceDE w:val="0"/>
-              <w:autoSpaceDN w:val="0"/>
-              <w:adjustRightInd w:val="0"/>
-              <w:spacing w:line="240" w:lineRule="auto"/>
+                <w:sz w:val="32"/>
+                <w:szCs w:val="40"/>
+                <w:highlight w:val="green"/>
+              </w:rPr>
+              <w:t>¢</w:t>
+            </w:r>
+            <w:r>
+              <w:rPr>
+                <w:rFonts w:ascii="BRH Malayalam Extra" w:hAnsi="BRH Malayalam Extra" w:cs="BRH Malayalam Extra"/>
+                <w:sz w:val="32"/>
+                <w:szCs w:val="40"/>
+              </w:rPr>
+              <w:t xml:space="preserve"> ¥dx— d</w:t>
+            </w:r>
+            <w:r>
+              <w:rPr>
+                <w:rFonts w:ascii="BRH Malayalam Extra" w:hAnsi="BRH Malayalam Extra" w:cs="BRH Malayalam Extra"/>
+                <w:sz w:val="26"/>
+                <w:szCs w:val="40"/>
+              </w:rPr>
+              <w:t>–</w:t>
+            </w:r>
+            <w:r>
+              <w:rPr>
+                <w:rFonts w:ascii="BRH Malayalam Extra" w:hAnsi="BRH Malayalam Extra" w:cs="BRH Malayalam Extra"/>
+                <w:sz w:val="32"/>
+                <w:szCs w:val="40"/>
+              </w:rPr>
+              <w:t xml:space="preserve">J s¡ </w:t>
+            </w:r>
+            <w:r>
+              <w:rPr>
+                <w:rFonts w:ascii="BRH Malayalam Extra" w:hAnsi="BRH Malayalam Extra" w:cs="BRH Malayalam Extra"/>
+                <w:sz w:val="32"/>
+                <w:szCs w:val="40"/>
+                <w:highlight w:val="green"/>
+              </w:rPr>
+              <w:t>s</w:t>
+            </w:r>
+            <w:r>
               <w:rPr>
                 <w:rFonts w:ascii="BRH Malayalam Extra" w:hAnsi="BRH Malayalam Extra" w:cs="BRH Malayalam Extra"/>
                 <w:color w:val="000000"/>
                 <w:sz w:val="32"/>
                 <w:szCs w:val="40"/>
-              </w:rPr>
-            </w:pPr>
-            <w:r>
-              <w:rPr>
-                <w:rFonts w:cs="BRH Malayalam Extra"/>
+                <w:highlight w:val="green"/>
+              </w:rPr>
+              <w:t>¢</w:t>
+            </w:r>
+            <w:r>
+              <w:rPr>
+                <w:rFonts w:ascii="BRH Malayalam Extra" w:hAnsi="BRH Malayalam Extra" w:cs="BRH Malayalam Extra"/>
+                <w:sz w:val="32"/>
+                <w:szCs w:val="40"/>
+              </w:rPr>
+              <w:t xml:space="preserve"> d— C¥öÉöÉ d</w:t>
+            </w:r>
+            <w:r>
+              <w:rPr>
+                <w:rFonts w:ascii="BRH Malayalam Extra" w:hAnsi="BRH Malayalam Extra" w:cs="BRH Malayalam Extra"/>
+                <w:sz w:val="26"/>
+                <w:szCs w:val="40"/>
+              </w:rPr>
+              <w:t>–</w:t>
+            </w:r>
+            <w:r>
+              <w:rPr>
+                <w:rFonts w:ascii="BRH Malayalam Extra" w:hAnsi="BRH Malayalam Extra" w:cs="BRH Malayalam Extra"/>
+                <w:sz w:val="32"/>
+                <w:szCs w:val="40"/>
+              </w:rPr>
+              <w:t xml:space="preserve">J s¡ </w:t>
+            </w:r>
+            <w:r>
+              <w:rPr>
+                <w:rFonts w:ascii="BRH Malayalam Extra" w:hAnsi="BRH Malayalam Extra" w:cs="BRH Malayalam Extra"/>
+                <w:sz w:val="32"/>
+                <w:szCs w:val="40"/>
+                <w:highlight w:val="green"/>
+              </w:rPr>
+              <w:t>s</w:t>
+            </w:r>
+            <w:r>
+              <w:rPr>
+                <w:rFonts w:ascii="BRH Malayalam Extra" w:hAnsi="BRH Malayalam Extra" w:cs="BRH Malayalam Extra"/>
                 <w:color w:val="000000"/>
-                <w:szCs w:val="40"/>
-              </w:rPr>
-              <w:t>31</w:t>
-            </w:r>
-            <w:r>
-              <w:rPr>
-                <w:rFonts w:ascii="BRH Malayalam Extra" w:hAnsi="BRH Malayalam Extra" w:cs="BRH Malayalam Extra"/>
-                <w:color w:val="000000"/>
-                <w:sz w:val="32"/>
-                <w:szCs w:val="40"/>
-              </w:rPr>
-              <w:t>)</w:t>
-            </w:r>
-            <w:r>
-              <w:rPr>
-                <w:rFonts w:ascii="BRH Malayalam Extra" w:hAnsi="BRH Malayalam Extra" w:cs="BRH Malayalam Extra"/>
-                <w:color w:val="000000"/>
-                <w:sz w:val="32"/>
-                <w:szCs w:val="40"/>
-              </w:rPr>
-              <w:tab/>
-            </w:r>
-            <w:r>
-              <w:rPr>
-                <w:rFonts w:cs="BRH Malayalam Extra"/>
-                <w:color w:val="000000"/>
-                <w:szCs w:val="40"/>
-              </w:rPr>
-              <w:t>1</w:t>
-            </w:r>
-            <w:r>
-              <w:rPr>
-                <w:rFonts w:ascii="BRH Malayalam Extra" w:hAnsi="BRH Malayalam Extra" w:cs="BRH Malayalam Extra"/>
-                <w:color w:val="000000"/>
-                <w:sz w:val="32"/>
-                <w:szCs w:val="40"/>
-              </w:rPr>
-              <w:t>.</w:t>
-            </w:r>
-            <w:r>
-              <w:rPr>
-                <w:rFonts w:cs="BRH Malayalam Extra"/>
-                <w:color w:val="000000"/>
-                <w:szCs w:val="40"/>
-              </w:rPr>
-              <w:t>8</w:t>
-            </w:r>
-            <w:r>
-              <w:rPr>
-                <w:rFonts w:ascii="BRH Malayalam Extra" w:hAnsi="BRH Malayalam Extra" w:cs="BRH Malayalam Extra"/>
-                <w:color w:val="000000"/>
-                <w:sz w:val="32"/>
-                <w:szCs w:val="40"/>
-              </w:rPr>
-              <w:t>.</w:t>
-            </w:r>
-            <w:r>
-              <w:rPr>
-                <w:rFonts w:cs="BRH Malayalam Extra"/>
-                <w:color w:val="000000"/>
-                <w:szCs w:val="40"/>
-              </w:rPr>
-              <w:t>22</w:t>
-            </w:r>
-            <w:r>
-              <w:rPr>
-                <w:rFonts w:ascii="BRH Malayalam Extra" w:hAnsi="BRH Malayalam Extra" w:cs="BRH Malayalam Extra"/>
-                <w:color w:val="000000"/>
-                <w:sz w:val="32"/>
-                <w:szCs w:val="40"/>
-              </w:rPr>
-              <w:t>.</w:t>
-            </w:r>
-            <w:r>
-              <w:rPr>
-                <w:rFonts w:cs="BRH Malayalam Extra"/>
-                <w:color w:val="000000"/>
-                <w:szCs w:val="40"/>
-              </w:rPr>
-              <w:t>5</w:t>
-            </w:r>
-            <w:r>
-              <w:rPr>
-                <w:rFonts w:ascii="BRH Malayalam Extra" w:hAnsi="BRH Malayalam Extra" w:cs="BRH Malayalam Extra"/>
-                <w:color w:val="000000"/>
-                <w:sz w:val="32"/>
-                <w:szCs w:val="40"/>
-              </w:rPr>
-              <w:t>(</w:t>
-            </w:r>
-            <w:r>
-              <w:rPr>
-                <w:rFonts w:cs="BRH Malayalam Extra"/>
-                <w:color w:val="000000"/>
-                <w:szCs w:val="40"/>
-              </w:rPr>
-              <w:t>28</w:t>
-            </w:r>
-            <w:r>
-              <w:rPr>
-                <w:rFonts w:ascii="BRH Malayalam Extra" w:hAnsi="BRH Malayalam Extra" w:cs="BRH Malayalam Extra"/>
-                <w:color w:val="000000"/>
-                <w:sz w:val="32"/>
-                <w:szCs w:val="40"/>
-              </w:rPr>
-              <w:t>)</w:t>
-            </w:r>
-            <w:proofErr w:type="gramStart"/>
-            <w:r>
-              <w:rPr>
-                <w:rFonts w:ascii="BRH Malayalam Extra" w:hAnsi="BRH Malayalam Extra" w:cs="BRH Malayalam Extra"/>
-                <w:color w:val="000000"/>
-                <w:sz w:val="32"/>
-                <w:szCs w:val="40"/>
-              </w:rPr>
-              <w:t>-  G</w:t>
-            </w:r>
-            <w:proofErr w:type="gramEnd"/>
-            <w:r>
-              <w:rPr>
-                <w:rFonts w:ascii="BRH Malayalam Extra" w:hAnsi="BRH Malayalam Extra" w:cs="BRH Malayalam Extra"/>
-                <w:color w:val="000000"/>
-                <w:sz w:val="26"/>
-                <w:szCs w:val="40"/>
-              </w:rPr>
-              <w:t>–</w:t>
-            </w:r>
-            <w:r>
-              <w:rPr>
-                <w:rFonts w:ascii="BRH Malayalam Extra" w:hAnsi="BRH Malayalam Extra" w:cs="BRH Malayalam Extra"/>
-                <w:color w:val="000000"/>
-                <w:sz w:val="32"/>
-                <w:szCs w:val="40"/>
-              </w:rPr>
-              <w:t>Zxdy— | A</w:t>
-            </w:r>
-            <w:r>
-              <w:rPr>
-                <w:rFonts w:ascii="BRH Malayalam Extra" w:hAnsi="BRH Malayalam Extra" w:cs="BRH Malayalam Extra"/>
-                <w:color w:val="000000"/>
-                <w:sz w:val="26"/>
-                <w:szCs w:val="40"/>
-              </w:rPr>
-              <w:t>–</w:t>
-            </w:r>
-            <w:r>
-              <w:rPr>
-                <w:rFonts w:ascii="BRH Malayalam Extra" w:hAnsi="BRH Malayalam Extra" w:cs="BRH Malayalam Extra"/>
-                <w:color w:val="000000"/>
-                <w:sz w:val="32"/>
-                <w:szCs w:val="40"/>
-              </w:rPr>
-              <w:t>¥sô | pyqûx˜ |</w:t>
+                <w:sz w:val="32"/>
+                <w:szCs w:val="40"/>
+                <w:highlight w:val="green"/>
+              </w:rPr>
+              <w:t>¢</w:t>
+            </w:r>
+            <w:r>
+              <w:rPr>
+                <w:rFonts w:ascii="BRH Malayalam Extra" w:hAnsi="BRH Malayalam Extra" w:cs="BRH Malayalam Extra"/>
+                <w:sz w:val="32"/>
+                <w:szCs w:val="40"/>
+              </w:rPr>
+              <w:t xml:space="preserve"> d— CöÉ | </w:t>
             </w:r>
           </w:p>
           <w:p>
@@ -1206,692 +2984,7 @@
               <w:adjustRightInd w:val="0"/>
               <w:spacing w:line="240" w:lineRule="auto"/>
               <w:rPr>
-                <w:rFonts w:ascii="BRH Malayalam Extra" w:hAnsi="BRH Malayalam Extra" w:cs="BRH Malayalam Extra"/>
-                <w:color w:val="000000"/>
-                <w:sz w:val="32"/>
-                <w:szCs w:val="40"/>
-              </w:rPr>
-            </w:pPr>
-            <w:r>
-              <w:rPr>
-                <w:rFonts w:ascii="BRH Malayalam Extra" w:hAnsi="BRH Malayalam Extra" w:cs="BRH Malayalam Extra"/>
-                <w:color w:val="000000"/>
-                <w:sz w:val="32"/>
-                <w:szCs w:val="40"/>
-              </w:rPr>
-              <w:t>G</w:t>
-            </w:r>
-            <w:r>
-              <w:rPr>
-                <w:rFonts w:ascii="BRH Malayalam Extra" w:hAnsi="BRH Malayalam Extra" w:cs="BRH Malayalam Extra"/>
-                <w:color w:val="000000"/>
-                <w:sz w:val="26"/>
-                <w:szCs w:val="40"/>
-              </w:rPr>
-              <w:t>–</w:t>
-            </w:r>
-            <w:r>
-              <w:rPr>
-                <w:rFonts w:ascii="BRH Malayalam Extra" w:hAnsi="BRH Malayalam Extra" w:cs="BRH Malayalam Extra"/>
-                <w:color w:val="000000"/>
-                <w:sz w:val="32"/>
-                <w:szCs w:val="40"/>
-              </w:rPr>
-              <w:t>Zx dõ</w:t>
-            </w:r>
-            <w:r>
-              <w:rPr>
-                <w:rFonts w:ascii="BRH Malayalam Extra" w:hAnsi="BRH Malayalam Extra" w:cs="BRH Malayalam Extra"/>
-                <w:color w:val="000000"/>
-                <w:sz w:val="26"/>
-                <w:szCs w:val="40"/>
-              </w:rPr>
-              <w:t>–</w:t>
-            </w:r>
-            <w:r>
-              <w:rPr>
-                <w:rFonts w:ascii="BRH Malayalam Extra" w:hAnsi="BRH Malayalam Extra" w:cs="BRH Malayalam Extra"/>
-                <w:color w:val="000000"/>
-                <w:sz w:val="32"/>
-                <w:szCs w:val="40"/>
-              </w:rPr>
-              <w:t>¥sô A</w:t>
-            </w:r>
-            <w:r>
-              <w:rPr>
-                <w:rFonts w:ascii="BRH Malayalam Extra" w:hAnsi="BRH Malayalam Extra" w:cs="BRH Malayalam Extra"/>
-                <w:color w:val="000000"/>
-                <w:sz w:val="26"/>
-                <w:szCs w:val="40"/>
-              </w:rPr>
-              <w:t>–</w:t>
-            </w:r>
-            <w:r>
-              <w:rPr>
-                <w:rFonts w:ascii="BRH Malayalam Extra" w:hAnsi="BRH Malayalam Extra" w:cs="BRH Malayalam Extra"/>
-                <w:color w:val="000000"/>
-                <w:sz w:val="32"/>
-                <w:szCs w:val="40"/>
-              </w:rPr>
-              <w:t>¥sô G</w:t>
-            </w:r>
-            <w:r>
-              <w:rPr>
-                <w:rFonts w:ascii="BRH Malayalam Extra" w:hAnsi="BRH Malayalam Extra" w:cs="BRH Malayalam Extra"/>
-                <w:color w:val="000000"/>
-                <w:sz w:val="26"/>
-                <w:szCs w:val="40"/>
-              </w:rPr>
-              <w:t>–</w:t>
-            </w:r>
-            <w:r>
-              <w:rPr>
-                <w:rFonts w:ascii="BRH Malayalam Extra" w:hAnsi="BRH Malayalam Extra" w:cs="BRH Malayalam Extra"/>
-                <w:color w:val="000000"/>
-                <w:sz w:val="32"/>
-                <w:szCs w:val="40"/>
-              </w:rPr>
-              <w:t>Zx ¥dõ</w:t>
-            </w:r>
-            <w:r>
-              <w:rPr>
-                <w:rFonts w:ascii="BRH Malayalam Extra" w:hAnsi="BRH Malayalam Extra" w:cs="BRH Malayalam Extra"/>
-                <w:color w:val="000000"/>
-                <w:sz w:val="26"/>
-                <w:szCs w:val="40"/>
-              </w:rPr>
-              <w:t>–</w:t>
-            </w:r>
-            <w:r>
-              <w:rPr>
-                <w:rFonts w:ascii="BRH Malayalam Extra" w:hAnsi="BRH Malayalam Extra" w:cs="BRH Malayalam Extra"/>
-                <w:color w:val="000000"/>
-                <w:sz w:val="32"/>
-                <w:szCs w:val="40"/>
-              </w:rPr>
-              <w:t>Zx dõ</w:t>
-            </w:r>
-            <w:r>
-              <w:rPr>
-                <w:rFonts w:ascii="BRH Malayalam Extra" w:hAnsi="BRH Malayalam Extra" w:cs="BRH Malayalam Extra"/>
-                <w:color w:val="000000"/>
-                <w:sz w:val="26"/>
-                <w:szCs w:val="40"/>
-              </w:rPr>
-              <w:t>–</w:t>
-            </w:r>
-            <w:r>
-              <w:rPr>
-                <w:rFonts w:ascii="BRH Malayalam Extra" w:hAnsi="BRH Malayalam Extra" w:cs="BRH Malayalam Extra"/>
-                <w:color w:val="000000"/>
-                <w:sz w:val="32"/>
-                <w:szCs w:val="40"/>
-              </w:rPr>
-              <w:t>¥sô pyqûx</w:t>
-            </w:r>
-            <w:r>
-              <w:rPr>
-                <w:rFonts w:ascii="BRH Malayalam Extra" w:hAnsi="BRH Malayalam Extra" w:cs="BRH Malayalam Extra"/>
-                <w:color w:val="000000"/>
-                <w:sz w:val="26"/>
-                <w:szCs w:val="40"/>
-              </w:rPr>
-              <w:t>–</w:t>
-            </w:r>
-            <w:r>
-              <w:rPr>
-                <w:rFonts w:ascii="BRH Malayalam Extra" w:hAnsi="BRH Malayalam Extra" w:cs="BRH Malayalam Extra"/>
-                <w:color w:val="000000"/>
-                <w:sz w:val="32"/>
-                <w:szCs w:val="40"/>
-              </w:rPr>
-              <w:t xml:space="preserve"> py</w:t>
-            </w:r>
-            <w:r>
-              <w:rPr>
-                <w:rFonts w:ascii="BRH Malayalam Extra" w:hAnsi="BRH Malayalam Extra" w:cs="BRH Malayalam Extra"/>
-                <w:color w:val="000000"/>
-                <w:sz w:val="32"/>
-                <w:szCs w:val="40"/>
-                <w:highlight w:val="green"/>
-              </w:rPr>
-              <w:t>qûx</w:t>
-            </w:r>
-            <w:r>
-              <w:rPr>
-                <w:rFonts w:ascii="BRH Malayalam Extra" w:hAnsi="BRH Malayalam Extra" w:cs="BRH Malayalam Extra"/>
-                <w:color w:val="000000"/>
-                <w:sz w:val="26"/>
-                <w:szCs w:val="40"/>
-              </w:rPr>
-              <w:t>–</w:t>
-            </w:r>
-            <w:r>
-              <w:rPr>
-                <w:rFonts w:ascii="BRH Malayalam Extra" w:hAnsi="BRH Malayalam Extra" w:cs="BRH Malayalam Extra"/>
-                <w:color w:val="000000"/>
-                <w:sz w:val="36"/>
-                <w:szCs w:val="36"/>
-                <w:highlight w:val="green"/>
-              </w:rPr>
-              <w:t>„</w:t>
-            </w:r>
-            <w:r>
-              <w:rPr>
-                <w:rFonts w:ascii="BRH Malayalam Extra" w:hAnsi="BRH Malayalam Extra" w:cs="BRH Malayalam Extra"/>
-                <w:color w:val="000000"/>
-                <w:sz w:val="32"/>
-                <w:szCs w:val="40"/>
-              </w:rPr>
-              <w:t>¥sô G</w:t>
-            </w:r>
-            <w:r>
-              <w:rPr>
-                <w:rFonts w:ascii="BRH Malayalam Extra" w:hAnsi="BRH Malayalam Extra" w:cs="BRH Malayalam Extra"/>
-                <w:color w:val="000000"/>
-                <w:sz w:val="26"/>
-                <w:szCs w:val="40"/>
-              </w:rPr>
-              <w:t>–</w:t>
-            </w:r>
-            <w:r>
-              <w:rPr>
-                <w:rFonts w:ascii="BRH Malayalam Extra" w:hAnsi="BRH Malayalam Extra" w:cs="BRH Malayalam Extra"/>
-                <w:color w:val="000000"/>
-                <w:sz w:val="32"/>
-                <w:szCs w:val="40"/>
-              </w:rPr>
-              <w:t>Zx ¥dõ</w:t>
-            </w:r>
-            <w:r>
-              <w:rPr>
-                <w:rFonts w:ascii="BRH Malayalam Extra" w:hAnsi="BRH Malayalam Extra" w:cs="BRH Malayalam Extra"/>
-                <w:color w:val="000000"/>
-                <w:sz w:val="26"/>
-                <w:szCs w:val="40"/>
-              </w:rPr>
-              <w:t>–</w:t>
-            </w:r>
-            <w:r>
-              <w:rPr>
-                <w:rFonts w:ascii="BRH Malayalam Extra" w:hAnsi="BRH Malayalam Extra" w:cs="BRH Malayalam Extra"/>
-                <w:color w:val="000000"/>
-                <w:sz w:val="32"/>
-                <w:szCs w:val="40"/>
-              </w:rPr>
-              <w:t>Zx dõ</w:t>
-            </w:r>
-            <w:r>
-              <w:rPr>
-                <w:rFonts w:ascii="BRH Malayalam Extra" w:hAnsi="BRH Malayalam Extra" w:cs="BRH Malayalam Extra"/>
-                <w:color w:val="000000"/>
-                <w:sz w:val="26"/>
-                <w:szCs w:val="40"/>
-              </w:rPr>
-              <w:t>–</w:t>
-            </w:r>
-            <w:r>
-              <w:rPr>
-                <w:rFonts w:ascii="BRH Malayalam Extra" w:hAnsi="BRH Malayalam Extra" w:cs="BRH Malayalam Extra"/>
-                <w:color w:val="000000"/>
-                <w:sz w:val="32"/>
-                <w:szCs w:val="40"/>
-              </w:rPr>
-              <w:t xml:space="preserve">¥sô pyqûx˜ | </w:t>
-            </w:r>
-          </w:p>
-          <w:p>
-            <w:pPr>
-              <w:widowControl w:val="0"/>
-              <w:autoSpaceDE w:val="0"/>
-              <w:autoSpaceDN w:val="0"/>
-              <w:adjustRightInd w:val="0"/>
-              <w:spacing w:line="240" w:lineRule="auto"/>
-              <w:rPr>
-                <w:rFonts w:ascii="BRH Malayalam Extra" w:hAnsi="BRH Malayalam Extra" w:cs="BRH Malayalam Extra"/>
-                <w:color w:val="000000"/>
-                <w:sz w:val="32"/>
-                <w:szCs w:val="40"/>
-              </w:rPr>
-            </w:pPr>
-            <w:r>
-              <w:rPr>
-                <w:rFonts w:cs="BRH Malayalam Extra"/>
-                <w:color w:val="000000"/>
-                <w:szCs w:val="40"/>
-              </w:rPr>
-              <w:t>32</w:t>
-            </w:r>
-            <w:r>
-              <w:rPr>
-                <w:rFonts w:ascii="BRH Malayalam Extra" w:hAnsi="BRH Malayalam Extra" w:cs="BRH Malayalam Extra"/>
-                <w:color w:val="000000"/>
-                <w:sz w:val="32"/>
-                <w:szCs w:val="40"/>
-              </w:rPr>
-              <w:t>)</w:t>
-            </w:r>
-            <w:r>
-              <w:rPr>
-                <w:rFonts w:ascii="BRH Malayalam Extra" w:hAnsi="BRH Malayalam Extra" w:cs="BRH Malayalam Extra"/>
-                <w:color w:val="000000"/>
-                <w:sz w:val="32"/>
-                <w:szCs w:val="40"/>
-              </w:rPr>
-              <w:tab/>
-            </w:r>
-            <w:r>
-              <w:rPr>
-                <w:rFonts w:cs="BRH Malayalam Extra"/>
-                <w:color w:val="000000"/>
-                <w:szCs w:val="40"/>
-              </w:rPr>
-              <w:t>1</w:t>
-            </w:r>
-            <w:r>
-              <w:rPr>
-                <w:rFonts w:ascii="BRH Malayalam Extra" w:hAnsi="BRH Malayalam Extra" w:cs="BRH Malayalam Extra"/>
-                <w:color w:val="000000"/>
-                <w:sz w:val="32"/>
-                <w:szCs w:val="40"/>
-              </w:rPr>
-              <w:t>.</w:t>
-            </w:r>
-            <w:r>
-              <w:rPr>
-                <w:rFonts w:cs="BRH Malayalam Extra"/>
-                <w:color w:val="000000"/>
-                <w:szCs w:val="40"/>
-              </w:rPr>
-              <w:t>8</w:t>
-            </w:r>
-            <w:r>
-              <w:rPr>
-                <w:rFonts w:ascii="BRH Malayalam Extra" w:hAnsi="BRH Malayalam Extra" w:cs="BRH Malayalam Extra"/>
-                <w:color w:val="000000"/>
-                <w:sz w:val="32"/>
-                <w:szCs w:val="40"/>
-              </w:rPr>
-              <w:t>.</w:t>
-            </w:r>
-            <w:r>
-              <w:rPr>
-                <w:rFonts w:cs="BRH Malayalam Extra"/>
-                <w:color w:val="000000"/>
-                <w:szCs w:val="40"/>
-              </w:rPr>
-              <w:t>22</w:t>
-            </w:r>
-            <w:r>
-              <w:rPr>
-                <w:rFonts w:ascii="BRH Malayalam Extra" w:hAnsi="BRH Malayalam Extra" w:cs="BRH Malayalam Extra"/>
-                <w:color w:val="000000"/>
-                <w:sz w:val="32"/>
-                <w:szCs w:val="40"/>
-              </w:rPr>
-              <w:t>.</w:t>
-            </w:r>
-            <w:r>
-              <w:rPr>
-                <w:rFonts w:cs="BRH Malayalam Extra"/>
-                <w:color w:val="000000"/>
-                <w:szCs w:val="40"/>
-              </w:rPr>
-              <w:t>5</w:t>
-            </w:r>
-            <w:r>
-              <w:rPr>
-                <w:rFonts w:ascii="BRH Malayalam Extra" w:hAnsi="BRH Malayalam Extra" w:cs="BRH Malayalam Extra"/>
-                <w:color w:val="000000"/>
-                <w:sz w:val="32"/>
-                <w:szCs w:val="40"/>
-              </w:rPr>
-              <w:t>(</w:t>
-            </w:r>
-            <w:r>
-              <w:rPr>
-                <w:rFonts w:cs="BRH Malayalam Extra"/>
-                <w:color w:val="000000"/>
-                <w:szCs w:val="40"/>
-              </w:rPr>
-              <w:t>29</w:t>
-            </w:r>
-            <w:r>
-              <w:rPr>
-                <w:rFonts w:ascii="BRH Malayalam Extra" w:hAnsi="BRH Malayalam Extra" w:cs="BRH Malayalam Extra"/>
-                <w:color w:val="000000"/>
-                <w:sz w:val="32"/>
-                <w:szCs w:val="40"/>
-              </w:rPr>
-              <w:t>)</w:t>
-            </w:r>
-            <w:proofErr w:type="gramStart"/>
-            <w:r>
-              <w:rPr>
-                <w:rFonts w:ascii="BRH Malayalam Extra" w:hAnsi="BRH Malayalam Extra" w:cs="BRH Malayalam Extra"/>
-                <w:color w:val="000000"/>
-                <w:sz w:val="32"/>
-                <w:szCs w:val="40"/>
-              </w:rPr>
-              <w:t>-  A</w:t>
-            </w:r>
-            <w:proofErr w:type="gramEnd"/>
-            <w:r>
-              <w:rPr>
-                <w:rFonts w:ascii="BRH Malayalam Extra" w:hAnsi="BRH Malayalam Extra" w:cs="BRH Malayalam Extra"/>
-                <w:color w:val="000000"/>
-                <w:sz w:val="26"/>
-                <w:szCs w:val="40"/>
-              </w:rPr>
-              <w:t>–</w:t>
-            </w:r>
-            <w:r>
-              <w:rPr>
-                <w:rFonts w:ascii="BRH Malayalam Extra" w:hAnsi="BRH Malayalam Extra" w:cs="BRH Malayalam Extra"/>
-                <w:color w:val="000000"/>
-                <w:sz w:val="32"/>
-                <w:szCs w:val="40"/>
-              </w:rPr>
-              <w:t>¥sô | pyqûx˜ | Z</w:t>
-            </w:r>
-            <w:r>
-              <w:rPr>
-                <w:rFonts w:ascii="BRH Malayalam Extra" w:hAnsi="BRH Malayalam Extra" w:cs="BRH Malayalam Extra"/>
-                <w:color w:val="000000"/>
-                <w:sz w:val="26"/>
-                <w:szCs w:val="40"/>
-              </w:rPr>
-              <w:t>–</w:t>
-            </w:r>
-            <w:r>
-              <w:rPr>
-                <w:rFonts w:ascii="BRH Malayalam Extra" w:hAnsi="BRH Malayalam Extra" w:cs="BRH Malayalam Extra"/>
-                <w:color w:val="000000"/>
-                <w:sz w:val="32"/>
-                <w:szCs w:val="40"/>
-              </w:rPr>
-              <w:t>d¢r¡— |</w:t>
-            </w:r>
-          </w:p>
-          <w:p>
-            <w:pPr>
-              <w:widowControl w:val="0"/>
-              <w:autoSpaceDE w:val="0"/>
-              <w:autoSpaceDN w:val="0"/>
-              <w:adjustRightInd w:val="0"/>
-              <w:spacing w:line="240" w:lineRule="auto"/>
-              <w:rPr>
-                <w:rFonts w:ascii="BRH Malayalam Extra" w:hAnsi="BRH Malayalam Extra" w:cs="BRH Malayalam Extra"/>
-                <w:color w:val="000000"/>
-                <w:sz w:val="32"/>
-                <w:szCs w:val="40"/>
-              </w:rPr>
-            </w:pPr>
-            <w:r>
-              <w:rPr>
-                <w:rFonts w:ascii="BRH Malayalam Extra" w:hAnsi="BRH Malayalam Extra" w:cs="BRH Malayalam Extra"/>
-                <w:color w:val="000000"/>
-                <w:sz w:val="32"/>
-                <w:szCs w:val="40"/>
-              </w:rPr>
-              <w:t>A</w:t>
-            </w:r>
-            <w:r>
-              <w:rPr>
-                <w:rFonts w:ascii="BRH Malayalam Extra" w:hAnsi="BRH Malayalam Extra" w:cs="BRH Malayalam Extra"/>
-                <w:color w:val="000000"/>
-                <w:sz w:val="26"/>
-                <w:szCs w:val="40"/>
-              </w:rPr>
-              <w:t>–</w:t>
-            </w:r>
-            <w:r>
-              <w:rPr>
-                <w:rFonts w:ascii="BRH Malayalam Extra" w:hAnsi="BRH Malayalam Extra" w:cs="BRH Malayalam Extra"/>
-                <w:color w:val="000000"/>
-                <w:sz w:val="32"/>
-                <w:szCs w:val="40"/>
-              </w:rPr>
-              <w:t>¥sô pyqûx</w:t>
-            </w:r>
-            <w:r>
-              <w:rPr>
-                <w:rFonts w:ascii="BRH Malayalam Extra" w:hAnsi="BRH Malayalam Extra" w:cs="BRH Malayalam Extra"/>
-                <w:color w:val="000000"/>
-                <w:sz w:val="26"/>
-                <w:szCs w:val="40"/>
-              </w:rPr>
-              <w:t>–</w:t>
-            </w:r>
-            <w:r>
-              <w:rPr>
-                <w:rFonts w:ascii="BRH Malayalam Extra" w:hAnsi="BRH Malayalam Extra" w:cs="BRH Malayalam Extra"/>
-                <w:color w:val="000000"/>
-                <w:sz w:val="32"/>
-                <w:szCs w:val="40"/>
-              </w:rPr>
-              <w:t xml:space="preserve"> py</w:t>
-            </w:r>
-            <w:r>
-              <w:rPr>
-                <w:rFonts w:ascii="BRH Malayalam Extra" w:hAnsi="BRH Malayalam Extra" w:cs="BRH Malayalam Extra"/>
-                <w:color w:val="000000"/>
-                <w:sz w:val="32"/>
-                <w:szCs w:val="40"/>
-                <w:highlight w:val="green"/>
-              </w:rPr>
-              <w:t>qûx</w:t>
-            </w:r>
-            <w:r>
-              <w:rPr>
-                <w:rFonts w:ascii="BRH Malayalam Extra" w:hAnsi="BRH Malayalam Extra" w:cs="BRH Malayalam Extra"/>
-                <w:color w:val="000000"/>
-                <w:sz w:val="26"/>
-                <w:szCs w:val="40"/>
-                <w:highlight w:val="green"/>
-              </w:rPr>
-              <w:t>–</w:t>
-            </w:r>
-            <w:r>
-              <w:rPr>
-                <w:rFonts w:ascii="BRH Malayalam Extra" w:hAnsi="BRH Malayalam Extra" w:cs="BRH Malayalam Extra"/>
-                <w:color w:val="000000"/>
-                <w:sz w:val="36"/>
-                <w:szCs w:val="36"/>
-                <w:highlight w:val="green"/>
-              </w:rPr>
-              <w:t>„</w:t>
-            </w:r>
-            <w:r>
-              <w:rPr>
-                <w:rFonts w:ascii="BRH Malayalam Extra" w:hAnsi="BRH Malayalam Extra" w:cs="BRH Malayalam Extra"/>
-                <w:color w:val="000000"/>
-                <w:sz w:val="32"/>
-                <w:szCs w:val="40"/>
-              </w:rPr>
-              <w:t>¥sô A</w:t>
-            </w:r>
-            <w:r>
-              <w:rPr>
-                <w:rFonts w:ascii="BRH Malayalam Extra" w:hAnsi="BRH Malayalam Extra" w:cs="BRH Malayalam Extra"/>
-                <w:color w:val="000000"/>
-                <w:sz w:val="26"/>
-                <w:szCs w:val="40"/>
-              </w:rPr>
-              <w:t>–</w:t>
-            </w:r>
-            <w:r>
-              <w:rPr>
-                <w:rFonts w:ascii="BRH Malayalam Extra" w:hAnsi="BRH Malayalam Extra" w:cs="BRH Malayalam Extra"/>
-                <w:color w:val="000000"/>
-                <w:sz w:val="32"/>
-                <w:szCs w:val="40"/>
-              </w:rPr>
-              <w:t>¥sô pyqûx— Z</w:t>
-            </w:r>
-            <w:r>
-              <w:rPr>
-                <w:rFonts w:ascii="BRH Malayalam Extra" w:hAnsi="BRH Malayalam Extra" w:cs="BRH Malayalam Extra"/>
-                <w:color w:val="000000"/>
-                <w:sz w:val="26"/>
-                <w:szCs w:val="40"/>
-              </w:rPr>
-              <w:t>–</w:t>
-            </w:r>
-            <w:r>
-              <w:rPr>
-                <w:rFonts w:ascii="BRH Malayalam Extra" w:hAnsi="BRH Malayalam Extra" w:cs="BRH Malayalam Extra"/>
-                <w:color w:val="000000"/>
-                <w:sz w:val="32"/>
-                <w:szCs w:val="40"/>
-              </w:rPr>
-              <w:t xml:space="preserve">d¢r¡— </w:t>
-            </w:r>
-          </w:p>
-          <w:p>
-            <w:pPr>
-              <w:widowControl w:val="0"/>
-              <w:autoSpaceDE w:val="0"/>
-              <w:autoSpaceDN w:val="0"/>
-              <w:adjustRightInd w:val="0"/>
-              <w:spacing w:line="240" w:lineRule="auto"/>
-              <w:rPr>
-                <w:rFonts w:ascii="BRH Malayalam Extra" w:hAnsi="BRH Malayalam Extra" w:cs="BRH Malayalam Extra"/>
-                <w:color w:val="000000"/>
-                <w:sz w:val="32"/>
-                <w:szCs w:val="40"/>
-              </w:rPr>
-            </w:pPr>
-            <w:r>
-              <w:rPr>
-                <w:rFonts w:ascii="BRH Malayalam Extra" w:hAnsi="BRH Malayalam Extra" w:cs="BRH Malayalam Extra"/>
-                <w:color w:val="000000"/>
-                <w:sz w:val="32"/>
-                <w:szCs w:val="40"/>
-              </w:rPr>
-              <w:t>Z</w:t>
-            </w:r>
-            <w:r>
-              <w:rPr>
-                <w:rFonts w:ascii="BRH Malayalam Extra" w:hAnsi="BRH Malayalam Extra" w:cs="BRH Malayalam Extra"/>
-                <w:color w:val="000000"/>
-                <w:sz w:val="26"/>
-                <w:szCs w:val="40"/>
-              </w:rPr>
-              <w:t>–</w:t>
-            </w:r>
-            <w:r>
-              <w:rPr>
-                <w:rFonts w:ascii="BRH Malayalam Extra" w:hAnsi="BRH Malayalam Extra" w:cs="BRH Malayalam Extra"/>
-                <w:color w:val="000000"/>
-                <w:sz w:val="32"/>
-                <w:szCs w:val="40"/>
-              </w:rPr>
-              <w:t>d¢r¡</w:t>
-            </w:r>
-            <w:r>
-              <w:rPr>
-                <w:rFonts w:ascii="BRH Malayalam Extra" w:hAnsi="BRH Malayalam Extra" w:cs="BRH Malayalam Extra"/>
-                <w:color w:val="000000"/>
-                <w:sz w:val="26"/>
-                <w:szCs w:val="40"/>
-              </w:rPr>
-              <w:t>–</w:t>
-            </w:r>
-            <w:r>
-              <w:rPr>
-                <w:rFonts w:ascii="BRH Malayalam Extra" w:hAnsi="BRH Malayalam Extra" w:cs="BRH Malayalam Extra"/>
-                <w:color w:val="000000"/>
-                <w:sz w:val="32"/>
-                <w:szCs w:val="40"/>
-              </w:rPr>
-              <w:t xml:space="preserve"> py</w:t>
-            </w:r>
-            <w:r>
-              <w:rPr>
-                <w:rFonts w:ascii="BRH Malayalam Extra" w:hAnsi="BRH Malayalam Extra" w:cs="BRH Malayalam Extra"/>
-                <w:color w:val="000000"/>
-                <w:sz w:val="32"/>
-                <w:szCs w:val="40"/>
-                <w:highlight w:val="green"/>
-              </w:rPr>
-              <w:t>qûx</w:t>
-            </w:r>
-            <w:r>
-              <w:rPr>
-                <w:rFonts w:ascii="BRH Malayalam Extra" w:hAnsi="BRH Malayalam Extra" w:cs="BRH Malayalam Extra"/>
-                <w:color w:val="000000"/>
-                <w:sz w:val="26"/>
-                <w:szCs w:val="40"/>
-                <w:highlight w:val="yellow"/>
-              </w:rPr>
-              <w:t>–</w:t>
-            </w:r>
-            <w:r>
-              <w:rPr>
-                <w:rFonts w:ascii="BRH Malayalam Extra" w:hAnsi="BRH Malayalam Extra" w:cs="BRH Malayalam Extra"/>
-                <w:color w:val="000000"/>
-                <w:sz w:val="36"/>
-                <w:szCs w:val="36"/>
-                <w:highlight w:val="green"/>
-              </w:rPr>
-              <w:t>„</w:t>
-            </w:r>
-            <w:r>
-              <w:rPr>
-                <w:rFonts w:ascii="BRH Malayalam Extra" w:hAnsi="BRH Malayalam Extra" w:cs="BRH Malayalam Extra"/>
-                <w:color w:val="000000"/>
-                <w:sz w:val="32"/>
-                <w:szCs w:val="40"/>
-              </w:rPr>
-              <w:t>¥sô A</w:t>
-            </w:r>
-            <w:r>
-              <w:rPr>
-                <w:rFonts w:ascii="BRH Malayalam Extra" w:hAnsi="BRH Malayalam Extra" w:cs="BRH Malayalam Extra"/>
-                <w:color w:val="000000"/>
-                <w:sz w:val="26"/>
-                <w:szCs w:val="40"/>
-              </w:rPr>
-              <w:t>–</w:t>
-            </w:r>
-            <w:r>
-              <w:rPr>
-                <w:rFonts w:ascii="BRH Malayalam Extra" w:hAnsi="BRH Malayalam Extra" w:cs="BRH Malayalam Extra"/>
-                <w:color w:val="000000"/>
-                <w:sz w:val="32"/>
-                <w:szCs w:val="40"/>
-              </w:rPr>
-              <w:t>¥sô pyqûx— Z</w:t>
-            </w:r>
-            <w:r>
-              <w:rPr>
-                <w:rFonts w:ascii="BRH Malayalam Extra" w:hAnsi="BRH Malayalam Extra" w:cs="BRH Malayalam Extra"/>
-                <w:color w:val="000000"/>
-                <w:sz w:val="26"/>
-                <w:szCs w:val="40"/>
-              </w:rPr>
-              <w:t>–</w:t>
-            </w:r>
-            <w:r>
-              <w:rPr>
-                <w:rFonts w:ascii="BRH Malayalam Extra" w:hAnsi="BRH Malayalam Extra" w:cs="BRH Malayalam Extra"/>
-                <w:color w:val="000000"/>
-                <w:sz w:val="32"/>
-                <w:szCs w:val="40"/>
-              </w:rPr>
-              <w:t xml:space="preserve">d¢r¡— | </w:t>
-            </w:r>
-          </w:p>
-          <w:p>
-            <w:pPr>
-              <w:widowControl w:val="0"/>
-              <w:autoSpaceDE w:val="0"/>
-              <w:autoSpaceDN w:val="0"/>
-              <w:adjustRightInd w:val="0"/>
-              <w:spacing w:line="240" w:lineRule="auto"/>
-              <w:rPr>
-                <w:rFonts w:cs="BRH Malayalam Extra"/>
+                <w:rFonts w:cs="BRH Devanagari Extra"/>
                 <w:color w:val="000000"/>
                 <w:szCs w:val="40"/>
               </w:rPr>
@@ -1915,270 +3008,16 @@
               <w:adjustRightInd w:val="0"/>
               <w:spacing w:line="240" w:lineRule="auto"/>
               <w:rPr>
-                <w:rFonts w:ascii="BRH Malayalam Extra" w:hAnsi="BRH Malayalam Extra" w:cs="BRH Malayalam Extra"/>
+                <w:rFonts w:cs="BRH Malayalam Extra"/>
                 <w:color w:val="000000"/>
-                <w:sz w:val="32"/>
                 <w:szCs w:val="40"/>
               </w:rPr>
             </w:pPr>
-            <w:r>
-              <w:rPr>
-                <w:rFonts w:cs="BRH Malayalam Extra"/>
-                <w:color w:val="000000"/>
-                <w:szCs w:val="40"/>
-              </w:rPr>
-              <w:t>81</w:t>
-            </w:r>
-            <w:r>
-              <w:rPr>
-                <w:rFonts w:ascii="BRH Malayalam Extra" w:hAnsi="BRH Malayalam Extra" w:cs="BRH Malayalam Extra"/>
-                <w:color w:val="000000"/>
-                <w:sz w:val="32"/>
-                <w:szCs w:val="40"/>
-              </w:rPr>
-              <w:t>)</w:t>
-            </w:r>
-            <w:r>
-              <w:rPr>
-                <w:rFonts w:ascii="BRH Malayalam Extra" w:hAnsi="BRH Malayalam Extra" w:cs="BRH Malayalam Extra"/>
-                <w:color w:val="000000"/>
-                <w:sz w:val="32"/>
-                <w:szCs w:val="40"/>
-              </w:rPr>
-              <w:tab/>
-            </w:r>
-            <w:r>
-              <w:rPr>
-                <w:rFonts w:cs="BRH Malayalam Extra"/>
-                <w:color w:val="000000"/>
-                <w:szCs w:val="40"/>
-              </w:rPr>
-              <w:t>1</w:t>
-            </w:r>
-            <w:r>
-              <w:rPr>
-                <w:rFonts w:ascii="BRH Malayalam Extra" w:hAnsi="BRH Malayalam Extra" w:cs="BRH Malayalam Extra"/>
-                <w:color w:val="000000"/>
-                <w:sz w:val="32"/>
-                <w:szCs w:val="40"/>
-              </w:rPr>
-              <w:t>.</w:t>
-            </w:r>
-            <w:r>
-              <w:rPr>
-                <w:rFonts w:cs="BRH Malayalam Extra"/>
-                <w:color w:val="000000"/>
-                <w:szCs w:val="40"/>
-              </w:rPr>
-              <w:t>8</w:t>
-            </w:r>
-            <w:r>
-              <w:rPr>
-                <w:rFonts w:ascii="BRH Malayalam Extra" w:hAnsi="BRH Malayalam Extra" w:cs="BRH Malayalam Extra"/>
-                <w:color w:val="000000"/>
-                <w:sz w:val="32"/>
-                <w:szCs w:val="40"/>
-              </w:rPr>
-              <w:t>.</w:t>
-            </w:r>
-            <w:r>
-              <w:rPr>
-                <w:rFonts w:cs="BRH Malayalam Extra"/>
-                <w:color w:val="000000"/>
-                <w:szCs w:val="40"/>
-              </w:rPr>
-              <w:t>22</w:t>
-            </w:r>
-            <w:r>
-              <w:rPr>
-                <w:rFonts w:ascii="BRH Malayalam Extra" w:hAnsi="BRH Malayalam Extra" w:cs="BRH Malayalam Extra"/>
-                <w:color w:val="000000"/>
-                <w:sz w:val="32"/>
-                <w:szCs w:val="40"/>
-              </w:rPr>
-              <w:t>.</w:t>
-            </w:r>
-            <w:r>
-              <w:rPr>
-                <w:rFonts w:cs="BRH Malayalam Extra"/>
-                <w:color w:val="000000"/>
-                <w:szCs w:val="40"/>
-              </w:rPr>
-              <w:t>5</w:t>
-            </w:r>
-            <w:r>
-              <w:rPr>
-                <w:rFonts w:ascii="BRH Malayalam Extra" w:hAnsi="BRH Malayalam Extra" w:cs="BRH Malayalam Extra"/>
-                <w:color w:val="000000"/>
-                <w:sz w:val="32"/>
-                <w:szCs w:val="40"/>
-              </w:rPr>
-              <w:t>(</w:t>
-            </w:r>
-            <w:r>
-              <w:rPr>
-                <w:rFonts w:cs="BRH Malayalam Extra"/>
-                <w:color w:val="000000"/>
-                <w:szCs w:val="40"/>
-              </w:rPr>
-              <w:t>75</w:t>
-            </w:r>
-            <w:r>
-              <w:rPr>
-                <w:rFonts w:ascii="BRH Malayalam Extra" w:hAnsi="BRH Malayalam Extra" w:cs="BRH Malayalam Extra"/>
-                <w:color w:val="000000"/>
-                <w:sz w:val="32"/>
-                <w:szCs w:val="40"/>
-              </w:rPr>
-              <w:t>)</w:t>
-            </w:r>
-            <w:proofErr w:type="gramStart"/>
-            <w:r>
-              <w:rPr>
-                <w:rFonts w:ascii="BRH Malayalam Extra" w:hAnsi="BRH Malayalam Extra" w:cs="BRH Malayalam Extra"/>
-                <w:color w:val="000000"/>
-                <w:sz w:val="32"/>
-                <w:szCs w:val="40"/>
-              </w:rPr>
-              <w:t>-  D</w:t>
-            </w:r>
-            <w:proofErr w:type="gramEnd"/>
-            <w:r>
-              <w:rPr>
-                <w:rFonts w:ascii="BRH Malayalam Extra" w:hAnsi="BRH Malayalam Extra" w:cs="BRH Malayalam Extra"/>
-                <w:color w:val="000000"/>
-                <w:sz w:val="26"/>
-                <w:szCs w:val="40"/>
-              </w:rPr>
-              <w:t>–</w:t>
-            </w:r>
-            <w:r>
-              <w:rPr>
-                <w:rFonts w:ascii="BRH Malayalam Extra" w:hAnsi="BRH Malayalam Extra" w:cs="BRH Malayalam Extra"/>
-                <w:color w:val="000000"/>
-                <w:sz w:val="32"/>
-                <w:szCs w:val="40"/>
-              </w:rPr>
-              <w:t>ösyjx—s¡ ||</w:t>
-            </w:r>
-          </w:p>
-          <w:p>
-            <w:pPr>
-              <w:widowControl w:val="0"/>
-              <w:autoSpaceDE w:val="0"/>
-              <w:autoSpaceDN w:val="0"/>
-              <w:adjustRightInd w:val="0"/>
-              <w:spacing w:before="0" w:line="240" w:lineRule="auto"/>
-              <w:rPr>
-                <w:rFonts w:cs="BRH Malayalam Extra"/>
-                <w:szCs w:val="40"/>
-              </w:rPr>
-            </w:pPr>
-            <w:r>
-              <w:rPr>
-                <w:rFonts w:ascii="BRH Malayalam Extra" w:hAnsi="BRH Malayalam Extra" w:cs="BRH Malayalam Extra"/>
-                <w:color w:val="000000"/>
-                <w:sz w:val="32"/>
-                <w:szCs w:val="40"/>
-              </w:rPr>
-              <w:t>D</w:t>
-            </w:r>
-            <w:r>
-              <w:rPr>
-                <w:rFonts w:ascii="BRH Malayalam Extra" w:hAnsi="BRH Malayalam Extra" w:cs="BRH Malayalam Extra"/>
-                <w:color w:val="000000"/>
-                <w:sz w:val="26"/>
-                <w:szCs w:val="40"/>
-              </w:rPr>
-              <w:t>–</w:t>
-            </w:r>
-            <w:r>
-              <w:rPr>
-                <w:rFonts w:ascii="BRH Malayalam Extra" w:hAnsi="BRH Malayalam Extra" w:cs="BRH Malayalam Extra"/>
-                <w:color w:val="000000"/>
-                <w:sz w:val="32"/>
-                <w:szCs w:val="40"/>
-              </w:rPr>
-              <w:t>ö</w:t>
-            </w:r>
-            <w:r>
-              <w:rPr>
-                <w:rFonts w:ascii="BRH Malayalam Extra" w:hAnsi="BRH Malayalam Extra" w:cs="BRH Malayalam Extra"/>
-                <w:color w:val="000000"/>
-                <w:sz w:val="32"/>
-                <w:szCs w:val="40"/>
-                <w:highlight w:val="yellow"/>
-              </w:rPr>
-              <w:t>s</w:t>
-            </w:r>
-            <w:r>
-              <w:rPr>
-                <w:rFonts w:ascii="BRH Malayalam Extra" w:hAnsi="BRH Malayalam Extra" w:cs="BRH Malayalam Extra"/>
-                <w:color w:val="000000"/>
-                <w:sz w:val="32"/>
-                <w:szCs w:val="40"/>
-              </w:rPr>
-              <w:t>y</w:t>
-            </w:r>
-            <w:r>
-              <w:rPr>
-                <w:rFonts w:ascii="BRH Malayalam Extra" w:hAnsi="BRH Malayalam Extra" w:cs="BRH Malayalam Extra"/>
-                <w:color w:val="000000"/>
-                <w:sz w:val="26"/>
-                <w:szCs w:val="40"/>
-              </w:rPr>
-              <w:t>–</w:t>
-            </w:r>
-            <w:r>
-              <w:rPr>
-                <w:rFonts w:ascii="BRH Malayalam Extra" w:hAnsi="BRH Malayalam Extra" w:cs="BRH Malayalam Extra"/>
-                <w:color w:val="000000"/>
-                <w:sz w:val="32"/>
-                <w:szCs w:val="40"/>
-              </w:rPr>
-              <w:t>jx</w:t>
-            </w:r>
-            <w:r>
-              <w:rPr>
-                <w:rFonts w:ascii="BRH Malayalam Extra" w:hAnsi="BRH Malayalam Extra" w:cs="BRH Malayalam Extra"/>
-                <w:color w:val="000000"/>
-                <w:sz w:val="26"/>
-                <w:szCs w:val="40"/>
-              </w:rPr>
-              <w:t>–</w:t>
-            </w:r>
-            <w:r>
-              <w:rPr>
-                <w:rFonts w:ascii="BRH Malayalam Extra" w:hAnsi="BRH Malayalam Extra" w:cs="BRH Malayalam Extra"/>
-                <w:color w:val="000000"/>
-                <w:sz w:val="32"/>
-                <w:szCs w:val="40"/>
-              </w:rPr>
-              <w:t>sûyZõ¡</w:t>
-            </w:r>
-            <w:r>
-              <w:rPr>
-                <w:rFonts w:ascii="BRH Malayalam Extra" w:hAnsi="BRH Malayalam Extra" w:cs="BRH Malayalam Extra"/>
-                <w:color w:val="000000"/>
-                <w:sz w:val="26"/>
-                <w:szCs w:val="40"/>
-              </w:rPr>
-              <w:t>–</w:t>
-            </w:r>
-            <w:r>
-              <w:rPr>
-                <w:rFonts w:ascii="BRH Malayalam Extra" w:hAnsi="BRH Malayalam Extra" w:cs="BRH Malayalam Extra"/>
-                <w:color w:val="000000"/>
-                <w:sz w:val="32"/>
-                <w:szCs w:val="40"/>
-              </w:rPr>
-              <w:t>ösyjx—s¡ |</w:t>
-            </w:r>
           </w:p>
         </w:tc>
         <w:tc>
           <w:tcPr>
-            <w:tcW w:w="7300" w:type="dxa"/>
+            <w:tcW w:w="7442" w:type="dxa"/>
           </w:tcPr>
           <w:p>
             <w:pPr>
@@ -2188,250 +3027,8 @@
               <w:adjustRightInd w:val="0"/>
               <w:spacing w:line="240" w:lineRule="auto"/>
               <w:rPr>
-                <w:rFonts w:ascii="BRH Malayalam Extra" w:hAnsi="BRH Malayalam Extra" w:cs="BRH Malayalam Extra"/>
+                <w:rFonts w:cs="BRH Malayalam Extra"/>
                 <w:color w:val="000000"/>
-                <w:sz w:val="32"/>
-                <w:szCs w:val="40"/>
-              </w:rPr>
-            </w:pPr>
-            <w:r>
-              <w:rPr>
-                <w:rFonts w:cs="BRH Malayalam Extra"/>
-                <w:color w:val="000000"/>
-                <w:szCs w:val="40"/>
-              </w:rPr>
-              <w:t>81</w:t>
-            </w:r>
-            <w:r>
-              <w:rPr>
-                <w:rFonts w:ascii="BRH Malayalam Extra" w:hAnsi="BRH Malayalam Extra" w:cs="BRH Malayalam Extra"/>
-                <w:color w:val="000000"/>
-                <w:sz w:val="32"/>
-                <w:szCs w:val="40"/>
-              </w:rPr>
-              <w:t>)</w:t>
-            </w:r>
-            <w:r>
-              <w:rPr>
-                <w:rFonts w:ascii="BRH Malayalam Extra" w:hAnsi="BRH Malayalam Extra" w:cs="BRH Malayalam Extra"/>
-                <w:color w:val="000000"/>
-                <w:sz w:val="32"/>
-                <w:szCs w:val="40"/>
-              </w:rPr>
-              <w:tab/>
-            </w:r>
-            <w:r>
-              <w:rPr>
-                <w:rFonts w:cs="BRH Malayalam Extra"/>
-                <w:color w:val="000000"/>
-                <w:szCs w:val="40"/>
-              </w:rPr>
-              <w:t>1</w:t>
-            </w:r>
-            <w:r>
-              <w:rPr>
-                <w:rFonts w:ascii="BRH Malayalam Extra" w:hAnsi="BRH Malayalam Extra" w:cs="BRH Malayalam Extra"/>
-                <w:color w:val="000000"/>
-                <w:sz w:val="32"/>
-                <w:szCs w:val="40"/>
-              </w:rPr>
-              <w:t>.</w:t>
-            </w:r>
-            <w:r>
-              <w:rPr>
-                <w:rFonts w:cs="BRH Malayalam Extra"/>
-                <w:color w:val="000000"/>
-                <w:szCs w:val="40"/>
-              </w:rPr>
-              <w:t>8</w:t>
-            </w:r>
-            <w:r>
-              <w:rPr>
-                <w:rFonts w:ascii="BRH Malayalam Extra" w:hAnsi="BRH Malayalam Extra" w:cs="BRH Malayalam Extra"/>
-                <w:color w:val="000000"/>
-                <w:sz w:val="32"/>
-                <w:szCs w:val="40"/>
-              </w:rPr>
-              <w:t>.</w:t>
-            </w:r>
-            <w:r>
-              <w:rPr>
-                <w:rFonts w:cs="BRH Malayalam Extra"/>
-                <w:color w:val="000000"/>
-                <w:szCs w:val="40"/>
-              </w:rPr>
-              <w:t>22</w:t>
-            </w:r>
-            <w:r>
-              <w:rPr>
-                <w:rFonts w:ascii="BRH Malayalam Extra" w:hAnsi="BRH Malayalam Extra" w:cs="BRH Malayalam Extra"/>
-                <w:color w:val="000000"/>
-                <w:sz w:val="32"/>
-                <w:szCs w:val="40"/>
-              </w:rPr>
-              <w:t>.</w:t>
-            </w:r>
-            <w:r>
-              <w:rPr>
-                <w:rFonts w:cs="BRH Malayalam Extra"/>
-                <w:color w:val="000000"/>
-                <w:szCs w:val="40"/>
-              </w:rPr>
-              <w:t>5</w:t>
-            </w:r>
-            <w:r>
-              <w:rPr>
-                <w:rFonts w:ascii="BRH Malayalam Extra" w:hAnsi="BRH Malayalam Extra" w:cs="BRH Malayalam Extra"/>
-                <w:color w:val="000000"/>
-                <w:sz w:val="32"/>
-                <w:szCs w:val="40"/>
-              </w:rPr>
-              <w:t>(</w:t>
-            </w:r>
-            <w:r>
-              <w:rPr>
-                <w:rFonts w:cs="BRH Malayalam Extra"/>
-                <w:color w:val="000000"/>
-                <w:szCs w:val="40"/>
-              </w:rPr>
-              <w:t>75</w:t>
-            </w:r>
-            <w:r>
-              <w:rPr>
-                <w:rFonts w:ascii="BRH Malayalam Extra" w:hAnsi="BRH Malayalam Extra" w:cs="BRH Malayalam Extra"/>
-                <w:color w:val="000000"/>
-                <w:sz w:val="32"/>
-                <w:szCs w:val="40"/>
-              </w:rPr>
-              <w:t>)</w:t>
-            </w:r>
-            <w:proofErr w:type="gramStart"/>
-            <w:r>
-              <w:rPr>
-                <w:rFonts w:ascii="BRH Malayalam Extra" w:hAnsi="BRH Malayalam Extra" w:cs="BRH Malayalam Extra"/>
-                <w:color w:val="000000"/>
-                <w:sz w:val="32"/>
-                <w:szCs w:val="40"/>
-              </w:rPr>
-              <w:t>-  D</w:t>
-            </w:r>
-            <w:proofErr w:type="gramEnd"/>
-            <w:r>
-              <w:rPr>
-                <w:rFonts w:ascii="BRH Malayalam Extra" w:hAnsi="BRH Malayalam Extra" w:cs="BRH Malayalam Extra"/>
-                <w:color w:val="000000"/>
-                <w:sz w:val="26"/>
-                <w:szCs w:val="40"/>
-              </w:rPr>
-              <w:t>–</w:t>
-            </w:r>
-            <w:r>
-              <w:rPr>
-                <w:rFonts w:ascii="BRH Malayalam Extra" w:hAnsi="BRH Malayalam Extra" w:cs="BRH Malayalam Extra"/>
-                <w:color w:val="000000"/>
-                <w:sz w:val="32"/>
-                <w:szCs w:val="40"/>
-              </w:rPr>
-              <w:t>ösyjx—s¡ ||</w:t>
-            </w:r>
-          </w:p>
-          <w:p>
-            <w:pPr>
-              <w:widowControl w:val="0"/>
-              <w:autoSpaceDE w:val="0"/>
-              <w:autoSpaceDN w:val="0"/>
-              <w:adjustRightInd w:val="0"/>
-              <w:spacing w:line="240" w:lineRule="auto"/>
-              <w:rPr>
-                <w:rFonts w:ascii="BRH Malayalam Extra" w:hAnsi="BRH Malayalam Extra" w:cs="BRH Malayalam Extra"/>
-                <w:color w:val="000000"/>
-                <w:sz w:val="32"/>
-                <w:szCs w:val="40"/>
-              </w:rPr>
-            </w:pPr>
-            <w:r>
-              <w:rPr>
-                <w:rFonts w:ascii="BRH Malayalam Extra" w:hAnsi="BRH Malayalam Extra" w:cs="BRH Malayalam Extra"/>
-                <w:color w:val="000000"/>
-                <w:sz w:val="32"/>
-                <w:szCs w:val="40"/>
-              </w:rPr>
-              <w:t>D</w:t>
-            </w:r>
-            <w:r>
-              <w:rPr>
-                <w:rFonts w:ascii="BRH Malayalam Extra" w:hAnsi="BRH Malayalam Extra" w:cs="BRH Malayalam Extra"/>
-                <w:color w:val="000000"/>
-                <w:sz w:val="26"/>
-                <w:szCs w:val="40"/>
-              </w:rPr>
-              <w:t>–</w:t>
-            </w:r>
-            <w:r>
-              <w:rPr>
-                <w:rFonts w:ascii="BRH Malayalam Extra" w:hAnsi="BRH Malayalam Extra" w:cs="BRH Malayalam Extra"/>
-                <w:color w:val="000000"/>
-                <w:sz w:val="32"/>
-                <w:szCs w:val="40"/>
-                <w:highlight w:val="green"/>
-              </w:rPr>
-              <w:t>ösy</w:t>
-            </w:r>
-            <w:r>
-              <w:rPr>
-                <w:rFonts w:ascii="BRH Malayalam Extra" w:hAnsi="BRH Malayalam Extra" w:cs="BRH Malayalam Extra"/>
-                <w:color w:val="000000"/>
-                <w:sz w:val="32"/>
-                <w:szCs w:val="40"/>
-              </w:rPr>
-              <w:t>jx</w:t>
-            </w:r>
-            <w:r>
-              <w:rPr>
-                <w:rFonts w:ascii="BRH Malayalam Extra" w:hAnsi="BRH Malayalam Extra" w:cs="BRH Malayalam Extra"/>
-                <w:color w:val="000000"/>
-                <w:sz w:val="26"/>
-                <w:szCs w:val="40"/>
-              </w:rPr>
-              <w:t>–</w:t>
-            </w:r>
-            <w:r>
-              <w:rPr>
-                <w:rFonts w:ascii="BRH Malayalam Extra" w:hAnsi="BRH Malayalam Extra" w:cs="BRH Malayalam Extra"/>
-                <w:color w:val="000000"/>
-                <w:sz w:val="32"/>
-                <w:szCs w:val="40"/>
-              </w:rPr>
-              <w:t>sûyZõ¡</w:t>
-            </w:r>
-            <w:r>
-              <w:rPr>
-                <w:rFonts w:ascii="BRH Malayalam Extra" w:hAnsi="BRH Malayalam Extra" w:cs="BRH Malayalam Extra"/>
-                <w:color w:val="000000"/>
-                <w:sz w:val="26"/>
-                <w:szCs w:val="40"/>
-              </w:rPr>
-              <w:t>–</w:t>
-            </w:r>
-            <w:r>
-              <w:rPr>
-                <w:rFonts w:ascii="BRH Malayalam Extra" w:hAnsi="BRH Malayalam Extra" w:cs="BRH Malayalam Extra"/>
-                <w:color w:val="000000"/>
-                <w:sz w:val="32"/>
-                <w:szCs w:val="40"/>
-              </w:rPr>
-              <w:t xml:space="preserve">ösyjx—s¡ | </w:t>
-            </w:r>
-          </w:p>
-          <w:p>
-            <w:pPr>
-              <w:widowControl w:val="0"/>
-              <w:autoSpaceDE w:val="0"/>
-              <w:autoSpaceDN w:val="0"/>
-              <w:adjustRightInd w:val="0"/>
-              <w:spacing w:before="0" w:line="240" w:lineRule="auto"/>
-              <w:rPr>
-                <w:rFonts w:cs="BRH Malayalam Extra"/>
                 <w:szCs w:val="40"/>
               </w:rPr>
             </w:pPr>
@@ -2636,7 +3233,6 @@
                 <w:sz w:val="32"/>
                 <w:szCs w:val="32"/>
               </w:rPr>
-              <w:lastRenderedPageBreak/>
               <w:t>As Printed</w:t>
             </w:r>
           </w:p>
@@ -3965,6 +4561,7 @@
                 <w:highlight w:val="yellow"/>
                 <w:lang w:val="it-IT"/>
               </w:rPr>
+              <w:lastRenderedPageBreak/>
               <w:t>¤¤d</w:t>
             </w:r>
             <w:r>
@@ -4143,6 +4740,7 @@
                 <w:szCs w:val="40"/>
                 <w:lang w:val="it-IT"/>
               </w:rPr>
+              <w:lastRenderedPageBreak/>
               <w:t>13</w:t>
             </w:r>
             <w:r>
@@ -5405,6 +6003,7 @@
                 <w:szCs w:val="40"/>
                 <w:lang w:val="it-IT"/>
               </w:rPr>
+              <w:lastRenderedPageBreak/>
               <w:t>¤¤d</w:t>
             </w:r>
             <w:r>
@@ -5599,6 +6198,7 @@
                 <w:szCs w:val="40"/>
                 <w:lang w:val="it-IT"/>
               </w:rPr>
+              <w:lastRenderedPageBreak/>
               <w:t>10</w:t>
             </w:r>
             <w:r>
@@ -5930,17 +6530,7 @@
                 <w:szCs w:val="40"/>
                 <w:lang w:val="it-IT"/>
               </w:rPr>
-              <w:t xml:space="preserve"> </w:t>
-            </w:r>
-            <w:r>
-              <w:rPr>
-                <w:rFonts w:ascii="BRH Malayalam Extra" w:hAnsi="BRH Malayalam Extra" w:cs="BRH Malayalam Extra"/>
-                <w:sz w:val="32"/>
-                <w:szCs w:val="40"/>
-                <w:lang w:val="it-IT"/>
-              </w:rPr>
-              <w:lastRenderedPageBreak/>
-              <w:t>¥iK—KexmI öeNx</w:t>
+              <w:t xml:space="preserve"> ¥iK—KexmI öeNx</w:t>
             </w:r>
             <w:r>
               <w:rPr>
@@ -6569,7 +7159,6 @@
                 <w:rFonts w:cs="BRH Malayalam Extra"/>
                 <w:szCs w:val="40"/>
               </w:rPr>
-              <w:lastRenderedPageBreak/>
               <w:t>10</w:t>
             </w:r>
             <w:r>
@@ -6661,25 +7250,7 @@
                 <w:sz w:val="32"/>
                 <w:szCs w:val="40"/>
               </w:rPr>
-              <w:t>)</w:t>
-            </w:r>
-            <w:proofErr w:type="gramStart"/>
-            <w:r>
-              <w:rPr>
-                <w:rFonts w:ascii="BRH Malayalam Extra" w:hAnsi="BRH Malayalam Extra" w:cs="BRH Malayalam Extra"/>
-                <w:sz w:val="32"/>
-                <w:szCs w:val="40"/>
-              </w:rPr>
-              <w:t>-  GK</w:t>
-            </w:r>
-            <w:proofErr w:type="gramEnd"/>
-            <w:r>
-              <w:rPr>
-                <w:rFonts w:ascii="BRH Malayalam Extra" w:hAnsi="BRH Malayalam Extra" w:cs="BRH Malayalam Extra"/>
-                <w:sz w:val="32"/>
-                <w:szCs w:val="40"/>
-              </w:rPr>
-              <w:t>—KexmI | öe</w:t>
+              <w:t>)-  GK—KexmI | öe</w:t>
             </w:r>
             <w:r>
               <w:rPr>
@@ -6883,16 +7454,7 @@
                 <w:sz w:val="32"/>
                 <w:szCs w:val="40"/>
               </w:rPr>
-              <w:t xml:space="preserve"> </w:t>
-            </w:r>
-            <w:r>
-              <w:rPr>
-                <w:rFonts w:ascii="BRH Malayalam Extra" w:hAnsi="BRH Malayalam Extra" w:cs="BRH Malayalam Extra"/>
-                <w:sz w:val="32"/>
-                <w:szCs w:val="40"/>
-              </w:rPr>
-              <w:lastRenderedPageBreak/>
-              <w:t>¥iK—KexmI öeNx</w:t>
+              <w:t xml:space="preserve"> ¥iK—KexmI öeNx</w:t>
             </w:r>
             <w:r>
               <w:rPr>
@@ -7118,18 +7680,8 @@
                 <w:sz w:val="32"/>
                 <w:szCs w:val="40"/>
               </w:rPr>
-              <w:t>)</w:t>
-            </w:r>
-            <w:proofErr w:type="gramStart"/>
-            <w:r>
-              <w:rPr>
-                <w:rFonts w:ascii="BRH Malayalam Extra" w:hAnsi="BRH Malayalam Extra" w:cs="BRH Malayalam Extra"/>
-                <w:sz w:val="32"/>
-                <w:szCs w:val="40"/>
-              </w:rPr>
-              <w:t>-  öe</w:t>
-            </w:r>
-            <w:proofErr w:type="gramEnd"/>
+              <w:t>)-  öe</w:t>
+            </w:r>
             <w:r>
               <w:rPr>
                 <w:rFonts w:ascii="BRH Malayalam Extra" w:hAnsi="BRH Malayalam Extra" w:cs="BRH Malayalam Extra"/>
@@ -7542,7 +8094,6 @@
                 <w:rFonts w:cs="BRH Malayalam Extra"/>
                 <w:szCs w:val="40"/>
               </w:rPr>
-              <w:lastRenderedPageBreak/>
               <w:t>22</w:t>
             </w:r>
             <w:r>
@@ -7634,25 +8185,7 @@
                 <w:sz w:val="32"/>
                 <w:szCs w:val="40"/>
               </w:rPr>
-              <w:t>)</w:t>
-            </w:r>
-            <w:proofErr w:type="gramStart"/>
-            <w:r>
-              <w:rPr>
-                <w:rFonts w:ascii="BRH Malayalam Extra" w:hAnsi="BRH Malayalam Extra" w:cs="BRH Malayalam Extra"/>
-                <w:sz w:val="32"/>
-                <w:szCs w:val="40"/>
-              </w:rPr>
-              <w:t>-  s</w:t>
-            </w:r>
-            <w:proofErr w:type="gramEnd"/>
-            <w:r>
-              <w:rPr>
-                <w:rFonts w:ascii="BRH Malayalam Extra" w:hAnsi="BRH Malayalam Extra" w:cs="BRH Malayalam Extra"/>
-                <w:sz w:val="32"/>
-                <w:szCs w:val="40"/>
-              </w:rPr>
-              <w:t>¡ | d</w:t>
+              <w:t>)-  s¡ | d</w:t>
             </w:r>
             <w:r>
               <w:rPr>
@@ -7927,25 +8460,7 @@
                 <w:sz w:val="32"/>
                 <w:szCs w:val="40"/>
               </w:rPr>
-              <w:t>)</w:t>
-            </w:r>
-            <w:proofErr w:type="gramStart"/>
-            <w:r>
-              <w:rPr>
-                <w:rFonts w:ascii="BRH Malayalam Extra" w:hAnsi="BRH Malayalam Extra" w:cs="BRH Malayalam Extra"/>
-                <w:sz w:val="32"/>
-                <w:szCs w:val="40"/>
-              </w:rPr>
-              <w:t>-  s</w:t>
-            </w:r>
-            <w:proofErr w:type="gramEnd"/>
-            <w:r>
-              <w:rPr>
-                <w:rFonts w:ascii="BRH Malayalam Extra" w:hAnsi="BRH Malayalam Extra" w:cs="BRH Malayalam Extra"/>
-                <w:sz w:val="32"/>
-                <w:szCs w:val="40"/>
-              </w:rPr>
-              <w:t>¡ | d</w:t>
+              <w:t>)-  s¡ | d</w:t>
             </w:r>
             <w:r>
               <w:rPr>
@@ -8180,6 +8695,7 @@
                 <w:rFonts w:cs="BRH Malayalam Extra"/>
                 <w:szCs w:val="40"/>
               </w:rPr>
+              <w:lastRenderedPageBreak/>
               <w:t>29</w:t>
             </w:r>
             <w:r>
@@ -8271,25 +8787,7 @@
                 <w:sz w:val="32"/>
                 <w:szCs w:val="40"/>
               </w:rPr>
-              <w:t>)</w:t>
-            </w:r>
-            <w:proofErr w:type="gramStart"/>
-            <w:r>
-              <w:rPr>
-                <w:rFonts w:ascii="BRH Malayalam Extra" w:hAnsi="BRH Malayalam Extra" w:cs="BRH Malayalam Extra"/>
-                <w:sz w:val="32"/>
-                <w:szCs w:val="40"/>
-              </w:rPr>
-              <w:t>-  ekx</w:t>
-            </w:r>
-            <w:proofErr w:type="gramEnd"/>
-            <w:r>
-              <w:rPr>
-                <w:rFonts w:ascii="BRH Malayalam Extra" w:hAnsi="BRH Malayalam Extra" w:cs="BRH Malayalam Extra"/>
-                <w:sz w:val="32"/>
-                <w:szCs w:val="40"/>
-              </w:rPr>
-              <w:t>˜ | e</w:t>
+              <w:t>)-  ekx˜ | e</w:t>
             </w:r>
             <w:r>
               <w:rPr>
@@ -8664,18 +9162,8 @@
                 <w:sz w:val="32"/>
                 <w:szCs w:val="40"/>
               </w:rPr>
-              <w:t>)</w:t>
-            </w:r>
-            <w:proofErr w:type="gramStart"/>
-            <w:r>
-              <w:rPr>
-                <w:rFonts w:ascii="BRH Malayalam Extra" w:hAnsi="BRH Malayalam Extra" w:cs="BRH Malayalam Extra"/>
-                <w:sz w:val="32"/>
-                <w:szCs w:val="40"/>
-              </w:rPr>
-              <w:t>-  e</w:t>
-            </w:r>
-            <w:proofErr w:type="gramEnd"/>
+              <w:t>)-  e</w:t>
+            </w:r>
             <w:r>
               <w:rPr>
                 <w:rFonts w:ascii="BRH Malayalam Extra" w:hAnsi="BRH Malayalam Extra" w:cs="BRH Malayalam Extra"/>
@@ -8771,7 +9259,6 @@
                 <w:sz w:val="32"/>
                 <w:szCs w:val="40"/>
               </w:rPr>
-              <w:lastRenderedPageBreak/>
               <w:t>e</w:t>
             </w:r>
             <w:r>
@@ -9078,25 +9565,7 @@
                 <w:sz w:val="32"/>
                 <w:szCs w:val="40"/>
               </w:rPr>
-              <w:t>)</w:t>
-            </w:r>
-            <w:proofErr w:type="gramStart"/>
-            <w:r>
-              <w:rPr>
-                <w:rFonts w:ascii="BRH Malayalam Extra" w:hAnsi="BRH Malayalam Extra" w:cs="BRH Malayalam Extra"/>
-                <w:sz w:val="32"/>
-                <w:szCs w:val="40"/>
-              </w:rPr>
-              <w:t>-  s</w:t>
-            </w:r>
-            <w:proofErr w:type="gramEnd"/>
-            <w:r>
-              <w:rPr>
-                <w:rFonts w:ascii="BRH Malayalam Extra" w:hAnsi="BRH Malayalam Extra" w:cs="BRH Malayalam Extra"/>
-                <w:sz w:val="32"/>
-                <w:szCs w:val="40"/>
-              </w:rPr>
-              <w:t>¡</w:t>
+              <w:t>)-  s¡</w:t>
             </w:r>
             <w:r>
               <w:rPr>
@@ -9432,25 +9901,7 @@
                 <w:sz w:val="32"/>
                 <w:szCs w:val="40"/>
               </w:rPr>
-              <w:t>)</w:t>
-            </w:r>
-            <w:proofErr w:type="gramStart"/>
-            <w:r>
-              <w:rPr>
-                <w:rFonts w:ascii="BRH Malayalam Extra" w:hAnsi="BRH Malayalam Extra" w:cs="BRH Malayalam Extra"/>
-                <w:sz w:val="32"/>
-                <w:szCs w:val="40"/>
-              </w:rPr>
-              <w:t>-  s</w:t>
-            </w:r>
-            <w:proofErr w:type="gramEnd"/>
-            <w:r>
-              <w:rPr>
-                <w:rFonts w:ascii="BRH Malayalam Extra" w:hAnsi="BRH Malayalam Extra" w:cs="BRH Malayalam Extra"/>
-                <w:sz w:val="32"/>
-                <w:szCs w:val="40"/>
-              </w:rPr>
-              <w:t>¡</w:t>
+              <w:t>)-  s¡</w:t>
             </w:r>
             <w:r>
               <w:rPr>
@@ -9615,7 +10066,6 @@
                 <w:rFonts w:cs="BRH Malayalam Extra"/>
                 <w:szCs w:val="40"/>
               </w:rPr>
-              <w:lastRenderedPageBreak/>
               <w:t>29</w:t>
             </w:r>
             <w:r>
@@ -9707,25 +10157,7 @@
                 <w:sz w:val="32"/>
                 <w:szCs w:val="40"/>
               </w:rPr>
-              <w:t>)</w:t>
-            </w:r>
-            <w:proofErr w:type="gramStart"/>
-            <w:r>
-              <w:rPr>
-                <w:rFonts w:ascii="BRH Malayalam Extra" w:hAnsi="BRH Malayalam Extra" w:cs="BRH Malayalam Extra"/>
-                <w:sz w:val="32"/>
-                <w:szCs w:val="40"/>
-              </w:rPr>
-              <w:t>-  ekx</w:t>
-            </w:r>
-            <w:proofErr w:type="gramEnd"/>
-            <w:r>
-              <w:rPr>
-                <w:rFonts w:ascii="BRH Malayalam Extra" w:hAnsi="BRH Malayalam Extra" w:cs="BRH Malayalam Extra"/>
-                <w:sz w:val="32"/>
-                <w:szCs w:val="40"/>
-              </w:rPr>
-              <w:t>˜ | e</w:t>
+              <w:t>)-  ekx˜ | e</w:t>
             </w:r>
             <w:r>
               <w:rPr>
@@ -10068,18 +10500,8 @@
                 <w:sz w:val="32"/>
                 <w:szCs w:val="40"/>
               </w:rPr>
-              <w:t>)</w:t>
-            </w:r>
-            <w:proofErr w:type="gramStart"/>
-            <w:r>
-              <w:rPr>
-                <w:rFonts w:ascii="BRH Malayalam Extra" w:hAnsi="BRH Malayalam Extra" w:cs="BRH Malayalam Extra"/>
-                <w:sz w:val="32"/>
-                <w:szCs w:val="40"/>
-              </w:rPr>
-              <w:t>-  e</w:t>
-            </w:r>
-            <w:proofErr w:type="gramEnd"/>
+              <w:t>)-  e</w:t>
+            </w:r>
             <w:r>
               <w:rPr>
                 <w:rFonts w:ascii="BRH Malayalam Extra" w:hAnsi="BRH Malayalam Extra" w:cs="BRH Malayalam Extra"/>
@@ -10149,7 +10571,6 @@
                 <w:sz w:val="32"/>
                 <w:szCs w:val="40"/>
               </w:rPr>
-              <w:lastRenderedPageBreak/>
               <w:t>e</w:t>
             </w:r>
             <w:r>
@@ -10440,25 +10861,7 @@
                 <w:sz w:val="32"/>
                 <w:szCs w:val="40"/>
               </w:rPr>
-              <w:t>)</w:t>
-            </w:r>
-            <w:proofErr w:type="gramStart"/>
-            <w:r>
-              <w:rPr>
-                <w:rFonts w:ascii="BRH Malayalam Extra" w:hAnsi="BRH Malayalam Extra" w:cs="BRH Malayalam Extra"/>
-                <w:sz w:val="32"/>
-                <w:szCs w:val="40"/>
-              </w:rPr>
-              <w:t>-  s</w:t>
-            </w:r>
-            <w:proofErr w:type="gramEnd"/>
-            <w:r>
-              <w:rPr>
-                <w:rFonts w:ascii="BRH Malayalam Extra" w:hAnsi="BRH Malayalam Extra" w:cs="BRH Malayalam Extra"/>
-                <w:sz w:val="32"/>
-                <w:szCs w:val="40"/>
-              </w:rPr>
-              <w:t>¡</w:t>
+              <w:t>)-  s¡</w:t>
             </w:r>
             <w:r>
               <w:rPr>
@@ -10769,25 +11172,7 @@
                 <w:sz w:val="32"/>
                 <w:szCs w:val="40"/>
               </w:rPr>
-              <w:t>)</w:t>
-            </w:r>
-            <w:proofErr w:type="gramStart"/>
-            <w:r>
-              <w:rPr>
-                <w:rFonts w:ascii="BRH Malayalam Extra" w:hAnsi="BRH Malayalam Extra" w:cs="BRH Malayalam Extra"/>
-                <w:sz w:val="32"/>
-                <w:szCs w:val="40"/>
-              </w:rPr>
-              <w:t>-  s</w:t>
-            </w:r>
-            <w:proofErr w:type="gramEnd"/>
-            <w:r>
-              <w:rPr>
-                <w:rFonts w:ascii="BRH Malayalam Extra" w:hAnsi="BRH Malayalam Extra" w:cs="BRH Malayalam Extra"/>
-                <w:sz w:val="32"/>
-                <w:szCs w:val="40"/>
-              </w:rPr>
-              <w:t>¡</w:t>
+              <w:t>)-  s¡</w:t>
             </w:r>
             <w:r>
               <w:rPr>
@@ -10933,7 +11318,6 @@
                 <w:szCs w:val="40"/>
                 <w:lang w:val="it-IT"/>
               </w:rPr>
-              <w:lastRenderedPageBreak/>
               <w:t>5</w:t>
             </w:r>
             <w:r>
@@ -11553,6 +11937,7 @@
                 <w:szCs w:val="40"/>
                 <w:lang w:val="it-IT"/>
               </w:rPr>
+              <w:lastRenderedPageBreak/>
               <w:t>¥i</w:t>
             </w:r>
             <w:r>
@@ -11733,6 +12118,7 @@
                 <w:szCs w:val="40"/>
                 <w:lang w:val="it-IT"/>
               </w:rPr>
+              <w:lastRenderedPageBreak/>
               <w:t>5</w:t>
             </w:r>
             <w:r>
@@ -12292,6 +12678,7 @@
                 <w:szCs w:val="40"/>
                 <w:lang w:val="it-IT"/>
               </w:rPr>
+              <w:lastRenderedPageBreak/>
               <w:t>¥i</w:t>
             </w:r>
             <w:r>
@@ -13140,25 +13527,7 @@
                 <w:sz w:val="32"/>
                 <w:szCs w:val="40"/>
               </w:rPr>
-              <w:t>)</w:t>
-            </w:r>
-            <w:proofErr w:type="gramStart"/>
-            <w:r>
-              <w:rPr>
-                <w:rFonts w:ascii="BRH Malayalam Extra" w:hAnsi="BRH Malayalam Extra" w:cs="BRH Malayalam Extra"/>
-                <w:sz w:val="32"/>
-                <w:szCs w:val="40"/>
-              </w:rPr>
-              <w:t>-  Ap</w:t>
-            </w:r>
-            <w:proofErr w:type="gramEnd"/>
-            <w:r>
-              <w:rPr>
-                <w:rFonts w:ascii="BRH Malayalam Extra" w:hAnsi="BRH Malayalam Extra" w:cs="BRH Malayalam Extra"/>
-                <w:sz w:val="32"/>
-                <w:szCs w:val="40"/>
-              </w:rPr>
-              <w:t>— | ¥b</w:t>
+              <w:t>)-  Ap— | ¥b</w:t>
             </w:r>
             <w:r>
               <w:rPr>
@@ -13413,25 +13782,7 @@
                 <w:sz w:val="32"/>
                 <w:szCs w:val="40"/>
               </w:rPr>
-              <w:t>)</w:t>
-            </w:r>
-            <w:proofErr w:type="gramStart"/>
-            <w:r>
-              <w:rPr>
-                <w:rFonts w:ascii="BRH Malayalam Extra" w:hAnsi="BRH Malayalam Extra" w:cs="BRH Malayalam Extra"/>
-                <w:sz w:val="32"/>
-                <w:szCs w:val="40"/>
-              </w:rPr>
-              <w:t>-  ¥</w:t>
-            </w:r>
-            <w:proofErr w:type="gramEnd"/>
-            <w:r>
-              <w:rPr>
-                <w:rFonts w:ascii="BRH Malayalam Extra" w:hAnsi="BRH Malayalam Extra" w:cs="BRH Malayalam Extra"/>
-                <w:sz w:val="32"/>
-                <w:szCs w:val="40"/>
-              </w:rPr>
-              <w:t>b</w:t>
+              <w:t>)-  ¥b</w:t>
             </w:r>
             <w:r>
               <w:rPr>
@@ -13676,25 +14027,7 @@
                 <w:sz w:val="32"/>
                 <w:szCs w:val="40"/>
               </w:rPr>
-              <w:t>)</w:t>
-            </w:r>
-            <w:proofErr w:type="gramStart"/>
-            <w:r>
-              <w:rPr>
-                <w:rFonts w:ascii="BRH Malayalam Extra" w:hAnsi="BRH Malayalam Extra" w:cs="BRH Malayalam Extra"/>
-                <w:sz w:val="32"/>
-                <w:szCs w:val="40"/>
-              </w:rPr>
-              <w:t>-  öZõ</w:t>
-            </w:r>
-            <w:proofErr w:type="gramEnd"/>
-            <w:r>
-              <w:rPr>
-                <w:rFonts w:ascii="BRH Malayalam Extra" w:hAnsi="BRH Malayalam Extra" w:cs="BRH Malayalam Extra"/>
-                <w:sz w:val="32"/>
-                <w:szCs w:val="40"/>
-              </w:rPr>
-              <w:t>—IgKI | j</w:t>
+              <w:t>)-  öZõ—IgKI | j</w:t>
             </w:r>
             <w:r>
               <w:rPr>
@@ -14196,25 +14529,7 @@
                 <w:sz w:val="32"/>
                 <w:szCs w:val="40"/>
               </w:rPr>
-              <w:t>)</w:t>
-            </w:r>
-            <w:proofErr w:type="gramStart"/>
-            <w:r>
-              <w:rPr>
-                <w:rFonts w:ascii="BRH Malayalam Extra" w:hAnsi="BRH Malayalam Extra" w:cs="BRH Malayalam Extra"/>
-                <w:sz w:val="32"/>
-                <w:szCs w:val="40"/>
-              </w:rPr>
-              <w:t>-  öZõ</w:t>
-            </w:r>
-            <w:proofErr w:type="gramEnd"/>
-            <w:r>
-              <w:rPr>
-                <w:rFonts w:ascii="BRH Malayalam Extra" w:hAnsi="BRH Malayalam Extra" w:cs="BRH Malayalam Extra"/>
-                <w:sz w:val="32"/>
-                <w:szCs w:val="40"/>
-              </w:rPr>
-              <w:t>—IgKI | j</w:t>
+              <w:t>)-  öZõ—IgKI | j</w:t>
             </w:r>
             <w:r>
               <w:rPr>
@@ -14714,25 +15029,7 @@
                 <w:sz w:val="32"/>
                 <w:szCs w:val="40"/>
               </w:rPr>
-              <w:t>)</w:t>
-            </w:r>
-            <w:proofErr w:type="gramStart"/>
-            <w:r>
-              <w:rPr>
-                <w:rFonts w:ascii="BRH Malayalam Extra" w:hAnsi="BRH Malayalam Extra" w:cs="BRH Malayalam Extra"/>
-                <w:sz w:val="32"/>
-                <w:szCs w:val="40"/>
-              </w:rPr>
-              <w:t>-  ¥</w:t>
-            </w:r>
-            <w:proofErr w:type="gramEnd"/>
-            <w:r>
-              <w:rPr>
-                <w:rFonts w:ascii="BRH Malayalam Extra" w:hAnsi="BRH Malayalam Extra" w:cs="BRH Malayalam Extra"/>
-                <w:sz w:val="32"/>
-                <w:szCs w:val="40"/>
-              </w:rPr>
-              <w:t>c</w:t>
+              <w:t>)-  ¥c</w:t>
             </w:r>
             <w:r>
               <w:rPr>
@@ -14766,7 +15063,6 @@
               </w:rPr>
               <w:t>ª</w:t>
             </w:r>
-            <w:proofErr w:type="gramStart"/>
             <w:r>
               <w:rPr>
                 <w:rFonts w:ascii="BRH Malayalam Extra" w:hAnsi="BRH Malayalam Extra" w:cs="BRH Malayalam Extra"/>
@@ -14783,7 +15079,6 @@
               </w:rPr>
               <w:t>.E</w:t>
             </w:r>
-            <w:proofErr w:type="gramEnd"/>
             <w:r>
               <w:rPr>
                 <w:rFonts w:ascii="BRH Malayalam Extra" w:hAnsi="BRH Malayalam Extra" w:cs="BRH Malayalam Extra"/>
@@ -14884,18 +15179,8 @@
                 <w:sz w:val="32"/>
                 <w:szCs w:val="40"/>
               </w:rPr>
-              <w:t>d¡ª b±y—Yx ¤¤</w:t>
-            </w:r>
-            <w:proofErr w:type="gramStart"/>
-            <w:r>
-              <w:rPr>
-                <w:rFonts w:ascii="BRH Malayalam Extra" w:hAnsi="BRH Malayalam Extra" w:cs="BRH Malayalam Extra"/>
-                <w:sz w:val="32"/>
-                <w:szCs w:val="40"/>
-              </w:rPr>
-              <w:t>dª.E</w:t>
-            </w:r>
-            <w:proofErr w:type="gramEnd"/>
+              <w:t>d¡ª b±y—Yx ¤¤dª.E</w:t>
+            </w:r>
             <w:r>
               <w:rPr>
                 <w:rFonts w:ascii="BRH Malayalam Extra" w:hAnsi="BRH Malayalam Extra" w:cs="BRH Malayalam Extra"/>
@@ -14927,18 +15212,8 @@
                 <w:sz w:val="32"/>
                 <w:szCs w:val="40"/>
               </w:rPr>
-              <w:t>—</w:t>
-            </w:r>
-            <w:proofErr w:type="gramStart"/>
-            <w:r>
-              <w:rPr>
-                <w:rFonts w:ascii="BRH Malayalam Extra" w:hAnsi="BRH Malayalam Extra" w:cs="BRH Malayalam Extra"/>
-                <w:sz w:val="32"/>
-                <w:szCs w:val="40"/>
-              </w:rPr>
-              <w:t>ª.E</w:t>
-            </w:r>
-            <w:proofErr w:type="gramEnd"/>
+              <w:t>—ª.E</w:t>
+            </w:r>
             <w:r>
               <w:rPr>
                 <w:rFonts w:ascii="BRH Malayalam Extra" w:hAnsi="BRH Malayalam Extra" w:cs="BRH Malayalam Extra"/>
@@ -14985,18 +15260,8 @@
                 <w:sz w:val="32"/>
                 <w:szCs w:val="40"/>
               </w:rPr>
-              <w:t>d¡ª b±y—Yx ¤¤</w:t>
-            </w:r>
-            <w:proofErr w:type="gramStart"/>
-            <w:r>
-              <w:rPr>
-                <w:rFonts w:ascii="BRH Malayalam Extra" w:hAnsi="BRH Malayalam Extra" w:cs="BRH Malayalam Extra"/>
-                <w:sz w:val="32"/>
-                <w:szCs w:val="40"/>
-              </w:rPr>
-              <w:t>dª.E</w:t>
-            </w:r>
-            <w:proofErr w:type="gramEnd"/>
+              <w:t>d¡ª b±y—Yx ¤¤dª.E</w:t>
+            </w:r>
             <w:r>
               <w:rPr>
                 <w:rFonts w:ascii="BRH Malayalam Extra" w:hAnsi="BRH Malayalam Extra" w:cs="BRH Malayalam Extra"/>
@@ -15137,25 +15402,7 @@
                 <w:sz w:val="32"/>
                 <w:szCs w:val="40"/>
               </w:rPr>
-              <w:t>)</w:t>
-            </w:r>
-            <w:proofErr w:type="gramStart"/>
-            <w:r>
-              <w:rPr>
-                <w:rFonts w:ascii="BRH Malayalam Extra" w:hAnsi="BRH Malayalam Extra" w:cs="BRH Malayalam Extra"/>
-                <w:sz w:val="32"/>
-                <w:szCs w:val="40"/>
-              </w:rPr>
-              <w:t>-  b</w:t>
-            </w:r>
-            <w:proofErr w:type="gramEnd"/>
-            <w:r>
-              <w:rPr>
-                <w:rFonts w:ascii="BRH Malayalam Extra" w:hAnsi="BRH Malayalam Extra" w:cs="BRH Malayalam Extra"/>
-                <w:sz w:val="32"/>
-                <w:szCs w:val="40"/>
-              </w:rPr>
-              <w:t>±y—Yx | ¤¤d</w:t>
+              <w:t>)-  b±y—Yx | ¤¤d</w:t>
             </w:r>
             <w:r>
               <w:rPr>
@@ -15173,7 +15420,6 @@
               </w:rPr>
               <w:t>ª</w:t>
             </w:r>
-            <w:proofErr w:type="gramStart"/>
             <w:r>
               <w:rPr>
                 <w:rFonts w:ascii="BRH Malayalam Extra" w:hAnsi="BRH Malayalam Extra" w:cs="BRH Malayalam Extra"/>
@@ -15190,7 +15436,6 @@
               </w:rPr>
               <w:t>.E</w:t>
             </w:r>
-            <w:proofErr w:type="gramEnd"/>
             <w:r>
               <w:rPr>
                 <w:rFonts w:ascii="BRH Malayalam Extra" w:hAnsi="BRH Malayalam Extra" w:cs="BRH Malayalam Extra"/>
@@ -15243,19 +15488,8 @@
                 <w:sz w:val="32"/>
                 <w:szCs w:val="40"/>
               </w:rPr>
-              <w:lastRenderedPageBreak/>
-              <w:t>b±y—Yx ¤¤</w:t>
-            </w:r>
-            <w:proofErr w:type="gramStart"/>
-            <w:r>
-              <w:rPr>
-                <w:rFonts w:ascii="BRH Malayalam Extra" w:hAnsi="BRH Malayalam Extra" w:cs="BRH Malayalam Extra"/>
-                <w:sz w:val="32"/>
-                <w:szCs w:val="40"/>
-              </w:rPr>
-              <w:t>dª.E</w:t>
-            </w:r>
-            <w:proofErr w:type="gramEnd"/>
+              <w:t>b±y—Yx ¤¤dª.E</w:t>
+            </w:r>
             <w:r>
               <w:rPr>
                 <w:rFonts w:ascii="BRH Malayalam Extra" w:hAnsi="BRH Malayalam Extra" w:cs="BRH Malayalam Extra"/>
@@ -15287,18 +15521,8 @@
                 <w:sz w:val="32"/>
                 <w:szCs w:val="40"/>
               </w:rPr>
-              <w:t>—</w:t>
-            </w:r>
-            <w:proofErr w:type="gramStart"/>
-            <w:r>
-              <w:rPr>
-                <w:rFonts w:ascii="BRH Malayalam Extra" w:hAnsi="BRH Malayalam Extra" w:cs="BRH Malayalam Extra"/>
-                <w:sz w:val="32"/>
-                <w:szCs w:val="40"/>
-              </w:rPr>
-              <w:t>ª.E</w:t>
-            </w:r>
-            <w:proofErr w:type="gramEnd"/>
+              <w:t>—ª.E</w:t>
+            </w:r>
             <w:r>
               <w:rPr>
                 <w:rFonts w:ascii="BRH Malayalam Extra" w:hAnsi="BRH Malayalam Extra" w:cs="BRH Malayalam Extra"/>
@@ -15329,18 +15553,8 @@
                 <w:sz w:val="32"/>
                 <w:szCs w:val="40"/>
               </w:rPr>
-              <w:t xml:space="preserve"> b±y—Yx ¤¤</w:t>
-            </w:r>
-            <w:proofErr w:type="gramStart"/>
-            <w:r>
-              <w:rPr>
-                <w:rFonts w:ascii="BRH Malayalam Extra" w:hAnsi="BRH Malayalam Extra" w:cs="BRH Malayalam Extra"/>
-                <w:sz w:val="32"/>
-                <w:szCs w:val="40"/>
-              </w:rPr>
-              <w:t>dª.E</w:t>
-            </w:r>
-            <w:proofErr w:type="gramEnd"/>
+              <w:t xml:space="preserve"> b±y—Yx ¤¤dª.E</w:t>
+            </w:r>
             <w:r>
               <w:rPr>
                 <w:rFonts w:ascii="BRH Malayalam Extra" w:hAnsi="BRH Malayalam Extra" w:cs="BRH Malayalam Extra"/>
@@ -15404,18 +15618,8 @@
                 <w:sz w:val="32"/>
                 <w:szCs w:val="40"/>
               </w:rPr>
-              <w:t>—</w:t>
-            </w:r>
-            <w:proofErr w:type="gramStart"/>
-            <w:r>
-              <w:rPr>
-                <w:rFonts w:ascii="BRH Malayalam Extra" w:hAnsi="BRH Malayalam Extra" w:cs="BRH Malayalam Extra"/>
-                <w:sz w:val="32"/>
-                <w:szCs w:val="40"/>
-              </w:rPr>
-              <w:t>ª.E</w:t>
-            </w:r>
-            <w:proofErr w:type="gramEnd"/>
+              <w:t>—ª.E</w:t>
+            </w:r>
             <w:r>
               <w:rPr>
                 <w:rFonts w:ascii="BRH Malayalam Extra" w:hAnsi="BRH Malayalam Extra" w:cs="BRH Malayalam Extra"/>
@@ -16814,7 +17018,6 @@
                 <w:szCs w:val="40"/>
                 <w:lang w:val="it-IT"/>
               </w:rPr>
-              <w:lastRenderedPageBreak/>
               <w:t>b±y—Yx ¤¤dª.E</w:t>
             </w:r>
             <w:r>
@@ -18641,7 +18844,17 @@
                 <w:szCs w:val="40"/>
                 <w:lang w:val="it-IT"/>
               </w:rPr>
-              <w:t xml:space="preserve"> ¥jöÉx—jx(³§)¥tx</w:t>
+              <w:t xml:space="preserve"> ¥jöÉx—</w:t>
+            </w:r>
+            <w:r>
+              <w:rPr>
+                <w:rFonts w:ascii="BRH Malayalam Extra" w:hAnsi="BRH Malayalam Extra" w:cs="BRH Malayalam Extra"/>
+                <w:sz w:val="32"/>
+                <w:szCs w:val="40"/>
+                <w:lang w:val="it-IT"/>
+              </w:rPr>
+              <w:lastRenderedPageBreak/>
+              <w:t>jx(³§)¥tx</w:t>
             </w:r>
             <w:r>
               <w:rPr>
@@ -18916,7 +19129,6 @@
                 <w:szCs w:val="40"/>
                 <w:lang w:val="it-IT"/>
               </w:rPr>
-              <w:lastRenderedPageBreak/>
               <w:t>A</w:t>
             </w:r>
             <w:r>
@@ -20130,7 +20342,17 @@
                 <w:szCs w:val="40"/>
                 <w:lang w:val="it-IT"/>
               </w:rPr>
-              <w:t xml:space="preserve"> ¥jöÉx—jx(³§)¥tx</w:t>
+              <w:t xml:space="preserve"> ¥jöÉx—</w:t>
+            </w:r>
+            <w:r>
+              <w:rPr>
+                <w:rFonts w:ascii="BRH Malayalam Extra" w:hAnsi="BRH Malayalam Extra" w:cs="BRH Malayalam Extra"/>
+                <w:sz w:val="32"/>
+                <w:szCs w:val="40"/>
+                <w:lang w:val="it-IT"/>
+              </w:rPr>
+              <w:lastRenderedPageBreak/>
+              <w:t>jx(³§)¥tx</w:t>
             </w:r>
             <w:r>
               <w:rPr>
@@ -20405,7 +20627,6 @@
                 <w:szCs w:val="40"/>
                 <w:lang w:val="it-IT"/>
               </w:rPr>
-              <w:lastRenderedPageBreak/>
               <w:t>A</w:t>
             </w:r>
             <w:r>
@@ -20991,25 +21212,7 @@
                 <w:sz w:val="32"/>
                 <w:szCs w:val="40"/>
               </w:rPr>
-              <w:t>)</w:t>
-            </w:r>
-            <w:proofErr w:type="gramStart"/>
-            <w:r>
-              <w:rPr>
-                <w:rFonts w:ascii="BRH Malayalam Extra" w:hAnsi="BRH Malayalam Extra" w:cs="BRH Malayalam Extra"/>
-                <w:sz w:val="32"/>
-                <w:szCs w:val="40"/>
-              </w:rPr>
-              <w:t>-  Bpy</w:t>
-            </w:r>
-            <w:proofErr w:type="gramEnd"/>
-            <w:r>
-              <w:rPr>
-                <w:rFonts w:ascii="BRH Malayalam Extra" w:hAnsi="BRH Malayalam Extra" w:cs="BRH Malayalam Extra"/>
-                <w:sz w:val="32"/>
-                <w:szCs w:val="40"/>
-              </w:rPr>
-              <w:t>—¥Ë |</w:t>
+              <w:t>)-  Bpy—¥Ë |</w:t>
             </w:r>
           </w:p>
           <w:p>
@@ -21216,25 +21419,7 @@
                 <w:sz w:val="32"/>
                 <w:szCs w:val="40"/>
               </w:rPr>
-              <w:t>)</w:t>
-            </w:r>
-            <w:proofErr w:type="gramStart"/>
-            <w:r>
-              <w:rPr>
-                <w:rFonts w:ascii="BRH Malayalam Extra" w:hAnsi="BRH Malayalam Extra" w:cs="BRH Malayalam Extra"/>
-                <w:sz w:val="32"/>
-                <w:szCs w:val="40"/>
-              </w:rPr>
-              <w:t>-  Aj</w:t>
-            </w:r>
-            <w:proofErr w:type="gramEnd"/>
-            <w:r>
-              <w:rPr>
-                <w:rFonts w:ascii="BRH Malayalam Extra" w:hAnsi="BRH Malayalam Extra" w:cs="BRH Malayalam Extra"/>
-                <w:sz w:val="32"/>
-                <w:szCs w:val="40"/>
-              </w:rPr>
-              <w:t>—sþ§a¢Y¦ |</w:t>
+              <w:t>)-  Aj—sþ§a¢Y¦ |</w:t>
             </w:r>
           </w:p>
           <w:p>
@@ -21433,25 +21618,7 @@
                 <w:sz w:val="32"/>
                 <w:szCs w:val="40"/>
               </w:rPr>
-              <w:t>)</w:t>
-            </w:r>
-            <w:proofErr w:type="gramStart"/>
-            <w:r>
-              <w:rPr>
-                <w:rFonts w:ascii="BRH Malayalam Extra" w:hAnsi="BRH Malayalam Extra" w:cs="BRH Malayalam Extra"/>
-                <w:sz w:val="32"/>
-                <w:szCs w:val="40"/>
-              </w:rPr>
-              <w:t>-  Dby</w:t>
-            </w:r>
-            <w:proofErr w:type="gramEnd"/>
-            <w:r>
-              <w:rPr>
-                <w:rFonts w:ascii="BRH Malayalam Extra" w:hAnsi="BRH Malayalam Extra" w:cs="BRH Malayalam Extra"/>
-                <w:sz w:val="32"/>
-                <w:szCs w:val="40"/>
-              </w:rPr>
-              <w:t>—Z¦ |</w:t>
+              <w:t>)-  Dby—Z¦ |</w:t>
             </w:r>
           </w:p>
           <w:p>
@@ -21664,25 +21831,7 @@
                 <w:sz w:val="32"/>
                 <w:szCs w:val="40"/>
               </w:rPr>
-              <w:t>)</w:t>
-            </w:r>
-            <w:proofErr w:type="gramStart"/>
-            <w:r>
-              <w:rPr>
-                <w:rFonts w:ascii="BRH Malayalam Extra" w:hAnsi="BRH Malayalam Extra" w:cs="BRH Malayalam Extra"/>
-                <w:sz w:val="32"/>
-                <w:szCs w:val="40"/>
-              </w:rPr>
-              <w:t>-  Aj</w:t>
-            </w:r>
-            <w:proofErr w:type="gramEnd"/>
-            <w:r>
-              <w:rPr>
-                <w:rFonts w:ascii="BRH Malayalam Extra" w:hAnsi="BRH Malayalam Extra" w:cs="BRH Malayalam Extra"/>
-                <w:sz w:val="32"/>
-                <w:szCs w:val="40"/>
-              </w:rPr>
-              <w:t>—sþ§a¢Y¦ |</w:t>
+              <w:t>)-  Aj—sþ§a¢Y¦ |</w:t>
             </w:r>
           </w:p>
           <w:p>
@@ -21892,25 +22041,7 @@
                 <w:sz w:val="32"/>
                 <w:szCs w:val="40"/>
               </w:rPr>
-              <w:t>)</w:t>
-            </w:r>
-            <w:proofErr w:type="gramStart"/>
-            <w:r>
-              <w:rPr>
-                <w:rFonts w:ascii="BRH Malayalam Extra" w:hAnsi="BRH Malayalam Extra" w:cs="BRH Malayalam Extra"/>
-                <w:sz w:val="32"/>
-                <w:szCs w:val="40"/>
-              </w:rPr>
-              <w:t>-  Dby</w:t>
-            </w:r>
-            <w:proofErr w:type="gramEnd"/>
-            <w:r>
-              <w:rPr>
-                <w:rFonts w:ascii="BRH Malayalam Extra" w:hAnsi="BRH Malayalam Extra" w:cs="BRH Malayalam Extra"/>
-                <w:sz w:val="32"/>
-                <w:szCs w:val="40"/>
-              </w:rPr>
-              <w:t>—Z¦ |</w:t>
+              <w:t>)-  Dby—Z¦ |</w:t>
             </w:r>
           </w:p>
           <w:p>
@@ -22138,25 +22269,7 @@
                 <w:sz w:val="32"/>
                 <w:szCs w:val="40"/>
               </w:rPr>
-              <w:t>)</w:t>
-            </w:r>
-            <w:proofErr w:type="gramStart"/>
-            <w:r>
-              <w:rPr>
-                <w:rFonts w:ascii="BRH Malayalam Extra" w:hAnsi="BRH Malayalam Extra" w:cs="BRH Malayalam Extra"/>
-                <w:sz w:val="32"/>
-                <w:szCs w:val="40"/>
-              </w:rPr>
-              <w:t>-  q</w:t>
-            </w:r>
-            <w:proofErr w:type="gramEnd"/>
-            <w:r>
-              <w:rPr>
-                <w:rFonts w:ascii="BRH Malayalam Extra" w:hAnsi="BRH Malayalam Extra" w:cs="BRH Malayalam Extra"/>
-                <w:sz w:val="32"/>
-                <w:szCs w:val="40"/>
-              </w:rPr>
-              <w:t>¡</w:t>
+              <w:t>)-  q¡</w:t>
             </w:r>
             <w:r>
               <w:rPr>
@@ -22622,25 +22735,7 @@
                 <w:sz w:val="32"/>
                 <w:szCs w:val="40"/>
               </w:rPr>
-              <w:t>)</w:t>
-            </w:r>
-            <w:proofErr w:type="gramStart"/>
-            <w:r>
-              <w:rPr>
-                <w:rFonts w:ascii="BRH Malayalam Extra" w:hAnsi="BRH Malayalam Extra" w:cs="BRH Malayalam Extra"/>
-                <w:sz w:val="32"/>
-                <w:szCs w:val="40"/>
-              </w:rPr>
-              <w:t>-  ps</w:t>
-            </w:r>
-            <w:proofErr w:type="gramEnd"/>
-            <w:r>
-              <w:rPr>
-                <w:rFonts w:ascii="BRH Malayalam Extra" w:hAnsi="BRH Malayalam Extra" w:cs="BRH Malayalam Extra"/>
-                <w:sz w:val="32"/>
-                <w:szCs w:val="40"/>
-              </w:rPr>
-              <w:t>¡—J | A</w:t>
+              <w:t>)-  ps¡—J | A</w:t>
             </w:r>
             <w:r>
               <w:rPr>
@@ -22719,7 +22814,6 @@
                 <w:sz w:val="32"/>
                 <w:szCs w:val="40"/>
               </w:rPr>
-              <w:lastRenderedPageBreak/>
               <w:t>ps¡— kÇ</w:t>
             </w:r>
             <w:r>
@@ -23095,18 +23189,8 @@
                 <w:sz w:val="32"/>
                 <w:szCs w:val="40"/>
               </w:rPr>
-              <w:t>)</w:t>
-            </w:r>
-            <w:proofErr w:type="gramStart"/>
-            <w:r>
-              <w:rPr>
-                <w:rFonts w:ascii="BRH Malayalam Extra" w:hAnsi="BRH Malayalam Extra" w:cs="BRH Malayalam Extra"/>
-                <w:sz w:val="32"/>
-                <w:szCs w:val="40"/>
-              </w:rPr>
-              <w:t>-  A</w:t>
-            </w:r>
-            <w:proofErr w:type="gramEnd"/>
+              <w:t>)-  A</w:t>
+            </w:r>
             <w:r>
               <w:rPr>
                 <w:rFonts w:ascii="BRH Malayalam Extra" w:hAnsi="BRH Malayalam Extra" w:cs="BRH Malayalam Extra"/>
@@ -23669,18 +23753,8 @@
                 <w:sz w:val="32"/>
                 <w:szCs w:val="40"/>
               </w:rPr>
-              <w:t>)</w:t>
-            </w:r>
-            <w:proofErr w:type="gramStart"/>
-            <w:r>
-              <w:rPr>
-                <w:rFonts w:ascii="BRH Malayalam Extra" w:hAnsi="BRH Malayalam Extra" w:cs="BRH Malayalam Extra"/>
-                <w:sz w:val="32"/>
-                <w:szCs w:val="40"/>
-              </w:rPr>
-              <w:t>-  A</w:t>
-            </w:r>
-            <w:proofErr w:type="gramEnd"/>
+              <w:t>)-  A</w:t>
+            </w:r>
             <w:r>
               <w:rPr>
                 <w:rFonts w:ascii="BRH Malayalam Extra" w:hAnsi="BRH Malayalam Extra" w:cs="BRH Malayalam Extra"/>
@@ -23958,25 +24032,7 @@
                 <w:sz w:val="32"/>
                 <w:szCs w:val="40"/>
               </w:rPr>
-              <w:t>)</w:t>
-            </w:r>
-            <w:proofErr w:type="gramStart"/>
-            <w:r>
-              <w:rPr>
-                <w:rFonts w:ascii="BRH Malayalam Extra" w:hAnsi="BRH Malayalam Extra" w:cs="BRH Malayalam Extra"/>
-                <w:sz w:val="32"/>
-                <w:szCs w:val="40"/>
-              </w:rPr>
-              <w:t>-  q</w:t>
-            </w:r>
-            <w:proofErr w:type="gramEnd"/>
-            <w:r>
-              <w:rPr>
-                <w:rFonts w:ascii="BRH Malayalam Extra" w:hAnsi="BRH Malayalam Extra" w:cs="BRH Malayalam Extra"/>
-                <w:sz w:val="32"/>
-                <w:szCs w:val="40"/>
-              </w:rPr>
-              <w:t>¡</w:t>
+              <w:t>)-  q¡</w:t>
             </w:r>
             <w:r>
               <w:rPr>
@@ -24508,25 +24564,7 @@
                 <w:sz w:val="32"/>
                 <w:szCs w:val="40"/>
               </w:rPr>
-              <w:t>)</w:t>
-            </w:r>
-            <w:proofErr w:type="gramStart"/>
-            <w:r>
-              <w:rPr>
-                <w:rFonts w:ascii="BRH Malayalam Extra" w:hAnsi="BRH Malayalam Extra" w:cs="BRH Malayalam Extra"/>
-                <w:sz w:val="32"/>
-                <w:szCs w:val="40"/>
-              </w:rPr>
-              <w:t>-  ps</w:t>
-            </w:r>
-            <w:proofErr w:type="gramEnd"/>
-            <w:r>
-              <w:rPr>
-                <w:rFonts w:ascii="BRH Malayalam Extra" w:hAnsi="BRH Malayalam Extra" w:cs="BRH Malayalam Extra"/>
-                <w:sz w:val="32"/>
-                <w:szCs w:val="40"/>
-              </w:rPr>
-              <w:t>¡—J | A</w:t>
+              <w:t>)-  ps¡—J | A</w:t>
             </w:r>
             <w:r>
               <w:rPr>
@@ -24623,7 +24661,6 @@
                 <w:sz w:val="32"/>
                 <w:szCs w:val="40"/>
               </w:rPr>
-              <w:lastRenderedPageBreak/>
               <w:t>ps¡— kÇ</w:t>
             </w:r>
             <w:r>
@@ -24973,18 +25010,8 @@
                 <w:sz w:val="32"/>
                 <w:szCs w:val="40"/>
               </w:rPr>
-              <w:t>)</w:t>
-            </w:r>
-            <w:proofErr w:type="gramStart"/>
-            <w:r>
-              <w:rPr>
-                <w:rFonts w:ascii="BRH Malayalam Extra" w:hAnsi="BRH Malayalam Extra" w:cs="BRH Malayalam Extra"/>
-                <w:sz w:val="32"/>
-                <w:szCs w:val="40"/>
-              </w:rPr>
-              <w:t>-  A</w:t>
-            </w:r>
-            <w:proofErr w:type="gramEnd"/>
+              <w:t>)-  A</w:t>
+            </w:r>
             <w:r>
               <w:rPr>
                 <w:rFonts w:ascii="BRH Malayalam Extra" w:hAnsi="BRH Malayalam Extra" w:cs="BRH Malayalam Extra"/>
@@ -25572,18 +25599,8 @@
                 <w:sz w:val="32"/>
                 <w:szCs w:val="40"/>
               </w:rPr>
-              <w:t>)</w:t>
-            </w:r>
-            <w:proofErr w:type="gramStart"/>
-            <w:r>
-              <w:rPr>
-                <w:rFonts w:ascii="BRH Malayalam Extra" w:hAnsi="BRH Malayalam Extra" w:cs="BRH Malayalam Extra"/>
-                <w:sz w:val="32"/>
-                <w:szCs w:val="40"/>
-              </w:rPr>
-              <w:t>-  A</w:t>
-            </w:r>
-            <w:proofErr w:type="gramEnd"/>
+              <w:t>)-  A</w:t>
+            </w:r>
             <w:r>
               <w:rPr>
                 <w:rFonts w:ascii="BRH Malayalam Extra" w:hAnsi="BRH Malayalam Extra" w:cs="BRH Malayalam Extra"/>
@@ -25944,18 +25961,8 @@
                 <w:sz w:val="32"/>
                 <w:szCs w:val="40"/>
               </w:rPr>
-              <w:t>)</w:t>
-            </w:r>
-            <w:proofErr w:type="gramStart"/>
-            <w:r>
-              <w:rPr>
-                <w:rFonts w:ascii="BRH Malayalam Extra" w:hAnsi="BRH Malayalam Extra" w:cs="BRH Malayalam Extra"/>
-                <w:sz w:val="32"/>
-                <w:szCs w:val="40"/>
-              </w:rPr>
-              <w:t>-  P</w:t>
-            </w:r>
-            <w:proofErr w:type="gramEnd"/>
+              <w:t>)-  P</w:t>
+            </w:r>
             <w:r>
               <w:rPr>
                 <w:rFonts w:ascii="BRH Malayalam Extra" w:hAnsi="BRH Malayalam Extra" w:cs="BRH Malayalam Extra"/>
@@ -26284,7 +26291,16 @@
                 <w:sz w:val="32"/>
                 <w:szCs w:val="40"/>
               </w:rPr>
-              <w:t>qO§Mz— e</w:t>
+              <w:t xml:space="preserve">qO§Mz— </w:t>
+            </w:r>
+            <w:r>
+              <w:rPr>
+                <w:rFonts w:ascii="BRH Malayalam Extra" w:hAnsi="BRH Malayalam Extra" w:cs="BRH Malayalam Extra"/>
+                <w:sz w:val="32"/>
+                <w:szCs w:val="40"/>
+              </w:rPr>
+              <w:lastRenderedPageBreak/>
+              <w:t>e</w:t>
             </w:r>
             <w:r>
               <w:rPr>
@@ -26352,7 +26368,6 @@
                 <w:rFonts w:cs="BRH Malayalam Extra"/>
                 <w:szCs w:val="40"/>
               </w:rPr>
-              <w:lastRenderedPageBreak/>
               <w:t>16</w:t>
             </w:r>
             <w:r>
@@ -26444,18 +26459,8 @@
                 <w:sz w:val="32"/>
                 <w:szCs w:val="40"/>
               </w:rPr>
-              <w:t>)</w:t>
-            </w:r>
-            <w:proofErr w:type="gramStart"/>
-            <w:r>
-              <w:rPr>
-                <w:rFonts w:ascii="BRH Malayalam Extra" w:hAnsi="BRH Malayalam Extra" w:cs="BRH Malayalam Extra"/>
-                <w:sz w:val="32"/>
-                <w:szCs w:val="40"/>
-              </w:rPr>
-              <w:t>-  ey</w:t>
-            </w:r>
-            <w:proofErr w:type="gramEnd"/>
+              <w:t>)-  ey</w:t>
+            </w:r>
             <w:r>
               <w:rPr>
                 <w:rFonts w:ascii="BRH Malayalam Extra" w:hAnsi="BRH Malayalam Extra" w:cs="BRH Malayalam Extra"/>
@@ -26906,18 +26911,8 @@
                 <w:sz w:val="32"/>
                 <w:szCs w:val="40"/>
               </w:rPr>
-              <w:t>)</w:t>
-            </w:r>
-            <w:proofErr w:type="gramStart"/>
-            <w:r>
-              <w:rPr>
-                <w:rFonts w:ascii="BRH Malayalam Extra" w:hAnsi="BRH Malayalam Extra" w:cs="BRH Malayalam Extra"/>
-                <w:sz w:val="32"/>
-                <w:szCs w:val="40"/>
-              </w:rPr>
-              <w:t>-  e</w:t>
-            </w:r>
-            <w:proofErr w:type="gramEnd"/>
+              <w:t>)-  e</w:t>
+            </w:r>
             <w:r>
               <w:rPr>
                 <w:rFonts w:ascii="BRH Malayalam Extra" w:hAnsi="BRH Malayalam Extra" w:cs="BRH Malayalam Extra"/>
@@ -27439,18 +27434,8 @@
                 <w:sz w:val="32"/>
                 <w:szCs w:val="40"/>
               </w:rPr>
-              <w:t>)</w:t>
-            </w:r>
-            <w:proofErr w:type="gramStart"/>
-            <w:r>
-              <w:rPr>
-                <w:rFonts w:ascii="BRH Malayalam Extra" w:hAnsi="BRH Malayalam Extra" w:cs="BRH Malayalam Extra"/>
-                <w:sz w:val="32"/>
-                <w:szCs w:val="40"/>
-              </w:rPr>
-              <w:t>-  P</w:t>
-            </w:r>
-            <w:proofErr w:type="gramEnd"/>
+              <w:t>)-  P</w:t>
+            </w:r>
             <w:r>
               <w:rPr>
                 <w:rFonts w:ascii="BRH Malayalam Extra" w:hAnsi="BRH Malayalam Extra" w:cs="BRH Malayalam Extra"/>
@@ -27770,7 +27755,16 @@
                 <w:sz w:val="32"/>
                 <w:szCs w:val="40"/>
               </w:rPr>
-              <w:t>qO§Mz— e</w:t>
+              <w:t xml:space="preserve">qO§Mz— </w:t>
+            </w:r>
+            <w:r>
+              <w:rPr>
+                <w:rFonts w:ascii="BRH Malayalam Extra" w:hAnsi="BRH Malayalam Extra" w:cs="BRH Malayalam Extra"/>
+                <w:sz w:val="32"/>
+                <w:szCs w:val="40"/>
+              </w:rPr>
+              <w:lastRenderedPageBreak/>
+              <w:t>e</w:t>
             </w:r>
             <w:r>
               <w:rPr>
@@ -27838,7 +27832,6 @@
                 <w:rFonts w:cs="BRH Malayalam Extra"/>
                 <w:szCs w:val="40"/>
               </w:rPr>
-              <w:lastRenderedPageBreak/>
               <w:t>16</w:t>
             </w:r>
             <w:r>
@@ -27930,18 +27923,8 @@
                 <w:sz w:val="32"/>
                 <w:szCs w:val="40"/>
               </w:rPr>
-              <w:t>)</w:t>
-            </w:r>
-            <w:proofErr w:type="gramStart"/>
-            <w:r>
-              <w:rPr>
-                <w:rFonts w:ascii="BRH Malayalam Extra" w:hAnsi="BRH Malayalam Extra" w:cs="BRH Malayalam Extra"/>
-                <w:sz w:val="32"/>
-                <w:szCs w:val="40"/>
-              </w:rPr>
-              <w:t>-  ey</w:t>
-            </w:r>
-            <w:proofErr w:type="gramEnd"/>
+              <w:t>)-  ey</w:t>
+            </w:r>
             <w:r>
               <w:rPr>
                 <w:rFonts w:ascii="BRH Malayalam Extra" w:hAnsi="BRH Malayalam Extra" w:cs="BRH Malayalam Extra"/>
@@ -28392,18 +28375,8 @@
                 <w:sz w:val="32"/>
                 <w:szCs w:val="40"/>
               </w:rPr>
-              <w:t>)</w:t>
-            </w:r>
-            <w:proofErr w:type="gramStart"/>
-            <w:r>
-              <w:rPr>
-                <w:rFonts w:ascii="BRH Malayalam Extra" w:hAnsi="BRH Malayalam Extra" w:cs="BRH Malayalam Extra"/>
-                <w:sz w:val="32"/>
-                <w:szCs w:val="40"/>
-              </w:rPr>
-              <w:t>-  e</w:t>
-            </w:r>
-            <w:proofErr w:type="gramEnd"/>
+              <w:t>)-  e</w:t>
+            </w:r>
             <w:r>
               <w:rPr>
                 <w:rFonts w:ascii="BRH Malayalam Extra" w:hAnsi="BRH Malayalam Extra" w:cs="BRH Malayalam Extra"/>
@@ -28921,18 +28894,8 @@
                 <w:sz w:val="32"/>
                 <w:szCs w:val="40"/>
               </w:rPr>
-              <w:t>)</w:t>
-            </w:r>
-            <w:proofErr w:type="gramStart"/>
-            <w:r>
-              <w:rPr>
-                <w:rFonts w:ascii="BRH Malayalam Extra" w:hAnsi="BRH Malayalam Extra" w:cs="BRH Malayalam Extra"/>
-                <w:sz w:val="32"/>
-                <w:szCs w:val="40"/>
-              </w:rPr>
-              <w:t>-  C</w:t>
-            </w:r>
-            <w:proofErr w:type="gramEnd"/>
+              <w:t>)-  C</w:t>
+            </w:r>
             <w:r>
               <w:rPr>
                 <w:rFonts w:ascii="BRH Malayalam Extra" w:hAnsi="BRH Malayalam Extra" w:cs="BRH Malayalam Extra"/>
@@ -29319,18 +29282,8 @@
                 <w:sz w:val="32"/>
                 <w:szCs w:val="40"/>
               </w:rPr>
-              <w:t>)</w:t>
-            </w:r>
-            <w:proofErr w:type="gramStart"/>
-            <w:r>
-              <w:rPr>
-                <w:rFonts w:ascii="BRH Malayalam Extra" w:hAnsi="BRH Malayalam Extra" w:cs="BRH Malayalam Extra"/>
-                <w:sz w:val="32"/>
-                <w:szCs w:val="40"/>
-              </w:rPr>
-              <w:t>-  C</w:t>
-            </w:r>
-            <w:proofErr w:type="gramEnd"/>
+              <w:t>)-  C</w:t>
+            </w:r>
             <w:r>
               <w:rPr>
                 <w:rFonts w:ascii="BRH Malayalam Extra" w:hAnsi="BRH Malayalam Extra" w:cs="BRH Malayalam Extra"/>
@@ -29432,6 +29385,7 @@
                 <w:sz w:val="32"/>
                 <w:szCs w:val="40"/>
               </w:rPr>
+              <w:lastRenderedPageBreak/>
               <w:t>C</w:t>
             </w:r>
             <w:r>
@@ -29528,6 +29482,7 @@
                 <w:rFonts w:cs="BRH Malayalam Extra"/>
                 <w:szCs w:val="40"/>
               </w:rPr>
+              <w:lastRenderedPageBreak/>
               <w:t>52</w:t>
             </w:r>
             <w:r>
@@ -29619,18 +29574,8 @@
                 <w:sz w:val="32"/>
                 <w:szCs w:val="40"/>
               </w:rPr>
-              <w:t>)</w:t>
-            </w:r>
-            <w:proofErr w:type="gramStart"/>
-            <w:r>
-              <w:rPr>
-                <w:rFonts w:ascii="BRH Malayalam Extra" w:hAnsi="BRH Malayalam Extra" w:cs="BRH Malayalam Extra"/>
-                <w:sz w:val="32"/>
-                <w:szCs w:val="40"/>
-              </w:rPr>
-              <w:t>-  C</w:t>
-            </w:r>
-            <w:proofErr w:type="gramEnd"/>
+              <w:t>)-  C</w:t>
+            </w:r>
             <w:r>
               <w:rPr>
                 <w:rFonts w:ascii="BRH Malayalam Extra" w:hAnsi="BRH Malayalam Extra" w:cs="BRH Malayalam Extra"/>
@@ -30076,18 +30021,8 @@
                 <w:sz w:val="32"/>
                 <w:szCs w:val="40"/>
               </w:rPr>
-              <w:t>)</w:t>
-            </w:r>
-            <w:proofErr w:type="gramStart"/>
-            <w:r>
-              <w:rPr>
-                <w:rFonts w:ascii="BRH Malayalam Extra" w:hAnsi="BRH Malayalam Extra" w:cs="BRH Malayalam Extra"/>
-                <w:sz w:val="32"/>
-                <w:szCs w:val="40"/>
-              </w:rPr>
-              <w:t>-  C</w:t>
-            </w:r>
-            <w:proofErr w:type="gramEnd"/>
+              <w:t>)-  C</w:t>
+            </w:r>
             <w:r>
               <w:rPr>
                 <w:rFonts w:ascii="BRH Malayalam Extra" w:hAnsi="BRH Malayalam Extra" w:cs="BRH Malayalam Extra"/>
@@ -30189,6 +30124,7 @@
                 <w:sz w:val="32"/>
                 <w:szCs w:val="40"/>
               </w:rPr>
+              <w:lastRenderedPageBreak/>
               <w:t>C</w:t>
             </w:r>
             <w:r>
@@ -30396,25 +30332,7 @@
                 <w:sz w:val="32"/>
                 <w:szCs w:val="40"/>
               </w:rPr>
-              <w:t>)</w:t>
-            </w:r>
-            <w:proofErr w:type="gramStart"/>
-            <w:r>
-              <w:rPr>
-                <w:rFonts w:ascii="BRH Malayalam Extra" w:hAnsi="BRH Malayalam Extra" w:cs="BRH Malayalam Extra"/>
-                <w:sz w:val="32"/>
-                <w:szCs w:val="40"/>
-              </w:rPr>
-              <w:t>-  ¥</w:t>
-            </w:r>
-            <w:proofErr w:type="gramEnd"/>
-            <w:r>
-              <w:rPr>
-                <w:rFonts w:ascii="BRH Malayalam Extra" w:hAnsi="BRH Malayalam Extra" w:cs="BRH Malayalam Extra"/>
-                <w:sz w:val="32"/>
-                <w:szCs w:val="40"/>
-              </w:rPr>
-              <w:t>sxix</w:t>
+              <w:t>)-  ¥sxix</w:t>
             </w:r>
             <w:r>
               <w:rPr>
@@ -30796,25 +30714,7 @@
                 <w:sz w:val="32"/>
                 <w:szCs w:val="40"/>
               </w:rPr>
-              <w:t>)</w:t>
-            </w:r>
-            <w:proofErr w:type="gramStart"/>
-            <w:r>
-              <w:rPr>
-                <w:rFonts w:ascii="BRH Malayalam Extra" w:hAnsi="BRH Malayalam Extra" w:cs="BRH Malayalam Extra"/>
-                <w:sz w:val="32"/>
-                <w:szCs w:val="40"/>
-              </w:rPr>
-              <w:t>-  ¥</w:t>
-            </w:r>
-            <w:proofErr w:type="gramEnd"/>
-            <w:r>
-              <w:rPr>
-                <w:rFonts w:ascii="BRH Malayalam Extra" w:hAnsi="BRH Malayalam Extra" w:cs="BRH Malayalam Extra"/>
-                <w:sz w:val="32"/>
-                <w:szCs w:val="40"/>
-              </w:rPr>
-              <w:t>sxix—</w:t>
+              <w:t>)-  ¥sxix—</w:t>
             </w:r>
             <w:r>
               <w:rPr>
@@ -31065,25 +30965,7 @@
                 <w:sz w:val="32"/>
                 <w:szCs w:val="40"/>
               </w:rPr>
-              <w:t>)</w:t>
-            </w:r>
-            <w:proofErr w:type="gramStart"/>
-            <w:r>
-              <w:rPr>
-                <w:rFonts w:ascii="BRH Malayalam Extra" w:hAnsi="BRH Malayalam Extra" w:cs="BRH Malayalam Extra"/>
-                <w:sz w:val="32"/>
-                <w:szCs w:val="40"/>
-              </w:rPr>
-              <w:t>-  ¥</w:t>
-            </w:r>
-            <w:proofErr w:type="gramEnd"/>
-            <w:r>
-              <w:rPr>
-                <w:rFonts w:ascii="BRH Malayalam Extra" w:hAnsi="BRH Malayalam Extra" w:cs="BRH Malayalam Extra"/>
-                <w:sz w:val="32"/>
-                <w:szCs w:val="40"/>
-              </w:rPr>
-              <w:t>sxix—</w:t>
+              <w:t>)-  ¥sxix—</w:t>
             </w:r>
             <w:r>
               <w:rPr>
@@ -31477,25 +31359,7 @@
                 <w:sz w:val="32"/>
                 <w:szCs w:val="40"/>
               </w:rPr>
-              <w:t>)</w:t>
-            </w:r>
-            <w:proofErr w:type="gramStart"/>
-            <w:r>
-              <w:rPr>
-                <w:rFonts w:ascii="BRH Malayalam Extra" w:hAnsi="BRH Malayalam Extra" w:cs="BRH Malayalam Extra"/>
-                <w:sz w:val="32"/>
-                <w:szCs w:val="40"/>
-              </w:rPr>
-              <w:t>-  ¥</w:t>
-            </w:r>
-            <w:proofErr w:type="gramEnd"/>
-            <w:r>
-              <w:rPr>
-                <w:rFonts w:ascii="BRH Malayalam Extra" w:hAnsi="BRH Malayalam Extra" w:cs="BRH Malayalam Extra"/>
-                <w:sz w:val="32"/>
-                <w:szCs w:val="40"/>
-              </w:rPr>
-              <w:t>sxix—</w:t>
+              <w:t>)-  ¥sxix—</w:t>
             </w:r>
             <w:r>
               <w:rPr>
@@ -31731,25 +31595,7 @@
                 <w:sz w:val="32"/>
                 <w:szCs w:val="40"/>
               </w:rPr>
-              <w:t>)</w:t>
-            </w:r>
-            <w:proofErr w:type="gramStart"/>
-            <w:r>
-              <w:rPr>
-                <w:rFonts w:ascii="BRH Malayalam Extra" w:hAnsi="BRH Malayalam Extra" w:cs="BRH Malayalam Extra"/>
-                <w:sz w:val="32"/>
-                <w:szCs w:val="40"/>
-              </w:rPr>
-              <w:t>-  ¥</w:t>
-            </w:r>
-            <w:proofErr w:type="gramEnd"/>
-            <w:r>
-              <w:rPr>
-                <w:rFonts w:ascii="BRH Malayalam Extra" w:hAnsi="BRH Malayalam Extra" w:cs="BRH Malayalam Extra"/>
-                <w:sz w:val="32"/>
-                <w:szCs w:val="40"/>
-              </w:rPr>
-              <w:t>sxix—k¡</w:t>
+              <w:t>)-  ¥sxix—k¡</w:t>
             </w:r>
             <w:r>
               <w:rPr>
@@ -32248,25 +32094,7 @@
                 <w:sz w:val="32"/>
                 <w:szCs w:val="40"/>
               </w:rPr>
-              <w:t>)</w:t>
-            </w:r>
-            <w:proofErr w:type="gramStart"/>
-            <w:r>
-              <w:rPr>
-                <w:rFonts w:ascii="BRH Malayalam Extra" w:hAnsi="BRH Malayalam Extra" w:cs="BRH Malayalam Extra"/>
-                <w:sz w:val="32"/>
-                <w:szCs w:val="40"/>
-              </w:rPr>
-              <w:t>-  ¥</w:t>
-            </w:r>
-            <w:proofErr w:type="gramEnd"/>
-            <w:r>
-              <w:rPr>
-                <w:rFonts w:ascii="BRH Malayalam Extra" w:hAnsi="BRH Malayalam Extra" w:cs="BRH Malayalam Extra"/>
-                <w:sz w:val="32"/>
-                <w:szCs w:val="40"/>
-              </w:rPr>
-              <w:t>sxix—</w:t>
+              <w:t>)-  ¥sxix—</w:t>
             </w:r>
             <w:r>
               <w:rPr>
@@ -32503,25 +32331,7 @@
                 <w:sz w:val="32"/>
                 <w:szCs w:val="40"/>
               </w:rPr>
-              <w:t>)</w:t>
-            </w:r>
-            <w:proofErr w:type="gramStart"/>
-            <w:r>
-              <w:rPr>
-                <w:rFonts w:ascii="BRH Malayalam Extra" w:hAnsi="BRH Malayalam Extra" w:cs="BRH Malayalam Extra"/>
-                <w:sz w:val="32"/>
-                <w:szCs w:val="40"/>
-              </w:rPr>
-              <w:t>-  ¥</w:t>
-            </w:r>
-            <w:proofErr w:type="gramEnd"/>
-            <w:r>
-              <w:rPr>
-                <w:rFonts w:ascii="BRH Malayalam Extra" w:hAnsi="BRH Malayalam Extra" w:cs="BRH Malayalam Extra"/>
-                <w:sz w:val="32"/>
-                <w:szCs w:val="40"/>
-              </w:rPr>
-              <w:t>sxix—</w:t>
+              <w:t>)-  ¥sxix—</w:t>
             </w:r>
             <w:r>
               <w:rPr>
@@ -32993,25 +32803,7 @@
                 <w:sz w:val="32"/>
                 <w:szCs w:val="40"/>
               </w:rPr>
-              <w:t>)</w:t>
-            </w:r>
-            <w:proofErr w:type="gramStart"/>
-            <w:r>
-              <w:rPr>
-                <w:rFonts w:ascii="BRH Malayalam Extra" w:hAnsi="BRH Malayalam Extra" w:cs="BRH Malayalam Extra"/>
-                <w:sz w:val="32"/>
-                <w:szCs w:val="40"/>
-              </w:rPr>
-              <w:t>-  ¥</w:t>
-            </w:r>
-            <w:proofErr w:type="gramEnd"/>
-            <w:r>
-              <w:rPr>
-                <w:rFonts w:ascii="BRH Malayalam Extra" w:hAnsi="BRH Malayalam Extra" w:cs="BRH Malayalam Extra"/>
-                <w:sz w:val="32"/>
-                <w:szCs w:val="40"/>
-              </w:rPr>
-              <w:t>sxix—</w:t>
+              <w:t>)-  ¥sxix—</w:t>
             </w:r>
             <w:r>
               <w:rPr>

--- a/TS Jatai Ghanam Project/TS 1.8/TS 1.8 Ghanam Malayalam Corrections.docx
+++ b/TS Jatai Ghanam Project/TS 1.8/TS 1.8 Ghanam Malayalam Corrections.docx
@@ -30,10 +30,9 @@
           <w:bCs/>
           <w:sz w:val="32"/>
           <w:szCs w:val="32"/>
-          <w:highlight w:val="red"/>
           <w:u w:val="single"/>
         </w:rPr>
-        <w:t>????</w:t>
+        <w:t>30th June 2026</w:t>
       </w:r>
     </w:p>
     <w:p>
@@ -2992,49 +2991,6 @@
           </w:p>
         </w:tc>
       </w:tr>
-      <w:tr>
-        <w:trPr>
-          <w:trHeight w:val="1338"/>
-        </w:trPr>
-        <w:tc>
-          <w:tcPr>
-            <w:tcW w:w="7379" w:type="dxa"/>
-          </w:tcPr>
-          <w:p>
-            <w:pPr>
-              <w:widowControl w:val="0"/>
-              <w:autoSpaceDE w:val="0"/>
-              <w:autoSpaceDN w:val="0"/>
-              <w:adjustRightInd w:val="0"/>
-              <w:spacing w:line="240" w:lineRule="auto"/>
-              <w:rPr>
-                <w:rFonts w:cs="BRH Malayalam Extra"/>
-                <w:color w:val="000000"/>
-                <w:szCs w:val="40"/>
-              </w:rPr>
-            </w:pPr>
-          </w:p>
-        </w:tc>
-        <w:tc>
-          <w:tcPr>
-            <w:tcW w:w="7442" w:type="dxa"/>
-          </w:tcPr>
-          <w:p>
-            <w:pPr>
-              <w:widowControl w:val="0"/>
-              <w:autoSpaceDE w:val="0"/>
-              <w:autoSpaceDN w:val="0"/>
-              <w:adjustRightInd w:val="0"/>
-              <w:spacing w:line="240" w:lineRule="auto"/>
-              <w:rPr>
-                <w:rFonts w:cs="BRH Malayalam Extra"/>
-                <w:color w:val="000000"/>
-                <w:szCs w:val="40"/>
-              </w:rPr>
-            </w:pPr>
-          </w:p>
-        </w:tc>
-      </w:tr>
     </w:tbl>
     <w:p>
       <w:pPr>
@@ -3048,6 +3004,16 @@
           <w:u w:val="single"/>
         </w:rPr>
       </w:pPr>
+      <w:r>
+        <w:rPr>
+          <w:b/>
+          <w:bCs/>
+          <w:sz w:val="32"/>
+          <w:szCs w:val="32"/>
+          <w:u w:val="single"/>
+        </w:rPr>
+        <w:t>=============</w:t>
+      </w:r>
     </w:p>
     <w:p>
       <w:pPr>
@@ -4561,7 +4527,6 @@
                 <w:highlight w:val="yellow"/>
                 <w:lang w:val="it-IT"/>
               </w:rPr>
-              <w:lastRenderedPageBreak/>
               <w:t>¤¤d</w:t>
             </w:r>
             <w:r>
@@ -4740,7 +4705,6 @@
                 <w:szCs w:val="40"/>
                 <w:lang w:val="it-IT"/>
               </w:rPr>
-              <w:lastRenderedPageBreak/>
               <w:t>13</w:t>
             </w:r>
             <w:r>
@@ -6003,7 +5967,6 @@
                 <w:szCs w:val="40"/>
                 <w:lang w:val="it-IT"/>
               </w:rPr>
-              <w:lastRenderedPageBreak/>
               <w:t>¤¤d</w:t>
             </w:r>
             <w:r>
@@ -6186,6 +6149,34 @@
               <w:adjustRightInd w:val="0"/>
               <w:spacing w:before="0" w:line="240" w:lineRule="auto"/>
               <w:rPr>
+                <w:rFonts w:cs="BRH Malayalam Extra"/>
+                <w:szCs w:val="40"/>
+                <w:lang w:val="it-IT"/>
+              </w:rPr>
+            </w:pPr>
+          </w:p>
+          <w:p>
+            <w:pPr>
+              <w:widowControl w:val="0"/>
+              <w:autoSpaceDE w:val="0"/>
+              <w:autoSpaceDN w:val="0"/>
+              <w:adjustRightInd w:val="0"/>
+              <w:spacing w:before="0" w:line="240" w:lineRule="auto"/>
+              <w:rPr>
+                <w:rFonts w:cs="BRH Malayalam Extra"/>
+                <w:szCs w:val="40"/>
+                <w:lang w:val="it-IT"/>
+              </w:rPr>
+            </w:pPr>
+          </w:p>
+          <w:p>
+            <w:pPr>
+              <w:widowControl w:val="0"/>
+              <w:autoSpaceDE w:val="0"/>
+              <w:autoSpaceDN w:val="0"/>
+              <w:adjustRightInd w:val="0"/>
+              <w:spacing w:before="0" w:line="240" w:lineRule="auto"/>
+              <w:rPr>
                 <w:rFonts w:ascii="BRH Malayalam Extra" w:hAnsi="BRH Malayalam Extra" w:cs="BRH Malayalam Extra"/>
                 <w:sz w:val="32"/>
                 <w:szCs w:val="40"/>
@@ -7149,16 +7140,30 @@
               <w:adjustRightInd w:val="0"/>
               <w:spacing w:before="0" w:line="240" w:lineRule="auto"/>
               <w:rPr>
-                <w:rFonts w:ascii="BRH Malayalam Extra" w:hAnsi="BRH Malayalam Extra" w:cs="BRH Malayalam Extra"/>
-                <w:sz w:val="32"/>
+                <w:rFonts w:cs="BRH Malayalam Extra"/>
                 <w:szCs w:val="40"/>
               </w:rPr>
             </w:pPr>
-            <w:r>
-              <w:rPr>
-                <w:rFonts w:cs="BRH Malayalam Extra"/>
-                <w:szCs w:val="40"/>
-              </w:rPr>
+          </w:p>
+          <w:p>
+            <w:pPr>
+              <w:widowControl w:val="0"/>
+              <w:autoSpaceDE w:val="0"/>
+              <w:autoSpaceDN w:val="0"/>
+              <w:adjustRightInd w:val="0"/>
+              <w:spacing w:before="0" w:line="240" w:lineRule="auto"/>
+              <w:rPr>
+                <w:rFonts w:ascii="BRH Malayalam Extra" w:hAnsi="BRH Malayalam Extra" w:cs="BRH Malayalam Extra"/>
+                <w:sz w:val="32"/>
+                <w:szCs w:val="40"/>
+              </w:rPr>
+            </w:pPr>
+            <w:r>
+              <w:rPr>
+                <w:rFonts w:cs="BRH Malayalam Extra"/>
+                <w:szCs w:val="40"/>
+              </w:rPr>
+              <w:lastRenderedPageBreak/>
               <w:t>10</w:t>
             </w:r>
             <w:r>
@@ -8094,6 +8099,7 @@
                 <w:rFonts w:cs="BRH Malayalam Extra"/>
                 <w:szCs w:val="40"/>
               </w:rPr>
+              <w:lastRenderedPageBreak/>
               <w:t>22</w:t>
             </w:r>
             <w:r>
@@ -8685,174 +8691,10 @@
               <w:adjustRightInd w:val="0"/>
               <w:spacing w:before="0" w:line="240" w:lineRule="auto"/>
               <w:rPr>
-                <w:rFonts w:ascii="BRH Malayalam Extra" w:hAnsi="BRH Malayalam Extra" w:cs="BRH Malayalam Extra"/>
-                <w:sz w:val="32"/>
+                <w:rFonts w:cs="BRH Malayalam Extra"/>
                 <w:szCs w:val="40"/>
               </w:rPr>
             </w:pPr>
-            <w:r>
-              <w:rPr>
-                <w:rFonts w:cs="BRH Malayalam Extra"/>
-                <w:szCs w:val="40"/>
-              </w:rPr>
-              <w:lastRenderedPageBreak/>
-              <w:t>29</w:t>
-            </w:r>
-            <w:r>
-              <w:rPr>
-                <w:rFonts w:ascii="BRH Malayalam Extra" w:hAnsi="BRH Malayalam Extra" w:cs="BRH Malayalam Extra"/>
-                <w:sz w:val="32"/>
-                <w:szCs w:val="40"/>
-              </w:rPr>
-              <w:t>)</w:t>
-            </w:r>
-            <w:r>
-              <w:rPr>
-                <w:rFonts w:ascii="BRH Malayalam Extra" w:hAnsi="BRH Malayalam Extra" w:cs="BRH Malayalam Extra"/>
-                <w:sz w:val="32"/>
-                <w:szCs w:val="40"/>
-              </w:rPr>
-              <w:tab/>
-            </w:r>
-            <w:r>
-              <w:rPr>
-                <w:rFonts w:cs="BRH Malayalam Extra"/>
-                <w:szCs w:val="40"/>
-              </w:rPr>
-              <w:t>1</w:t>
-            </w:r>
-            <w:r>
-              <w:rPr>
-                <w:rFonts w:ascii="BRH Malayalam Extra" w:hAnsi="BRH Malayalam Extra" w:cs="BRH Malayalam Extra"/>
-                <w:sz w:val="32"/>
-                <w:szCs w:val="40"/>
-              </w:rPr>
-              <w:t>.</w:t>
-            </w:r>
-            <w:r>
-              <w:rPr>
-                <w:rFonts w:cs="BRH Malayalam Extra"/>
-                <w:szCs w:val="40"/>
-              </w:rPr>
-              <w:t>8</w:t>
-            </w:r>
-            <w:r>
-              <w:rPr>
-                <w:rFonts w:ascii="BRH Malayalam Extra" w:hAnsi="BRH Malayalam Extra" w:cs="BRH Malayalam Extra"/>
-                <w:sz w:val="32"/>
-                <w:szCs w:val="40"/>
-              </w:rPr>
-              <w:t>.</w:t>
-            </w:r>
-            <w:r>
-              <w:rPr>
-                <w:rFonts w:cs="BRH Malayalam Extra"/>
-                <w:szCs w:val="40"/>
-              </w:rPr>
-              <w:t>4</w:t>
-            </w:r>
-            <w:r>
-              <w:rPr>
-                <w:rFonts w:ascii="BRH Malayalam Extra" w:hAnsi="BRH Malayalam Extra" w:cs="BRH Malayalam Extra"/>
-                <w:sz w:val="32"/>
-                <w:szCs w:val="40"/>
-              </w:rPr>
-              <w:t>.</w:t>
-            </w:r>
-            <w:r>
-              <w:rPr>
-                <w:rFonts w:cs="BRH Malayalam Extra"/>
-                <w:szCs w:val="40"/>
-              </w:rPr>
-              <w:t>1</w:t>
-            </w:r>
-            <w:r>
-              <w:rPr>
-                <w:rFonts w:ascii="BRH Malayalam Extra" w:hAnsi="BRH Malayalam Extra" w:cs="BRH Malayalam Extra"/>
-                <w:sz w:val="32"/>
-                <w:szCs w:val="40"/>
-              </w:rPr>
-              <w:t>(</w:t>
-            </w:r>
-            <w:r>
-              <w:rPr>
-                <w:rFonts w:cs="BRH Malayalam Extra"/>
-                <w:szCs w:val="40"/>
-              </w:rPr>
-              <w:t>22</w:t>
-            </w:r>
-            <w:r>
-              <w:rPr>
-                <w:rFonts w:ascii="BRH Malayalam Extra" w:hAnsi="BRH Malayalam Extra" w:cs="BRH Malayalam Extra"/>
-                <w:sz w:val="32"/>
-                <w:szCs w:val="40"/>
-              </w:rPr>
-              <w:t>)-  ekx˜ | e</w:t>
-            </w:r>
-            <w:r>
-              <w:rPr>
-                <w:rFonts w:ascii="BRH Malayalam Extra" w:hAnsi="BRH Malayalam Extra" w:cs="BRH Malayalam Extra"/>
-                <w:sz w:val="26"/>
-                <w:szCs w:val="40"/>
-              </w:rPr>
-              <w:t>–</w:t>
-            </w:r>
-            <w:r>
-              <w:rPr>
-                <w:rFonts w:ascii="BRH Malayalam Extra" w:hAnsi="BRH Malayalam Extra" w:cs="BRH Malayalam Extra"/>
-                <w:sz w:val="32"/>
-                <w:szCs w:val="40"/>
-              </w:rPr>
-              <w:t>Z</w:t>
-            </w:r>
-            <w:r>
-              <w:rPr>
-                <w:rFonts w:ascii="BRH Malayalam Extra" w:hAnsi="BRH Malayalam Extra" w:cs="BRH Malayalam Extra"/>
-                <w:sz w:val="26"/>
-                <w:szCs w:val="40"/>
-              </w:rPr>
-              <w:t>–</w:t>
-            </w:r>
-            <w:r>
-              <w:rPr>
-                <w:rFonts w:ascii="BRH Malayalam Extra" w:hAnsi="BRH Malayalam Extra" w:cs="BRH Malayalam Extra"/>
-                <w:sz w:val="32"/>
-                <w:szCs w:val="40"/>
-              </w:rPr>
-              <w:t xml:space="preserve"> | s¡e¢</w:t>
-            </w:r>
-            <w:r>
-              <w:rPr>
-                <w:rFonts w:ascii="BRH Malayalam Extra" w:hAnsi="BRH Malayalam Extra" w:cs="BRH Malayalam Extra"/>
-                <w:sz w:val="26"/>
-                <w:szCs w:val="40"/>
-              </w:rPr>
-              <w:t>–</w:t>
-            </w:r>
-            <w:r>
-              <w:rPr>
-                <w:rFonts w:ascii="BRH Malayalam Extra" w:hAnsi="BRH Malayalam Extra" w:cs="BRH Malayalam Extra"/>
-                <w:sz w:val="32"/>
-                <w:szCs w:val="40"/>
-              </w:rPr>
-              <w:t>ªYx</w:t>
-            </w:r>
-            <w:r>
-              <w:rPr>
-                <w:rFonts w:ascii="BRH Malayalam Extra" w:hAnsi="BRH Malayalam Extra" w:cs="BRH Malayalam Extra"/>
-                <w:sz w:val="26"/>
-                <w:szCs w:val="40"/>
-              </w:rPr>
-              <w:t>–</w:t>
-            </w:r>
-            <w:r>
-              <w:rPr>
-                <w:rFonts w:ascii="BRH Malayalam Extra" w:hAnsi="BRH Malayalam Extra" w:cs="BRH Malayalam Extra"/>
-                <w:sz w:val="32"/>
-                <w:szCs w:val="40"/>
-              </w:rPr>
-              <w:t xml:space="preserve"> |</w:t>
-            </w:r>
           </w:p>
           <w:p>
             <w:pPr>
@@ -8862,182 +8704,10 @@
               <w:adjustRightInd w:val="0"/>
               <w:spacing w:before="0" w:line="240" w:lineRule="auto"/>
               <w:rPr>
-                <w:rFonts w:ascii="BRH Malayalam Extra" w:hAnsi="BRH Malayalam Extra" w:cs="BRH Malayalam Extra"/>
-                <w:sz w:val="32"/>
+                <w:rFonts w:cs="BRH Malayalam Extra"/>
                 <w:szCs w:val="40"/>
               </w:rPr>
             </w:pPr>
-            <w:r>
-              <w:rPr>
-                <w:rFonts w:ascii="BRH Malayalam Extra" w:hAnsi="BRH Malayalam Extra" w:cs="BRH Malayalam Extra"/>
-                <w:sz w:val="32"/>
-                <w:szCs w:val="40"/>
-              </w:rPr>
-              <w:t>ekx— eZ eZ</w:t>
-            </w:r>
-            <w:r>
-              <w:rPr>
-                <w:rFonts w:ascii="BRH Malayalam Extra" w:hAnsi="BRH Malayalam Extra" w:cs="BRH Malayalam Extra"/>
-                <w:sz w:val="26"/>
-                <w:szCs w:val="40"/>
-              </w:rPr>
-              <w:t>–</w:t>
-            </w:r>
-            <w:r>
-              <w:rPr>
-                <w:rFonts w:ascii="BRH Malayalam Extra" w:hAnsi="BRH Malayalam Extra" w:cs="BRH Malayalam Extra"/>
-                <w:sz w:val="32"/>
-                <w:szCs w:val="40"/>
-              </w:rPr>
-              <w:t xml:space="preserve"> ekx</w:t>
-            </w:r>
-            <w:r>
-              <w:rPr>
-                <w:rFonts w:ascii="BRH Malayalam Extra" w:hAnsi="BRH Malayalam Extra" w:cs="BRH Malayalam Extra"/>
-                <w:sz w:val="26"/>
-                <w:szCs w:val="40"/>
-              </w:rPr>
-              <w:t>–</w:t>
-            </w:r>
-            <w:r>
-              <w:rPr>
-                <w:rFonts w:ascii="BRH Malayalam Extra" w:hAnsi="BRH Malayalam Extra" w:cs="BRH Malayalam Extra"/>
-                <w:sz w:val="32"/>
-                <w:szCs w:val="40"/>
-              </w:rPr>
-              <w:t xml:space="preserve"> ekx— eZ</w:t>
-            </w:r>
-            <w:r>
-              <w:rPr>
-                <w:rFonts w:ascii="BRH Malayalam Extra" w:hAnsi="BRH Malayalam Extra" w:cs="BRH Malayalam Extra"/>
-                <w:sz w:val="26"/>
-                <w:szCs w:val="40"/>
-              </w:rPr>
-              <w:t>–</w:t>
-            </w:r>
-            <w:r>
-              <w:rPr>
-                <w:rFonts w:ascii="BRH Malayalam Extra" w:hAnsi="BRH Malayalam Extra" w:cs="BRH Malayalam Extra"/>
-                <w:sz w:val="32"/>
-                <w:szCs w:val="40"/>
-              </w:rPr>
-              <w:t xml:space="preserve"> s¡e¢˜ªYx</w:t>
-            </w:r>
-            <w:r>
-              <w:rPr>
-                <w:rFonts w:ascii="BRH Malayalam Extra" w:hAnsi="BRH Malayalam Extra" w:cs="BRH Malayalam Extra"/>
-                <w:sz w:val="26"/>
-                <w:szCs w:val="40"/>
-              </w:rPr>
-              <w:t>–</w:t>
-            </w:r>
-            <w:r>
-              <w:rPr>
-                <w:rFonts w:ascii="BRH Malayalam Extra" w:hAnsi="BRH Malayalam Extra" w:cs="BRH Malayalam Extra"/>
-                <w:sz w:val="32"/>
-                <w:szCs w:val="40"/>
-              </w:rPr>
-              <w:t xml:space="preserve"> s¡e¢</w:t>
-            </w:r>
-            <w:r>
-              <w:rPr>
-                <w:rFonts w:ascii="BRH Malayalam Extra" w:hAnsi="BRH Malayalam Extra" w:cs="BRH Malayalam Extra"/>
-                <w:sz w:val="32"/>
-                <w:szCs w:val="40"/>
-                <w:highlight w:val="yellow"/>
-              </w:rPr>
-              <w:t>˜ªYx</w:t>
-            </w:r>
-            <w:r>
-              <w:rPr>
-                <w:rFonts w:ascii="BRH Malayalam Extra" w:hAnsi="BRH Malayalam Extra" w:cs="BRH Malayalam Extra"/>
-                <w:sz w:val="26"/>
-                <w:szCs w:val="40"/>
-                <w:highlight w:val="yellow"/>
-              </w:rPr>
-              <w:t>–</w:t>
-            </w:r>
-            <w:r>
-              <w:rPr>
-                <w:rFonts w:ascii="BRH Malayalam Extra" w:hAnsi="BRH Malayalam Extra" w:cs="BRH Malayalam Extra"/>
-                <w:sz w:val="32"/>
-                <w:szCs w:val="40"/>
-              </w:rPr>
-              <w:t xml:space="preserve"> eZ</w:t>
-            </w:r>
-            <w:r>
-              <w:rPr>
-                <w:rFonts w:ascii="BRH Malayalam Extra" w:hAnsi="BRH Malayalam Extra" w:cs="BRH Malayalam Extra"/>
-                <w:sz w:val="26"/>
-                <w:szCs w:val="40"/>
-              </w:rPr>
-              <w:t>–</w:t>
-            </w:r>
-            <w:r>
-              <w:rPr>
-                <w:rFonts w:ascii="BRH Malayalam Extra" w:hAnsi="BRH Malayalam Extra" w:cs="BRH Malayalam Extra"/>
-                <w:sz w:val="32"/>
-                <w:szCs w:val="40"/>
-              </w:rPr>
-              <w:t xml:space="preserve"> ekx</w:t>
-            </w:r>
-            <w:r>
-              <w:rPr>
-                <w:rFonts w:ascii="BRH Malayalam Extra" w:hAnsi="BRH Malayalam Extra" w:cs="BRH Malayalam Extra"/>
-                <w:sz w:val="26"/>
-                <w:szCs w:val="40"/>
-              </w:rPr>
-              <w:t>–</w:t>
-            </w:r>
-            <w:r>
-              <w:rPr>
-                <w:rFonts w:ascii="BRH Malayalam Extra" w:hAnsi="BRH Malayalam Extra" w:cs="BRH Malayalam Extra"/>
-                <w:sz w:val="32"/>
-                <w:szCs w:val="40"/>
-              </w:rPr>
-              <w:t xml:space="preserve"> ekx— eZ</w:t>
-            </w:r>
-            <w:r>
-              <w:rPr>
-                <w:rFonts w:ascii="BRH Malayalam Extra" w:hAnsi="BRH Malayalam Extra" w:cs="BRH Malayalam Extra"/>
-                <w:sz w:val="26"/>
-                <w:szCs w:val="40"/>
-              </w:rPr>
-              <w:t>–</w:t>
-            </w:r>
-            <w:r>
-              <w:rPr>
-                <w:rFonts w:ascii="BRH Malayalam Extra" w:hAnsi="BRH Malayalam Extra" w:cs="BRH Malayalam Extra"/>
-                <w:sz w:val="32"/>
-                <w:szCs w:val="40"/>
-              </w:rPr>
-              <w:t xml:space="preserve"> s¡e¢˜ª</w:t>
-            </w:r>
-            <w:r>
-              <w:rPr>
-                <w:rFonts w:ascii="BRH Malayalam Extra" w:hAnsi="BRH Malayalam Extra" w:cs="BRH Malayalam Extra"/>
-                <w:sz w:val="32"/>
-                <w:szCs w:val="40"/>
-                <w:highlight w:val="yellow"/>
-              </w:rPr>
-              <w:t>Yx</w:t>
-            </w:r>
-            <w:r>
-              <w:rPr>
-                <w:rFonts w:ascii="BRH Malayalam Extra" w:hAnsi="BRH Malayalam Extra" w:cs="BRH Malayalam Extra"/>
-                <w:sz w:val="26"/>
-                <w:szCs w:val="40"/>
-              </w:rPr>
-              <w:t>–</w:t>
-            </w:r>
-            <w:r>
-              <w:rPr>
-                <w:rFonts w:ascii="BRH Malayalam Extra" w:hAnsi="BRH Malayalam Extra" w:cs="BRH Malayalam Extra"/>
-                <w:sz w:val="32"/>
-                <w:szCs w:val="40"/>
-              </w:rPr>
-              <w:t xml:space="preserve"> | </w:t>
-            </w:r>
           </w:p>
           <w:p>
             <w:pPr>
@@ -9047,11 +8717,385 @@
               <w:adjustRightInd w:val="0"/>
               <w:spacing w:before="0" w:line="240" w:lineRule="auto"/>
               <w:rPr>
-                <w:rFonts w:ascii="BRH Malayalam Extra" w:hAnsi="BRH Malayalam Extra" w:cs="BRH Malayalam Extra"/>
-                <w:sz w:val="32"/>
+                <w:rFonts w:cs="BRH Malayalam Extra"/>
                 <w:szCs w:val="40"/>
               </w:rPr>
             </w:pPr>
+          </w:p>
+          <w:p>
+            <w:pPr>
+              <w:widowControl w:val="0"/>
+              <w:autoSpaceDE w:val="0"/>
+              <w:autoSpaceDN w:val="0"/>
+              <w:adjustRightInd w:val="0"/>
+              <w:spacing w:before="0" w:line="240" w:lineRule="auto"/>
+              <w:rPr>
+                <w:rFonts w:cs="BRH Malayalam Extra"/>
+                <w:szCs w:val="40"/>
+              </w:rPr>
+            </w:pPr>
+          </w:p>
+          <w:p>
+            <w:pPr>
+              <w:widowControl w:val="0"/>
+              <w:autoSpaceDE w:val="0"/>
+              <w:autoSpaceDN w:val="0"/>
+              <w:adjustRightInd w:val="0"/>
+              <w:spacing w:before="0" w:line="240" w:lineRule="auto"/>
+              <w:rPr>
+                <w:rFonts w:ascii="BRH Malayalam Extra" w:hAnsi="BRH Malayalam Extra" w:cs="BRH Malayalam Extra"/>
+                <w:sz w:val="32"/>
+                <w:szCs w:val="40"/>
+              </w:rPr>
+            </w:pPr>
+            <w:r>
+              <w:rPr>
+                <w:rFonts w:cs="BRH Malayalam Extra"/>
+                <w:szCs w:val="40"/>
+              </w:rPr>
+              <w:lastRenderedPageBreak/>
+              <w:t>29</w:t>
+            </w:r>
+            <w:r>
+              <w:rPr>
+                <w:rFonts w:ascii="BRH Malayalam Extra" w:hAnsi="BRH Malayalam Extra" w:cs="BRH Malayalam Extra"/>
+                <w:sz w:val="32"/>
+                <w:szCs w:val="40"/>
+              </w:rPr>
+              <w:t>)</w:t>
+            </w:r>
+            <w:r>
+              <w:rPr>
+                <w:rFonts w:ascii="BRH Malayalam Extra" w:hAnsi="BRH Malayalam Extra" w:cs="BRH Malayalam Extra"/>
+                <w:sz w:val="32"/>
+                <w:szCs w:val="40"/>
+              </w:rPr>
+              <w:tab/>
+            </w:r>
+            <w:r>
+              <w:rPr>
+                <w:rFonts w:cs="BRH Malayalam Extra"/>
+                <w:szCs w:val="40"/>
+              </w:rPr>
+              <w:t>1</w:t>
+            </w:r>
+            <w:r>
+              <w:rPr>
+                <w:rFonts w:ascii="BRH Malayalam Extra" w:hAnsi="BRH Malayalam Extra" w:cs="BRH Malayalam Extra"/>
+                <w:sz w:val="32"/>
+                <w:szCs w:val="40"/>
+              </w:rPr>
+              <w:t>.</w:t>
+            </w:r>
+            <w:r>
+              <w:rPr>
+                <w:rFonts w:cs="BRH Malayalam Extra"/>
+                <w:szCs w:val="40"/>
+              </w:rPr>
+              <w:t>8</w:t>
+            </w:r>
+            <w:r>
+              <w:rPr>
+                <w:rFonts w:ascii="BRH Malayalam Extra" w:hAnsi="BRH Malayalam Extra" w:cs="BRH Malayalam Extra"/>
+                <w:sz w:val="32"/>
+                <w:szCs w:val="40"/>
+              </w:rPr>
+              <w:t>.</w:t>
+            </w:r>
+            <w:r>
+              <w:rPr>
+                <w:rFonts w:cs="BRH Malayalam Extra"/>
+                <w:szCs w:val="40"/>
+              </w:rPr>
+              <w:t>4</w:t>
+            </w:r>
+            <w:r>
+              <w:rPr>
+                <w:rFonts w:ascii="BRH Malayalam Extra" w:hAnsi="BRH Malayalam Extra" w:cs="BRH Malayalam Extra"/>
+                <w:sz w:val="32"/>
+                <w:szCs w:val="40"/>
+              </w:rPr>
+              <w:t>.</w:t>
+            </w:r>
+            <w:r>
+              <w:rPr>
+                <w:rFonts w:cs="BRH Malayalam Extra"/>
+                <w:szCs w:val="40"/>
+              </w:rPr>
+              <w:t>1</w:t>
+            </w:r>
+            <w:r>
+              <w:rPr>
+                <w:rFonts w:ascii="BRH Malayalam Extra" w:hAnsi="BRH Malayalam Extra" w:cs="BRH Malayalam Extra"/>
+                <w:sz w:val="32"/>
+                <w:szCs w:val="40"/>
+              </w:rPr>
+              <w:t>(</w:t>
+            </w:r>
+            <w:r>
+              <w:rPr>
+                <w:rFonts w:cs="BRH Malayalam Extra"/>
+                <w:szCs w:val="40"/>
+              </w:rPr>
+              <w:t>22</w:t>
+            </w:r>
+            <w:r>
+              <w:rPr>
+                <w:rFonts w:ascii="BRH Malayalam Extra" w:hAnsi="BRH Malayalam Extra" w:cs="BRH Malayalam Extra"/>
+                <w:sz w:val="32"/>
+                <w:szCs w:val="40"/>
+              </w:rPr>
+              <w:t>)-  ekx˜ | e</w:t>
+            </w:r>
+            <w:r>
+              <w:rPr>
+                <w:rFonts w:ascii="BRH Malayalam Extra" w:hAnsi="BRH Malayalam Extra" w:cs="BRH Malayalam Extra"/>
+                <w:sz w:val="26"/>
+                <w:szCs w:val="40"/>
+              </w:rPr>
+              <w:t>–</w:t>
+            </w:r>
+            <w:r>
+              <w:rPr>
+                <w:rFonts w:ascii="BRH Malayalam Extra" w:hAnsi="BRH Malayalam Extra" w:cs="BRH Malayalam Extra"/>
+                <w:sz w:val="32"/>
+                <w:szCs w:val="40"/>
+              </w:rPr>
+              <w:t>Z</w:t>
+            </w:r>
+            <w:r>
+              <w:rPr>
+                <w:rFonts w:ascii="BRH Malayalam Extra" w:hAnsi="BRH Malayalam Extra" w:cs="BRH Malayalam Extra"/>
+                <w:sz w:val="26"/>
+                <w:szCs w:val="40"/>
+              </w:rPr>
+              <w:t>–</w:t>
+            </w:r>
+            <w:r>
+              <w:rPr>
+                <w:rFonts w:ascii="BRH Malayalam Extra" w:hAnsi="BRH Malayalam Extra" w:cs="BRH Malayalam Extra"/>
+                <w:sz w:val="32"/>
+                <w:szCs w:val="40"/>
+              </w:rPr>
+              <w:t xml:space="preserve"> | s¡e¢</w:t>
+            </w:r>
+            <w:r>
+              <w:rPr>
+                <w:rFonts w:ascii="BRH Malayalam Extra" w:hAnsi="BRH Malayalam Extra" w:cs="BRH Malayalam Extra"/>
+                <w:sz w:val="26"/>
+                <w:szCs w:val="40"/>
+              </w:rPr>
+              <w:t>–</w:t>
+            </w:r>
+            <w:r>
+              <w:rPr>
+                <w:rFonts w:ascii="BRH Malayalam Extra" w:hAnsi="BRH Malayalam Extra" w:cs="BRH Malayalam Extra"/>
+                <w:sz w:val="32"/>
+                <w:szCs w:val="40"/>
+              </w:rPr>
+              <w:t>ªYx</w:t>
+            </w:r>
+            <w:r>
+              <w:rPr>
+                <w:rFonts w:ascii="BRH Malayalam Extra" w:hAnsi="BRH Malayalam Extra" w:cs="BRH Malayalam Extra"/>
+                <w:sz w:val="26"/>
+                <w:szCs w:val="40"/>
+              </w:rPr>
+              <w:t>–</w:t>
+            </w:r>
+            <w:r>
+              <w:rPr>
+                <w:rFonts w:ascii="BRH Malayalam Extra" w:hAnsi="BRH Malayalam Extra" w:cs="BRH Malayalam Extra"/>
+                <w:sz w:val="32"/>
+                <w:szCs w:val="40"/>
+              </w:rPr>
+              <w:t xml:space="preserve"> |</w:t>
+            </w:r>
+          </w:p>
+          <w:p>
+            <w:pPr>
+              <w:widowControl w:val="0"/>
+              <w:autoSpaceDE w:val="0"/>
+              <w:autoSpaceDN w:val="0"/>
+              <w:adjustRightInd w:val="0"/>
+              <w:spacing w:before="0" w:line="240" w:lineRule="auto"/>
+              <w:rPr>
+                <w:rFonts w:ascii="BRH Malayalam Extra" w:hAnsi="BRH Malayalam Extra" w:cs="BRH Malayalam Extra"/>
+                <w:sz w:val="32"/>
+                <w:szCs w:val="40"/>
+              </w:rPr>
+            </w:pPr>
+            <w:r>
+              <w:rPr>
+                <w:rFonts w:ascii="BRH Malayalam Extra" w:hAnsi="BRH Malayalam Extra" w:cs="BRH Malayalam Extra"/>
+                <w:sz w:val="32"/>
+                <w:szCs w:val="40"/>
+              </w:rPr>
+              <w:t>ekx— eZ eZ</w:t>
+            </w:r>
+            <w:r>
+              <w:rPr>
+                <w:rFonts w:ascii="BRH Malayalam Extra" w:hAnsi="BRH Malayalam Extra" w:cs="BRH Malayalam Extra"/>
+                <w:sz w:val="26"/>
+                <w:szCs w:val="40"/>
+              </w:rPr>
+              <w:t>–</w:t>
+            </w:r>
+            <w:r>
+              <w:rPr>
+                <w:rFonts w:ascii="BRH Malayalam Extra" w:hAnsi="BRH Malayalam Extra" w:cs="BRH Malayalam Extra"/>
+                <w:sz w:val="32"/>
+                <w:szCs w:val="40"/>
+              </w:rPr>
+              <w:t xml:space="preserve"> ekx</w:t>
+            </w:r>
+            <w:r>
+              <w:rPr>
+                <w:rFonts w:ascii="BRH Malayalam Extra" w:hAnsi="BRH Malayalam Extra" w:cs="BRH Malayalam Extra"/>
+                <w:sz w:val="26"/>
+                <w:szCs w:val="40"/>
+              </w:rPr>
+              <w:t>–</w:t>
+            </w:r>
+            <w:r>
+              <w:rPr>
+                <w:rFonts w:ascii="BRH Malayalam Extra" w:hAnsi="BRH Malayalam Extra" w:cs="BRH Malayalam Extra"/>
+                <w:sz w:val="32"/>
+                <w:szCs w:val="40"/>
+              </w:rPr>
+              <w:t xml:space="preserve"> ekx— eZ</w:t>
+            </w:r>
+            <w:r>
+              <w:rPr>
+                <w:rFonts w:ascii="BRH Malayalam Extra" w:hAnsi="BRH Malayalam Extra" w:cs="BRH Malayalam Extra"/>
+                <w:sz w:val="26"/>
+                <w:szCs w:val="40"/>
+              </w:rPr>
+              <w:t>–</w:t>
+            </w:r>
+            <w:r>
+              <w:rPr>
+                <w:rFonts w:ascii="BRH Malayalam Extra" w:hAnsi="BRH Malayalam Extra" w:cs="BRH Malayalam Extra"/>
+                <w:sz w:val="32"/>
+                <w:szCs w:val="40"/>
+              </w:rPr>
+              <w:t xml:space="preserve"> s¡e¢˜ªYx</w:t>
+            </w:r>
+            <w:r>
+              <w:rPr>
+                <w:rFonts w:ascii="BRH Malayalam Extra" w:hAnsi="BRH Malayalam Extra" w:cs="BRH Malayalam Extra"/>
+                <w:sz w:val="26"/>
+                <w:szCs w:val="40"/>
+              </w:rPr>
+              <w:t>–</w:t>
+            </w:r>
+            <w:r>
+              <w:rPr>
+                <w:rFonts w:ascii="BRH Malayalam Extra" w:hAnsi="BRH Malayalam Extra" w:cs="BRH Malayalam Extra"/>
+                <w:sz w:val="32"/>
+                <w:szCs w:val="40"/>
+              </w:rPr>
+              <w:t xml:space="preserve"> s¡e¢</w:t>
+            </w:r>
+            <w:r>
+              <w:rPr>
+                <w:rFonts w:ascii="BRH Malayalam Extra" w:hAnsi="BRH Malayalam Extra" w:cs="BRH Malayalam Extra"/>
+                <w:sz w:val="32"/>
+                <w:szCs w:val="40"/>
+                <w:highlight w:val="yellow"/>
+              </w:rPr>
+              <w:t>˜ªYx</w:t>
+            </w:r>
+            <w:r>
+              <w:rPr>
+                <w:rFonts w:ascii="BRH Malayalam Extra" w:hAnsi="BRH Malayalam Extra" w:cs="BRH Malayalam Extra"/>
+                <w:sz w:val="26"/>
+                <w:szCs w:val="40"/>
+                <w:highlight w:val="yellow"/>
+              </w:rPr>
+              <w:t>–</w:t>
+            </w:r>
+            <w:r>
+              <w:rPr>
+                <w:rFonts w:ascii="BRH Malayalam Extra" w:hAnsi="BRH Malayalam Extra" w:cs="BRH Malayalam Extra"/>
+                <w:sz w:val="32"/>
+                <w:szCs w:val="40"/>
+              </w:rPr>
+              <w:t xml:space="preserve"> eZ</w:t>
+            </w:r>
+            <w:r>
+              <w:rPr>
+                <w:rFonts w:ascii="BRH Malayalam Extra" w:hAnsi="BRH Malayalam Extra" w:cs="BRH Malayalam Extra"/>
+                <w:sz w:val="26"/>
+                <w:szCs w:val="40"/>
+              </w:rPr>
+              <w:t>–</w:t>
+            </w:r>
+            <w:r>
+              <w:rPr>
+                <w:rFonts w:ascii="BRH Malayalam Extra" w:hAnsi="BRH Malayalam Extra" w:cs="BRH Malayalam Extra"/>
+                <w:sz w:val="32"/>
+                <w:szCs w:val="40"/>
+              </w:rPr>
+              <w:t xml:space="preserve"> ekx</w:t>
+            </w:r>
+            <w:r>
+              <w:rPr>
+                <w:rFonts w:ascii="BRH Malayalam Extra" w:hAnsi="BRH Malayalam Extra" w:cs="BRH Malayalam Extra"/>
+                <w:sz w:val="26"/>
+                <w:szCs w:val="40"/>
+              </w:rPr>
+              <w:t>–</w:t>
+            </w:r>
+            <w:r>
+              <w:rPr>
+                <w:rFonts w:ascii="BRH Malayalam Extra" w:hAnsi="BRH Malayalam Extra" w:cs="BRH Malayalam Extra"/>
+                <w:sz w:val="32"/>
+                <w:szCs w:val="40"/>
+              </w:rPr>
+              <w:t xml:space="preserve"> ekx— eZ</w:t>
+            </w:r>
+            <w:r>
+              <w:rPr>
+                <w:rFonts w:ascii="BRH Malayalam Extra" w:hAnsi="BRH Malayalam Extra" w:cs="BRH Malayalam Extra"/>
+                <w:sz w:val="26"/>
+                <w:szCs w:val="40"/>
+              </w:rPr>
+              <w:t>–</w:t>
+            </w:r>
+            <w:r>
+              <w:rPr>
+                <w:rFonts w:ascii="BRH Malayalam Extra" w:hAnsi="BRH Malayalam Extra" w:cs="BRH Malayalam Extra"/>
+                <w:sz w:val="32"/>
+                <w:szCs w:val="40"/>
+              </w:rPr>
+              <w:t xml:space="preserve"> s¡e¢˜ª</w:t>
+            </w:r>
+            <w:r>
+              <w:rPr>
+                <w:rFonts w:ascii="BRH Malayalam Extra" w:hAnsi="BRH Malayalam Extra" w:cs="BRH Malayalam Extra"/>
+                <w:sz w:val="32"/>
+                <w:szCs w:val="40"/>
+                <w:highlight w:val="yellow"/>
+              </w:rPr>
+              <w:t>Yx</w:t>
+            </w:r>
+            <w:r>
+              <w:rPr>
+                <w:rFonts w:ascii="BRH Malayalam Extra" w:hAnsi="BRH Malayalam Extra" w:cs="BRH Malayalam Extra"/>
+                <w:sz w:val="26"/>
+                <w:szCs w:val="40"/>
+              </w:rPr>
+              <w:t>–</w:t>
+            </w:r>
+            <w:r>
+              <w:rPr>
+                <w:rFonts w:ascii="BRH Malayalam Extra" w:hAnsi="BRH Malayalam Extra" w:cs="BRH Malayalam Extra"/>
+                <w:sz w:val="32"/>
+                <w:szCs w:val="40"/>
+              </w:rPr>
+              <w:t xml:space="preserve"> | </w:t>
+            </w:r>
           </w:p>
           <w:p>
             <w:pPr>
@@ -10056,158 +10100,10 @@
               <w:adjustRightInd w:val="0"/>
               <w:spacing w:before="0" w:line="240" w:lineRule="auto"/>
               <w:rPr>
-                <w:rFonts w:ascii="BRH Malayalam Extra" w:hAnsi="BRH Malayalam Extra" w:cs="BRH Malayalam Extra"/>
-                <w:sz w:val="32"/>
+                <w:rFonts w:cs="BRH Malayalam Extra"/>
                 <w:szCs w:val="40"/>
               </w:rPr>
             </w:pPr>
-            <w:r>
-              <w:rPr>
-                <w:rFonts w:cs="BRH Malayalam Extra"/>
-                <w:szCs w:val="40"/>
-              </w:rPr>
-              <w:t>29</w:t>
-            </w:r>
-            <w:r>
-              <w:rPr>
-                <w:rFonts w:ascii="BRH Malayalam Extra" w:hAnsi="BRH Malayalam Extra" w:cs="BRH Malayalam Extra"/>
-                <w:sz w:val="32"/>
-                <w:szCs w:val="40"/>
-              </w:rPr>
-              <w:t>)</w:t>
-            </w:r>
-            <w:r>
-              <w:rPr>
-                <w:rFonts w:ascii="BRH Malayalam Extra" w:hAnsi="BRH Malayalam Extra" w:cs="BRH Malayalam Extra"/>
-                <w:sz w:val="32"/>
-                <w:szCs w:val="40"/>
-              </w:rPr>
-              <w:tab/>
-            </w:r>
-            <w:r>
-              <w:rPr>
-                <w:rFonts w:cs="BRH Malayalam Extra"/>
-                <w:szCs w:val="40"/>
-              </w:rPr>
-              <w:t>1</w:t>
-            </w:r>
-            <w:r>
-              <w:rPr>
-                <w:rFonts w:ascii="BRH Malayalam Extra" w:hAnsi="BRH Malayalam Extra" w:cs="BRH Malayalam Extra"/>
-                <w:sz w:val="32"/>
-                <w:szCs w:val="40"/>
-              </w:rPr>
-              <w:t>.</w:t>
-            </w:r>
-            <w:r>
-              <w:rPr>
-                <w:rFonts w:cs="BRH Malayalam Extra"/>
-                <w:szCs w:val="40"/>
-              </w:rPr>
-              <w:t>8</w:t>
-            </w:r>
-            <w:r>
-              <w:rPr>
-                <w:rFonts w:ascii="BRH Malayalam Extra" w:hAnsi="BRH Malayalam Extra" w:cs="BRH Malayalam Extra"/>
-                <w:sz w:val="32"/>
-                <w:szCs w:val="40"/>
-              </w:rPr>
-              <w:t>.</w:t>
-            </w:r>
-            <w:r>
-              <w:rPr>
-                <w:rFonts w:cs="BRH Malayalam Extra"/>
-                <w:szCs w:val="40"/>
-              </w:rPr>
-              <w:t>4</w:t>
-            </w:r>
-            <w:r>
-              <w:rPr>
-                <w:rFonts w:ascii="BRH Malayalam Extra" w:hAnsi="BRH Malayalam Extra" w:cs="BRH Malayalam Extra"/>
-                <w:sz w:val="32"/>
-                <w:szCs w:val="40"/>
-              </w:rPr>
-              <w:t>.</w:t>
-            </w:r>
-            <w:r>
-              <w:rPr>
-                <w:rFonts w:cs="BRH Malayalam Extra"/>
-                <w:szCs w:val="40"/>
-              </w:rPr>
-              <w:t>1</w:t>
-            </w:r>
-            <w:r>
-              <w:rPr>
-                <w:rFonts w:ascii="BRH Malayalam Extra" w:hAnsi="BRH Malayalam Extra" w:cs="BRH Malayalam Extra"/>
-                <w:sz w:val="32"/>
-                <w:szCs w:val="40"/>
-              </w:rPr>
-              <w:t>(</w:t>
-            </w:r>
-            <w:r>
-              <w:rPr>
-                <w:rFonts w:cs="BRH Malayalam Extra"/>
-                <w:szCs w:val="40"/>
-              </w:rPr>
-              <w:t>22</w:t>
-            </w:r>
-            <w:r>
-              <w:rPr>
-                <w:rFonts w:ascii="BRH Malayalam Extra" w:hAnsi="BRH Malayalam Extra" w:cs="BRH Malayalam Extra"/>
-                <w:sz w:val="32"/>
-                <w:szCs w:val="40"/>
-              </w:rPr>
-              <w:t>)-  ekx˜ | e</w:t>
-            </w:r>
-            <w:r>
-              <w:rPr>
-                <w:rFonts w:ascii="BRH Malayalam Extra" w:hAnsi="BRH Malayalam Extra" w:cs="BRH Malayalam Extra"/>
-                <w:sz w:val="26"/>
-                <w:szCs w:val="40"/>
-              </w:rPr>
-              <w:t>–</w:t>
-            </w:r>
-            <w:r>
-              <w:rPr>
-                <w:rFonts w:ascii="BRH Malayalam Extra" w:hAnsi="BRH Malayalam Extra" w:cs="BRH Malayalam Extra"/>
-                <w:sz w:val="32"/>
-                <w:szCs w:val="40"/>
-              </w:rPr>
-              <w:t>Z</w:t>
-            </w:r>
-            <w:r>
-              <w:rPr>
-                <w:rFonts w:ascii="BRH Malayalam Extra" w:hAnsi="BRH Malayalam Extra" w:cs="BRH Malayalam Extra"/>
-                <w:sz w:val="26"/>
-                <w:szCs w:val="40"/>
-              </w:rPr>
-              <w:t>–</w:t>
-            </w:r>
-            <w:r>
-              <w:rPr>
-                <w:rFonts w:ascii="BRH Malayalam Extra" w:hAnsi="BRH Malayalam Extra" w:cs="BRH Malayalam Extra"/>
-                <w:sz w:val="32"/>
-                <w:szCs w:val="40"/>
-              </w:rPr>
-              <w:t xml:space="preserve"> | s¡</w:t>
-            </w:r>
-            <w:r>
-              <w:rPr>
-                <w:rFonts w:ascii="BRH Malayalam Extra" w:hAnsi="BRH Malayalam Extra" w:cs="BRH Malayalam Extra"/>
-                <w:sz w:val="32"/>
-                <w:szCs w:val="40"/>
-                <w:highlight w:val="green"/>
-              </w:rPr>
-              <w:t>e¢˜ªYx</w:t>
-            </w:r>
-            <w:r>
-              <w:rPr>
-                <w:rFonts w:ascii="BRH Malayalam Extra" w:hAnsi="BRH Malayalam Extra" w:cs="BRH Malayalam Extra"/>
-                <w:sz w:val="32"/>
-                <w:szCs w:val="40"/>
-              </w:rPr>
-              <w:t xml:space="preserve"> |</w:t>
-            </w:r>
           </w:p>
           <w:p>
             <w:pPr>
@@ -10217,165 +10113,11 @@
               <w:adjustRightInd w:val="0"/>
               <w:spacing w:before="0" w:line="240" w:lineRule="auto"/>
               <w:rPr>
-                <w:rFonts w:ascii="BRH Malayalam Extra" w:hAnsi="BRH Malayalam Extra" w:cs="BRH Malayalam Extra"/>
-                <w:sz w:val="32"/>
-                <w:szCs w:val="40"/>
+                <w:rFonts w:cs="BRH Malayalam Extra"/>
+                <w:szCs w:val="40"/>
+                <w:lang w:bidi="ta-IN"/>
               </w:rPr>
             </w:pPr>
-            <w:r>
-              <w:rPr>
-                <w:rFonts w:ascii="BRH Malayalam Extra" w:hAnsi="BRH Malayalam Extra" w:cs="BRH Malayalam Extra"/>
-                <w:sz w:val="32"/>
-                <w:szCs w:val="40"/>
-              </w:rPr>
-              <w:t>ekx— eZ eZ</w:t>
-            </w:r>
-            <w:r>
-              <w:rPr>
-                <w:rFonts w:ascii="BRH Malayalam Extra" w:hAnsi="BRH Malayalam Extra" w:cs="BRH Malayalam Extra"/>
-                <w:sz w:val="26"/>
-                <w:szCs w:val="40"/>
-              </w:rPr>
-              <w:t>–</w:t>
-            </w:r>
-            <w:r>
-              <w:rPr>
-                <w:rFonts w:ascii="BRH Malayalam Extra" w:hAnsi="BRH Malayalam Extra" w:cs="BRH Malayalam Extra"/>
-                <w:sz w:val="32"/>
-                <w:szCs w:val="40"/>
-              </w:rPr>
-              <w:t xml:space="preserve"> ekx</w:t>
-            </w:r>
-            <w:r>
-              <w:rPr>
-                <w:rFonts w:ascii="BRH Malayalam Extra" w:hAnsi="BRH Malayalam Extra" w:cs="BRH Malayalam Extra"/>
-                <w:sz w:val="26"/>
-                <w:szCs w:val="40"/>
-              </w:rPr>
-              <w:t>–</w:t>
-            </w:r>
-            <w:r>
-              <w:rPr>
-                <w:rFonts w:ascii="BRH Malayalam Extra" w:hAnsi="BRH Malayalam Extra" w:cs="BRH Malayalam Extra"/>
-                <w:sz w:val="32"/>
-                <w:szCs w:val="40"/>
-              </w:rPr>
-              <w:t xml:space="preserve"> ekx— eZ</w:t>
-            </w:r>
-            <w:r>
-              <w:rPr>
-                <w:rFonts w:ascii="BRH Malayalam Extra" w:hAnsi="BRH Malayalam Extra" w:cs="BRH Malayalam Extra"/>
-                <w:sz w:val="26"/>
-                <w:szCs w:val="40"/>
-              </w:rPr>
-              <w:t>–</w:t>
-            </w:r>
-            <w:r>
-              <w:rPr>
-                <w:rFonts w:ascii="BRH Malayalam Extra" w:hAnsi="BRH Malayalam Extra" w:cs="BRH Malayalam Extra"/>
-                <w:sz w:val="32"/>
-                <w:szCs w:val="40"/>
-              </w:rPr>
-              <w:t xml:space="preserve"> s¡e¢˜ªYx</w:t>
-            </w:r>
-            <w:r>
-              <w:rPr>
-                <w:rFonts w:ascii="BRH Malayalam Extra" w:hAnsi="BRH Malayalam Extra" w:cs="BRH Malayalam Extra"/>
-                <w:sz w:val="26"/>
-                <w:szCs w:val="40"/>
-              </w:rPr>
-              <w:t>–</w:t>
-            </w:r>
-            <w:r>
-              <w:rPr>
-                <w:rFonts w:ascii="BRH Malayalam Extra" w:hAnsi="BRH Malayalam Extra" w:cs="BRH Malayalam Extra"/>
-                <w:sz w:val="32"/>
-                <w:szCs w:val="40"/>
-              </w:rPr>
-              <w:t xml:space="preserve"> s¡e¢˜ª</w:t>
-            </w:r>
-            <w:r>
-              <w:rPr>
-                <w:rFonts w:ascii="BRH Malayalam Extra" w:hAnsi="BRH Malayalam Extra" w:cs="BRH Malayalam Extra"/>
-                <w:sz w:val="32"/>
-                <w:szCs w:val="40"/>
-                <w:highlight w:val="green"/>
-              </w:rPr>
-              <w:t>Yx</w:t>
-            </w:r>
-            <w:r>
-              <w:rPr>
-                <w:rFonts w:ascii="BRH Malayalam Extra" w:hAnsi="BRH Malayalam Extra" w:cs="BRH Malayalam Extra"/>
-                <w:sz w:val="32"/>
-                <w:szCs w:val="40"/>
-              </w:rPr>
-              <w:t xml:space="preserve"> eZ</w:t>
-            </w:r>
-            <w:r>
-              <w:rPr>
-                <w:rFonts w:ascii="BRH Malayalam Extra" w:hAnsi="BRH Malayalam Extra" w:cs="BRH Malayalam Extra"/>
-                <w:sz w:val="26"/>
-                <w:szCs w:val="40"/>
-              </w:rPr>
-              <w:t>–</w:t>
-            </w:r>
-            <w:r>
-              <w:rPr>
-                <w:rFonts w:ascii="BRH Malayalam Extra" w:hAnsi="BRH Malayalam Extra" w:cs="BRH Malayalam Extra"/>
-                <w:sz w:val="32"/>
-                <w:szCs w:val="40"/>
-              </w:rPr>
-              <w:t xml:space="preserve"> ekx</w:t>
-            </w:r>
-            <w:r>
-              <w:rPr>
-                <w:rFonts w:ascii="BRH Malayalam Extra" w:hAnsi="BRH Malayalam Extra" w:cs="BRH Malayalam Extra"/>
-                <w:sz w:val="26"/>
-                <w:szCs w:val="40"/>
-              </w:rPr>
-              <w:t>–</w:t>
-            </w:r>
-            <w:r>
-              <w:rPr>
-                <w:rFonts w:ascii="BRH Malayalam Extra" w:hAnsi="BRH Malayalam Extra" w:cs="BRH Malayalam Extra"/>
-                <w:sz w:val="32"/>
-                <w:szCs w:val="40"/>
-              </w:rPr>
-              <w:t xml:space="preserve"> ekx— eZ</w:t>
-            </w:r>
-            <w:r>
-              <w:rPr>
-                <w:rFonts w:ascii="BRH Malayalam Extra" w:hAnsi="BRH Malayalam Extra" w:cs="BRH Malayalam Extra"/>
-                <w:sz w:val="26"/>
-                <w:szCs w:val="40"/>
-              </w:rPr>
-              <w:t>–</w:t>
-            </w:r>
-            <w:r>
-              <w:rPr>
-                <w:rFonts w:ascii="BRH Malayalam Extra" w:hAnsi="BRH Malayalam Extra" w:cs="BRH Malayalam Extra"/>
-                <w:sz w:val="32"/>
-                <w:szCs w:val="40"/>
-              </w:rPr>
-              <w:t xml:space="preserve"> s¡e¢˜ª</w:t>
-            </w:r>
-            <w:r>
-              <w:rPr>
-                <w:rFonts w:ascii="BRH Malayalam Extra" w:hAnsi="BRH Malayalam Extra" w:cs="BRH Malayalam Extra"/>
-                <w:sz w:val="32"/>
-                <w:szCs w:val="40"/>
-                <w:highlight w:val="green"/>
-              </w:rPr>
-              <w:t>Yx</w:t>
-            </w:r>
-            <w:r>
-              <w:rPr>
-                <w:rFonts w:ascii="BRH Malayalam Extra" w:hAnsi="BRH Malayalam Extra" w:cs="BRH Malayalam Extra"/>
-                <w:sz w:val="32"/>
-                <w:szCs w:val="40"/>
-              </w:rPr>
-              <w:t xml:space="preserve"> | </w:t>
-            </w:r>
           </w:p>
           <w:p>
             <w:pPr>
@@ -10385,11 +10127,353 @@
               <w:adjustRightInd w:val="0"/>
               <w:spacing w:before="0" w:line="240" w:lineRule="auto"/>
               <w:rPr>
-                <w:rFonts w:ascii="BRH Malayalam Extra" w:hAnsi="BRH Malayalam Extra" w:cs="BRH Malayalam Extra"/>
-                <w:sz w:val="32"/>
+                <w:rFonts w:cs="BRH Malayalam Extra"/>
                 <w:szCs w:val="40"/>
               </w:rPr>
             </w:pPr>
+          </w:p>
+          <w:p>
+            <w:pPr>
+              <w:widowControl w:val="0"/>
+              <w:autoSpaceDE w:val="0"/>
+              <w:autoSpaceDN w:val="0"/>
+              <w:adjustRightInd w:val="0"/>
+              <w:spacing w:before="0" w:line="240" w:lineRule="auto"/>
+              <w:rPr>
+                <w:rFonts w:cs="BRH Malayalam Extra"/>
+                <w:szCs w:val="40"/>
+              </w:rPr>
+            </w:pPr>
+          </w:p>
+          <w:p>
+            <w:pPr>
+              <w:widowControl w:val="0"/>
+              <w:autoSpaceDE w:val="0"/>
+              <w:autoSpaceDN w:val="0"/>
+              <w:adjustRightInd w:val="0"/>
+              <w:spacing w:before="0" w:line="240" w:lineRule="auto"/>
+              <w:rPr>
+                <w:rFonts w:ascii="BRH Malayalam Extra" w:hAnsi="BRH Malayalam Extra" w:cs="BRH Malayalam Extra"/>
+                <w:sz w:val="32"/>
+                <w:szCs w:val="40"/>
+              </w:rPr>
+            </w:pPr>
+            <w:r>
+              <w:rPr>
+                <w:rFonts w:cs="BRH Malayalam Extra"/>
+                <w:szCs w:val="40"/>
+              </w:rPr>
+              <w:lastRenderedPageBreak/>
+              <w:t>29</w:t>
+            </w:r>
+            <w:r>
+              <w:rPr>
+                <w:rFonts w:ascii="BRH Malayalam Extra" w:hAnsi="BRH Malayalam Extra" w:cs="BRH Malayalam Extra"/>
+                <w:sz w:val="32"/>
+                <w:szCs w:val="40"/>
+              </w:rPr>
+              <w:t>)</w:t>
+            </w:r>
+            <w:r>
+              <w:rPr>
+                <w:rFonts w:ascii="BRH Malayalam Extra" w:hAnsi="BRH Malayalam Extra" w:cs="BRH Malayalam Extra"/>
+                <w:sz w:val="32"/>
+                <w:szCs w:val="40"/>
+              </w:rPr>
+              <w:tab/>
+            </w:r>
+            <w:r>
+              <w:rPr>
+                <w:rFonts w:cs="BRH Malayalam Extra"/>
+                <w:szCs w:val="40"/>
+              </w:rPr>
+              <w:t>1</w:t>
+            </w:r>
+            <w:r>
+              <w:rPr>
+                <w:rFonts w:ascii="BRH Malayalam Extra" w:hAnsi="BRH Malayalam Extra" w:cs="BRH Malayalam Extra"/>
+                <w:sz w:val="32"/>
+                <w:szCs w:val="40"/>
+              </w:rPr>
+              <w:t>.</w:t>
+            </w:r>
+            <w:r>
+              <w:rPr>
+                <w:rFonts w:cs="BRH Malayalam Extra"/>
+                <w:szCs w:val="40"/>
+              </w:rPr>
+              <w:t>8</w:t>
+            </w:r>
+            <w:r>
+              <w:rPr>
+                <w:rFonts w:ascii="BRH Malayalam Extra" w:hAnsi="BRH Malayalam Extra" w:cs="BRH Malayalam Extra"/>
+                <w:sz w:val="32"/>
+                <w:szCs w:val="40"/>
+              </w:rPr>
+              <w:t>.</w:t>
+            </w:r>
+            <w:r>
+              <w:rPr>
+                <w:rFonts w:cs="BRH Malayalam Extra"/>
+                <w:szCs w:val="40"/>
+              </w:rPr>
+              <w:t>4</w:t>
+            </w:r>
+            <w:r>
+              <w:rPr>
+                <w:rFonts w:ascii="BRH Malayalam Extra" w:hAnsi="BRH Malayalam Extra" w:cs="BRH Malayalam Extra"/>
+                <w:sz w:val="32"/>
+                <w:szCs w:val="40"/>
+              </w:rPr>
+              <w:t>.</w:t>
+            </w:r>
+            <w:r>
+              <w:rPr>
+                <w:rFonts w:cs="BRH Malayalam Extra"/>
+                <w:szCs w:val="40"/>
+              </w:rPr>
+              <w:t>1</w:t>
+            </w:r>
+            <w:r>
+              <w:rPr>
+                <w:rFonts w:ascii="BRH Malayalam Extra" w:hAnsi="BRH Malayalam Extra" w:cs="BRH Malayalam Extra"/>
+                <w:sz w:val="32"/>
+                <w:szCs w:val="40"/>
+              </w:rPr>
+              <w:t>(</w:t>
+            </w:r>
+            <w:r>
+              <w:rPr>
+                <w:rFonts w:cs="BRH Malayalam Extra"/>
+                <w:szCs w:val="40"/>
+              </w:rPr>
+              <w:t>22</w:t>
+            </w:r>
+            <w:r>
+              <w:rPr>
+                <w:rFonts w:ascii="BRH Malayalam Extra" w:hAnsi="BRH Malayalam Extra" w:cs="BRH Malayalam Extra"/>
+                <w:sz w:val="32"/>
+                <w:szCs w:val="40"/>
+              </w:rPr>
+              <w:t>)-  ekx˜ | e</w:t>
+            </w:r>
+            <w:r>
+              <w:rPr>
+                <w:rFonts w:ascii="BRH Malayalam Extra" w:hAnsi="BRH Malayalam Extra" w:cs="BRH Malayalam Extra"/>
+                <w:sz w:val="26"/>
+                <w:szCs w:val="40"/>
+              </w:rPr>
+              <w:t>–</w:t>
+            </w:r>
+            <w:r>
+              <w:rPr>
+                <w:rFonts w:ascii="BRH Malayalam Extra" w:hAnsi="BRH Malayalam Extra" w:cs="BRH Malayalam Extra"/>
+                <w:sz w:val="32"/>
+                <w:szCs w:val="40"/>
+              </w:rPr>
+              <w:t>Z</w:t>
+            </w:r>
+            <w:r>
+              <w:rPr>
+                <w:rFonts w:ascii="BRH Malayalam Extra" w:hAnsi="BRH Malayalam Extra" w:cs="BRH Malayalam Extra"/>
+                <w:sz w:val="26"/>
+                <w:szCs w:val="40"/>
+              </w:rPr>
+              <w:t>–</w:t>
+            </w:r>
+            <w:r>
+              <w:rPr>
+                <w:rFonts w:ascii="BRH Malayalam Extra" w:hAnsi="BRH Malayalam Extra" w:cs="BRH Malayalam Extra"/>
+                <w:sz w:val="32"/>
+                <w:szCs w:val="40"/>
+              </w:rPr>
+              <w:t xml:space="preserve"> | s¡</w:t>
+            </w:r>
+            <w:r>
+              <w:rPr>
+                <w:rFonts w:ascii="BRH Malayalam Extra" w:hAnsi="BRH Malayalam Extra" w:cs="BRH Malayalam Extra"/>
+                <w:sz w:val="32"/>
+                <w:szCs w:val="40"/>
+                <w:highlight w:val="green"/>
+              </w:rPr>
+              <w:t>e¢˜ªYx</w:t>
+            </w:r>
+            <w:r>
+              <w:rPr>
+                <w:rFonts w:ascii="BRH Malayalam Extra" w:hAnsi="BRH Malayalam Extra" w:cs="BRH Malayalam Extra"/>
+                <w:sz w:val="32"/>
+                <w:szCs w:val="40"/>
+              </w:rPr>
+              <w:t xml:space="preserve"> |</w:t>
+            </w:r>
+          </w:p>
+          <w:p>
+            <w:pPr>
+              <w:widowControl w:val="0"/>
+              <w:autoSpaceDE w:val="0"/>
+              <w:autoSpaceDN w:val="0"/>
+              <w:adjustRightInd w:val="0"/>
+              <w:spacing w:before="0" w:line="240" w:lineRule="auto"/>
+              <w:rPr>
+                <w:rFonts w:ascii="BRH Malayalam Extra" w:hAnsi="BRH Malayalam Extra" w:cs="BRH Malayalam Extra"/>
+                <w:sz w:val="32"/>
+                <w:szCs w:val="40"/>
+              </w:rPr>
+            </w:pPr>
+            <w:r>
+              <w:rPr>
+                <w:rFonts w:ascii="BRH Malayalam Extra" w:hAnsi="BRH Malayalam Extra" w:cs="BRH Malayalam Extra"/>
+                <w:sz w:val="32"/>
+                <w:szCs w:val="40"/>
+              </w:rPr>
+              <w:t>ekx— eZ eZ</w:t>
+            </w:r>
+            <w:r>
+              <w:rPr>
+                <w:rFonts w:ascii="BRH Malayalam Extra" w:hAnsi="BRH Malayalam Extra" w:cs="BRH Malayalam Extra"/>
+                <w:sz w:val="26"/>
+                <w:szCs w:val="40"/>
+              </w:rPr>
+              <w:t>–</w:t>
+            </w:r>
+            <w:r>
+              <w:rPr>
+                <w:rFonts w:ascii="BRH Malayalam Extra" w:hAnsi="BRH Malayalam Extra" w:cs="BRH Malayalam Extra"/>
+                <w:sz w:val="32"/>
+                <w:szCs w:val="40"/>
+              </w:rPr>
+              <w:t xml:space="preserve"> ekx</w:t>
+            </w:r>
+            <w:r>
+              <w:rPr>
+                <w:rFonts w:ascii="BRH Malayalam Extra" w:hAnsi="BRH Malayalam Extra" w:cs="BRH Malayalam Extra"/>
+                <w:sz w:val="26"/>
+                <w:szCs w:val="40"/>
+              </w:rPr>
+              <w:t>–</w:t>
+            </w:r>
+            <w:r>
+              <w:rPr>
+                <w:rFonts w:ascii="BRH Malayalam Extra" w:hAnsi="BRH Malayalam Extra" w:cs="BRH Malayalam Extra"/>
+                <w:sz w:val="32"/>
+                <w:szCs w:val="40"/>
+              </w:rPr>
+              <w:t xml:space="preserve"> ekx— eZ</w:t>
+            </w:r>
+            <w:r>
+              <w:rPr>
+                <w:rFonts w:ascii="BRH Malayalam Extra" w:hAnsi="BRH Malayalam Extra" w:cs="BRH Malayalam Extra"/>
+                <w:sz w:val="26"/>
+                <w:szCs w:val="40"/>
+              </w:rPr>
+              <w:t>–</w:t>
+            </w:r>
+            <w:r>
+              <w:rPr>
+                <w:rFonts w:ascii="BRH Malayalam Extra" w:hAnsi="BRH Malayalam Extra" w:cs="BRH Malayalam Extra"/>
+                <w:sz w:val="32"/>
+                <w:szCs w:val="40"/>
+              </w:rPr>
+              <w:t xml:space="preserve"> s¡e¢˜ªYx</w:t>
+            </w:r>
+            <w:r>
+              <w:rPr>
+                <w:rFonts w:ascii="BRH Malayalam Extra" w:hAnsi="BRH Malayalam Extra" w:cs="BRH Malayalam Extra"/>
+                <w:sz w:val="26"/>
+                <w:szCs w:val="40"/>
+              </w:rPr>
+              <w:t>–</w:t>
+            </w:r>
+            <w:r>
+              <w:rPr>
+                <w:rFonts w:ascii="BRH Malayalam Extra" w:hAnsi="BRH Malayalam Extra" w:cs="BRH Malayalam Extra"/>
+                <w:sz w:val="32"/>
+                <w:szCs w:val="40"/>
+              </w:rPr>
+              <w:t xml:space="preserve"> s¡e¢˜ª</w:t>
+            </w:r>
+            <w:r>
+              <w:rPr>
+                <w:rFonts w:ascii="BRH Malayalam Extra" w:hAnsi="BRH Malayalam Extra" w:cs="BRH Malayalam Extra"/>
+                <w:sz w:val="32"/>
+                <w:szCs w:val="40"/>
+                <w:highlight w:val="green"/>
+              </w:rPr>
+              <w:t>Yx</w:t>
+            </w:r>
+            <w:r>
+              <w:rPr>
+                <w:rFonts w:ascii="BRH Malayalam Extra" w:hAnsi="BRH Malayalam Extra" w:cs="BRH Malayalam Extra"/>
+                <w:sz w:val="32"/>
+                <w:szCs w:val="40"/>
+              </w:rPr>
+              <w:t xml:space="preserve"> eZ</w:t>
+            </w:r>
+            <w:r>
+              <w:rPr>
+                <w:rFonts w:ascii="BRH Malayalam Extra" w:hAnsi="BRH Malayalam Extra" w:cs="BRH Malayalam Extra"/>
+                <w:sz w:val="26"/>
+                <w:szCs w:val="40"/>
+              </w:rPr>
+              <w:t>–</w:t>
+            </w:r>
+            <w:r>
+              <w:rPr>
+                <w:rFonts w:ascii="BRH Malayalam Extra" w:hAnsi="BRH Malayalam Extra" w:cs="BRH Malayalam Extra"/>
+                <w:sz w:val="32"/>
+                <w:szCs w:val="40"/>
+              </w:rPr>
+              <w:t xml:space="preserve"> ekx</w:t>
+            </w:r>
+            <w:r>
+              <w:rPr>
+                <w:rFonts w:ascii="BRH Malayalam Extra" w:hAnsi="BRH Malayalam Extra" w:cs="BRH Malayalam Extra"/>
+                <w:sz w:val="26"/>
+                <w:szCs w:val="40"/>
+              </w:rPr>
+              <w:t>–</w:t>
+            </w:r>
+            <w:r>
+              <w:rPr>
+                <w:rFonts w:ascii="BRH Malayalam Extra" w:hAnsi="BRH Malayalam Extra" w:cs="BRH Malayalam Extra"/>
+                <w:sz w:val="32"/>
+                <w:szCs w:val="40"/>
+              </w:rPr>
+              <w:t xml:space="preserve"> ekx— eZ</w:t>
+            </w:r>
+            <w:r>
+              <w:rPr>
+                <w:rFonts w:ascii="BRH Malayalam Extra" w:hAnsi="BRH Malayalam Extra" w:cs="BRH Malayalam Extra"/>
+                <w:sz w:val="26"/>
+                <w:szCs w:val="40"/>
+              </w:rPr>
+              <w:t>–</w:t>
+            </w:r>
+            <w:r>
+              <w:rPr>
+                <w:rFonts w:ascii="BRH Malayalam Extra" w:hAnsi="BRH Malayalam Extra" w:cs="BRH Malayalam Extra"/>
+                <w:sz w:val="32"/>
+                <w:szCs w:val="40"/>
+              </w:rPr>
+              <w:t xml:space="preserve"> s¡e¢˜ª</w:t>
+            </w:r>
+            <w:r>
+              <w:rPr>
+                <w:rFonts w:ascii="BRH Malayalam Extra" w:hAnsi="BRH Malayalam Extra" w:cs="BRH Malayalam Extra"/>
+                <w:sz w:val="32"/>
+                <w:szCs w:val="40"/>
+                <w:highlight w:val="green"/>
+              </w:rPr>
+              <w:t>Yx</w:t>
+            </w:r>
+            <w:r>
+              <w:rPr>
+                <w:rFonts w:ascii="BRH Malayalam Extra" w:hAnsi="BRH Malayalam Extra" w:cs="BRH Malayalam Extra"/>
+                <w:sz w:val="32"/>
+                <w:szCs w:val="40"/>
+              </w:rPr>
+              <w:t xml:space="preserve"> | </w:t>
+            </w:r>
           </w:p>
           <w:p>
             <w:pPr>
@@ -11318,6 +11402,7 @@
                 <w:szCs w:val="40"/>
                 <w:lang w:val="it-IT"/>
               </w:rPr>
+              <w:lastRenderedPageBreak/>
               <w:t>5</w:t>
             </w:r>
             <w:r>
@@ -11937,115 +12022,115 @@
                 <w:szCs w:val="40"/>
                 <w:lang w:val="it-IT"/>
               </w:rPr>
+              <w:t>¥i</w:t>
+            </w:r>
+            <w:r>
+              <w:rPr>
+                <w:rFonts w:ascii="BRH Malayalam Extra" w:hAnsi="BRH Malayalam Extra" w:cs="BRH Malayalam Extra"/>
+                <w:sz w:val="26"/>
+                <w:szCs w:val="40"/>
+                <w:lang w:val="it-IT"/>
+              </w:rPr>
+              <w:t>–</w:t>
+            </w:r>
+            <w:r>
+              <w:rPr>
+                <w:rFonts w:ascii="BRH Malayalam Extra" w:hAnsi="BRH Malayalam Extra" w:cs="BRH Malayalam Extra"/>
+                <w:sz w:val="32"/>
+                <w:szCs w:val="40"/>
+                <w:lang w:val="it-IT"/>
+              </w:rPr>
+              <w:t>rõx— Apxp— ¥i</w:t>
+            </w:r>
+            <w:r>
+              <w:rPr>
+                <w:rFonts w:ascii="BRH Malayalam Extra" w:hAnsi="BRH Malayalam Extra" w:cs="BRH Malayalam Extra"/>
+                <w:sz w:val="26"/>
+                <w:szCs w:val="40"/>
+                <w:lang w:val="it-IT"/>
+              </w:rPr>
+              <w:t>–</w:t>
+            </w:r>
+            <w:r>
+              <w:rPr>
+                <w:rFonts w:ascii="BRH Malayalam Extra" w:hAnsi="BRH Malayalam Extra" w:cs="BRH Malayalam Extra"/>
+                <w:sz w:val="32"/>
+                <w:szCs w:val="40"/>
+                <w:lang w:val="it-IT"/>
+              </w:rPr>
+              <w:t>¤¤rõ— ¥i</w:t>
+            </w:r>
+            <w:r>
+              <w:rPr>
+                <w:rFonts w:ascii="BRH Malayalam Extra" w:hAnsi="BRH Malayalam Extra" w:cs="BRH Malayalam Extra"/>
+                <w:sz w:val="26"/>
+                <w:szCs w:val="40"/>
+                <w:lang w:val="it-IT"/>
+              </w:rPr>
+              <w:t>–</w:t>
+            </w:r>
+            <w:r>
+              <w:rPr>
+                <w:rFonts w:ascii="BRH Malayalam Extra" w:hAnsi="BRH Malayalam Extra" w:cs="BRH Malayalam Extra"/>
+                <w:sz w:val="32"/>
+                <w:szCs w:val="40"/>
+                <w:lang w:val="it-IT"/>
+              </w:rPr>
+              <w:t>rõx</w:t>
+            </w:r>
+            <w:r>
+              <w:rPr>
+                <w:rFonts w:ascii="BRH Malayalam Extra" w:hAnsi="BRH Malayalam Extra" w:cs="BRH Malayalam Extra"/>
+                <w:sz w:val="26"/>
+                <w:szCs w:val="40"/>
+                <w:lang w:val="it-IT"/>
+              </w:rPr>
+              <w:t>–</w:t>
+            </w:r>
+            <w:r>
+              <w:rPr>
+                <w:rFonts w:ascii="BRH Malayalam Extra" w:hAnsi="BRH Malayalam Extra" w:cs="BRH Malayalam Extra"/>
+                <w:sz w:val="32"/>
+                <w:szCs w:val="40"/>
+                <w:lang w:val="it-IT"/>
+              </w:rPr>
+              <w:t xml:space="preserve"> Apx˜Igx</w:t>
+            </w:r>
+            <w:r>
+              <w:rPr>
+                <w:rFonts w:ascii="BRH Malayalam Extra" w:hAnsi="BRH Malayalam Extra" w:cs="BRH Malayalam Extra"/>
+                <w:sz w:val="26"/>
+                <w:szCs w:val="40"/>
+                <w:lang w:val="it-IT"/>
+              </w:rPr>
+              <w:t>–</w:t>
+            </w:r>
+            <w:r>
+              <w:rPr>
+                <w:rFonts w:ascii="BRH Malayalam Extra" w:hAnsi="BRH Malayalam Extra" w:cs="BRH Malayalam Extra"/>
+                <w:sz w:val="32"/>
+                <w:szCs w:val="40"/>
+                <w:lang w:val="it-IT"/>
+              </w:rPr>
+              <w:t xml:space="preserve"> Igxp— ¥i</w:t>
+            </w:r>
+            <w:r>
+              <w:rPr>
+                <w:rFonts w:ascii="BRH Malayalam Extra" w:hAnsi="BRH Malayalam Extra" w:cs="BRH Malayalam Extra"/>
+                <w:sz w:val="26"/>
+                <w:szCs w:val="40"/>
+                <w:lang w:val="it-IT"/>
+              </w:rPr>
+              <w:t>–</w:t>
+            </w:r>
+            <w:r>
+              <w:rPr>
+                <w:rFonts w:ascii="BRH Malayalam Extra" w:hAnsi="BRH Malayalam Extra" w:cs="BRH Malayalam Extra"/>
+                <w:sz w:val="32"/>
+                <w:szCs w:val="40"/>
+                <w:lang w:val="it-IT"/>
+              </w:rPr>
               <w:lastRenderedPageBreak/>
-              <w:t>¥i</w:t>
-            </w:r>
-            <w:r>
-              <w:rPr>
-                <w:rFonts w:ascii="BRH Malayalam Extra" w:hAnsi="BRH Malayalam Extra" w:cs="BRH Malayalam Extra"/>
-                <w:sz w:val="26"/>
-                <w:szCs w:val="40"/>
-                <w:lang w:val="it-IT"/>
-              </w:rPr>
-              <w:t>–</w:t>
-            </w:r>
-            <w:r>
-              <w:rPr>
-                <w:rFonts w:ascii="BRH Malayalam Extra" w:hAnsi="BRH Malayalam Extra" w:cs="BRH Malayalam Extra"/>
-                <w:sz w:val="32"/>
-                <w:szCs w:val="40"/>
-                <w:lang w:val="it-IT"/>
-              </w:rPr>
-              <w:t>rõx— Apxp— ¥i</w:t>
-            </w:r>
-            <w:r>
-              <w:rPr>
-                <w:rFonts w:ascii="BRH Malayalam Extra" w:hAnsi="BRH Malayalam Extra" w:cs="BRH Malayalam Extra"/>
-                <w:sz w:val="26"/>
-                <w:szCs w:val="40"/>
-                <w:lang w:val="it-IT"/>
-              </w:rPr>
-              <w:t>–</w:t>
-            </w:r>
-            <w:r>
-              <w:rPr>
-                <w:rFonts w:ascii="BRH Malayalam Extra" w:hAnsi="BRH Malayalam Extra" w:cs="BRH Malayalam Extra"/>
-                <w:sz w:val="32"/>
-                <w:szCs w:val="40"/>
-                <w:lang w:val="it-IT"/>
-              </w:rPr>
-              <w:t>¤¤rõ— ¥i</w:t>
-            </w:r>
-            <w:r>
-              <w:rPr>
-                <w:rFonts w:ascii="BRH Malayalam Extra" w:hAnsi="BRH Malayalam Extra" w:cs="BRH Malayalam Extra"/>
-                <w:sz w:val="26"/>
-                <w:szCs w:val="40"/>
-                <w:lang w:val="it-IT"/>
-              </w:rPr>
-              <w:t>–</w:t>
-            </w:r>
-            <w:r>
-              <w:rPr>
-                <w:rFonts w:ascii="BRH Malayalam Extra" w:hAnsi="BRH Malayalam Extra" w:cs="BRH Malayalam Extra"/>
-                <w:sz w:val="32"/>
-                <w:szCs w:val="40"/>
-                <w:lang w:val="it-IT"/>
-              </w:rPr>
-              <w:t>rõx</w:t>
-            </w:r>
-            <w:r>
-              <w:rPr>
-                <w:rFonts w:ascii="BRH Malayalam Extra" w:hAnsi="BRH Malayalam Extra" w:cs="BRH Malayalam Extra"/>
-                <w:sz w:val="26"/>
-                <w:szCs w:val="40"/>
-                <w:lang w:val="it-IT"/>
-              </w:rPr>
-              <w:t>–</w:t>
-            </w:r>
-            <w:r>
-              <w:rPr>
-                <w:rFonts w:ascii="BRH Malayalam Extra" w:hAnsi="BRH Malayalam Extra" w:cs="BRH Malayalam Extra"/>
-                <w:sz w:val="32"/>
-                <w:szCs w:val="40"/>
-                <w:lang w:val="it-IT"/>
-              </w:rPr>
-              <w:t xml:space="preserve"> Apx˜Igx</w:t>
-            </w:r>
-            <w:r>
-              <w:rPr>
-                <w:rFonts w:ascii="BRH Malayalam Extra" w:hAnsi="BRH Malayalam Extra" w:cs="BRH Malayalam Extra"/>
-                <w:sz w:val="26"/>
-                <w:szCs w:val="40"/>
-                <w:lang w:val="it-IT"/>
-              </w:rPr>
-              <w:t>–</w:t>
-            </w:r>
-            <w:r>
-              <w:rPr>
-                <w:rFonts w:ascii="BRH Malayalam Extra" w:hAnsi="BRH Malayalam Extra" w:cs="BRH Malayalam Extra"/>
-                <w:sz w:val="32"/>
-                <w:szCs w:val="40"/>
-                <w:lang w:val="it-IT"/>
-              </w:rPr>
-              <w:t xml:space="preserve"> Igxp— ¥i</w:t>
-            </w:r>
-            <w:r>
-              <w:rPr>
-                <w:rFonts w:ascii="BRH Malayalam Extra" w:hAnsi="BRH Malayalam Extra" w:cs="BRH Malayalam Extra"/>
-                <w:sz w:val="26"/>
-                <w:szCs w:val="40"/>
-                <w:lang w:val="it-IT"/>
-              </w:rPr>
-              <w:t>–</w:t>
-            </w:r>
-            <w:r>
-              <w:rPr>
-                <w:rFonts w:ascii="BRH Malayalam Extra" w:hAnsi="BRH Malayalam Extra" w:cs="BRH Malayalam Extra"/>
-                <w:sz w:val="32"/>
-                <w:szCs w:val="40"/>
-                <w:lang w:val="it-IT"/>
-              </w:rPr>
               <w:t>¤¤rõ— ¥i</w:t>
             </w:r>
             <w:r>
@@ -12678,90 +12763,99 @@
                 <w:szCs w:val="40"/>
                 <w:lang w:val="it-IT"/>
               </w:rPr>
+              <w:t>¥i</w:t>
+            </w:r>
+            <w:r>
+              <w:rPr>
+                <w:rFonts w:ascii="BRH Malayalam Extra" w:hAnsi="BRH Malayalam Extra" w:cs="BRH Malayalam Extra"/>
+                <w:sz w:val="26"/>
+                <w:szCs w:val="40"/>
+                <w:lang w:val="it-IT"/>
+              </w:rPr>
+              <w:t>–</w:t>
+            </w:r>
+            <w:r>
+              <w:rPr>
+                <w:rFonts w:ascii="BRH Malayalam Extra" w:hAnsi="BRH Malayalam Extra" w:cs="BRH Malayalam Extra"/>
+                <w:sz w:val="32"/>
+                <w:szCs w:val="40"/>
+                <w:lang w:val="it-IT"/>
+              </w:rPr>
+              <w:t>rõx— Apxp— ¥i</w:t>
+            </w:r>
+            <w:r>
+              <w:rPr>
+                <w:rFonts w:ascii="BRH Malayalam Extra" w:hAnsi="BRH Malayalam Extra" w:cs="BRH Malayalam Extra"/>
+                <w:sz w:val="26"/>
+                <w:szCs w:val="40"/>
+                <w:lang w:val="it-IT"/>
+              </w:rPr>
+              <w:t>–</w:t>
+            </w:r>
+            <w:r>
+              <w:rPr>
+                <w:rFonts w:ascii="BRH Malayalam Extra" w:hAnsi="BRH Malayalam Extra" w:cs="BRH Malayalam Extra"/>
+                <w:sz w:val="32"/>
+                <w:szCs w:val="40"/>
+                <w:lang w:val="it-IT"/>
+              </w:rPr>
+              <w:t>¤¤rõ— ¥i</w:t>
+            </w:r>
+            <w:r>
+              <w:rPr>
+                <w:rFonts w:ascii="BRH Malayalam Extra" w:hAnsi="BRH Malayalam Extra" w:cs="BRH Malayalam Extra"/>
+                <w:sz w:val="26"/>
+                <w:szCs w:val="40"/>
+                <w:lang w:val="it-IT"/>
+              </w:rPr>
+              <w:t>–</w:t>
+            </w:r>
+            <w:r>
+              <w:rPr>
+                <w:rFonts w:ascii="BRH Malayalam Extra" w:hAnsi="BRH Malayalam Extra" w:cs="BRH Malayalam Extra"/>
+                <w:sz w:val="32"/>
+                <w:szCs w:val="40"/>
+                <w:highlight w:val="green"/>
+                <w:lang w:val="it-IT"/>
+              </w:rPr>
+              <w:t>rõx</w:t>
+            </w:r>
+            <w:r>
+              <w:rPr>
+                <w:rFonts w:ascii="BRH Malayalam Extra" w:hAnsi="BRH Malayalam Extra" w:cs="BRH Malayalam Extra"/>
+                <w:sz w:val="32"/>
+                <w:szCs w:val="40"/>
+                <w:lang w:val="it-IT"/>
+              </w:rPr>
+              <w:t>— Apx˜Igx</w:t>
+            </w:r>
+            <w:r>
+              <w:rPr>
+                <w:rFonts w:ascii="BRH Malayalam Extra" w:hAnsi="BRH Malayalam Extra" w:cs="BRH Malayalam Extra"/>
+                <w:sz w:val="26"/>
+                <w:szCs w:val="40"/>
+                <w:lang w:val="it-IT"/>
+              </w:rPr>
+              <w:t>–</w:t>
+            </w:r>
+            <w:r>
+              <w:rPr>
+                <w:rFonts w:ascii="BRH Malayalam Extra" w:hAnsi="BRH Malayalam Extra" w:cs="BRH Malayalam Extra"/>
+                <w:sz w:val="32"/>
+                <w:szCs w:val="40"/>
+                <w:lang w:val="it-IT"/>
+              </w:rPr>
+              <w:t xml:space="preserve"> Igxp— </w:t>
+            </w:r>
+            <w:r>
+              <w:rPr>
+                <w:rFonts w:ascii="BRH Malayalam Extra" w:hAnsi="BRH Malayalam Extra" w:cs="BRH Malayalam Extra"/>
+                <w:sz w:val="32"/>
+                <w:szCs w:val="40"/>
+                <w:lang w:val="it-IT"/>
+              </w:rPr>
               <w:lastRenderedPageBreak/>
               <w:t>¥i</w:t>
-            </w:r>
-            <w:r>
-              <w:rPr>
-                <w:rFonts w:ascii="BRH Malayalam Extra" w:hAnsi="BRH Malayalam Extra" w:cs="BRH Malayalam Extra"/>
-                <w:sz w:val="26"/>
-                <w:szCs w:val="40"/>
-                <w:lang w:val="it-IT"/>
-              </w:rPr>
-              <w:t>–</w:t>
-            </w:r>
-            <w:r>
-              <w:rPr>
-                <w:rFonts w:ascii="BRH Malayalam Extra" w:hAnsi="BRH Malayalam Extra" w:cs="BRH Malayalam Extra"/>
-                <w:sz w:val="32"/>
-                <w:szCs w:val="40"/>
-                <w:lang w:val="it-IT"/>
-              </w:rPr>
-              <w:t>rõx— Apxp— ¥i</w:t>
-            </w:r>
-            <w:r>
-              <w:rPr>
-                <w:rFonts w:ascii="BRH Malayalam Extra" w:hAnsi="BRH Malayalam Extra" w:cs="BRH Malayalam Extra"/>
-                <w:sz w:val="26"/>
-                <w:szCs w:val="40"/>
-                <w:lang w:val="it-IT"/>
-              </w:rPr>
-              <w:t>–</w:t>
-            </w:r>
-            <w:r>
-              <w:rPr>
-                <w:rFonts w:ascii="BRH Malayalam Extra" w:hAnsi="BRH Malayalam Extra" w:cs="BRH Malayalam Extra"/>
-                <w:sz w:val="32"/>
-                <w:szCs w:val="40"/>
-                <w:lang w:val="it-IT"/>
-              </w:rPr>
-              <w:t>¤¤rõ— ¥i</w:t>
-            </w:r>
-            <w:r>
-              <w:rPr>
-                <w:rFonts w:ascii="BRH Malayalam Extra" w:hAnsi="BRH Malayalam Extra" w:cs="BRH Malayalam Extra"/>
-                <w:sz w:val="26"/>
-                <w:szCs w:val="40"/>
-                <w:lang w:val="it-IT"/>
-              </w:rPr>
-              <w:t>–</w:t>
-            </w:r>
-            <w:r>
-              <w:rPr>
-                <w:rFonts w:ascii="BRH Malayalam Extra" w:hAnsi="BRH Malayalam Extra" w:cs="BRH Malayalam Extra"/>
-                <w:sz w:val="32"/>
-                <w:szCs w:val="40"/>
-                <w:highlight w:val="green"/>
-                <w:lang w:val="it-IT"/>
-              </w:rPr>
-              <w:t>rõx</w:t>
-            </w:r>
-            <w:r>
-              <w:rPr>
-                <w:rFonts w:ascii="BRH Malayalam Extra" w:hAnsi="BRH Malayalam Extra" w:cs="BRH Malayalam Extra"/>
-                <w:sz w:val="32"/>
-                <w:szCs w:val="40"/>
-                <w:lang w:val="it-IT"/>
-              </w:rPr>
-              <w:t>— Apx˜Igx</w:t>
-            </w:r>
-            <w:r>
-              <w:rPr>
-                <w:rFonts w:ascii="BRH Malayalam Extra" w:hAnsi="BRH Malayalam Extra" w:cs="BRH Malayalam Extra"/>
-                <w:sz w:val="26"/>
-                <w:szCs w:val="40"/>
-                <w:lang w:val="it-IT"/>
-              </w:rPr>
-              <w:t>–</w:t>
-            </w:r>
-            <w:r>
-              <w:rPr>
-                <w:rFonts w:ascii="BRH Malayalam Extra" w:hAnsi="BRH Malayalam Extra" w:cs="BRH Malayalam Extra"/>
-                <w:sz w:val="32"/>
-                <w:szCs w:val="40"/>
-                <w:lang w:val="it-IT"/>
-              </w:rPr>
-              <w:t xml:space="preserve"> Igxp— ¥i</w:t>
             </w:r>
             <w:r>
               <w:rPr>
@@ -15311,6 +15405,7 @@
                 <w:rFonts w:cs="BRH Malayalam Extra"/>
                 <w:szCs w:val="40"/>
               </w:rPr>
+              <w:lastRenderedPageBreak/>
               <w:t>22</w:t>
             </w:r>
             <w:r>
@@ -16819,6 +16914,7 @@
                 <w:szCs w:val="40"/>
                 <w:lang w:val="it-IT"/>
               </w:rPr>
+              <w:lastRenderedPageBreak/>
               <w:t>22</w:t>
             </w:r>
             <w:r>
@@ -18844,17 +18940,7 @@
                 <w:szCs w:val="40"/>
                 <w:lang w:val="it-IT"/>
               </w:rPr>
-              <w:t xml:space="preserve"> ¥jöÉx—</w:t>
-            </w:r>
-            <w:r>
-              <w:rPr>
-                <w:rFonts w:ascii="BRH Malayalam Extra" w:hAnsi="BRH Malayalam Extra" w:cs="BRH Malayalam Extra"/>
-                <w:sz w:val="32"/>
-                <w:szCs w:val="40"/>
-                <w:lang w:val="it-IT"/>
-              </w:rPr>
-              <w:lastRenderedPageBreak/>
-              <w:t>jx(³§)¥tx</w:t>
+              <w:t xml:space="preserve"> ¥jöÉx—jx(³§)¥tx</w:t>
             </w:r>
             <w:r>
               <w:rPr>
@@ -18913,6 +18999,7 @@
                 <w:szCs w:val="40"/>
                 <w:lang w:val="it-IT"/>
               </w:rPr>
+              <w:lastRenderedPageBreak/>
               <w:t>42</w:t>
             </w:r>
             <w:r>
@@ -20342,17 +20429,7 @@
                 <w:szCs w:val="40"/>
                 <w:lang w:val="it-IT"/>
               </w:rPr>
-              <w:t xml:space="preserve"> ¥jöÉx—</w:t>
-            </w:r>
-            <w:r>
-              <w:rPr>
-                <w:rFonts w:ascii="BRH Malayalam Extra" w:hAnsi="BRH Malayalam Extra" w:cs="BRH Malayalam Extra"/>
-                <w:sz w:val="32"/>
-                <w:szCs w:val="40"/>
-                <w:lang w:val="it-IT"/>
-              </w:rPr>
-              <w:lastRenderedPageBreak/>
-              <w:t>jx(³§)¥tx</w:t>
+              <w:t xml:space="preserve"> ¥jöÉx—jx(³§)¥tx</w:t>
             </w:r>
             <w:r>
               <w:rPr>
@@ -20411,6 +20488,7 @@
                 <w:szCs w:val="40"/>
                 <w:lang w:val="it-IT"/>
               </w:rPr>
+              <w:lastRenderedPageBreak/>
               <w:t>42</w:t>
             </w:r>
             <w:r>
@@ -22644,6 +22722,7 @@
                 <w:rFonts w:cs="BRH Malayalam Extra"/>
                 <w:szCs w:val="40"/>
               </w:rPr>
+              <w:lastRenderedPageBreak/>
               <w:t>40</w:t>
             </w:r>
             <w:r>
@@ -24473,6 +24552,7 @@
                 <w:rFonts w:cs="BRH Malayalam Extra"/>
                 <w:szCs w:val="40"/>
               </w:rPr>
+              <w:lastRenderedPageBreak/>
               <w:t>40</w:t>
             </w:r>
             <w:r>
@@ -26291,16 +26371,7 @@
                 <w:sz w:val="32"/>
                 <w:szCs w:val="40"/>
               </w:rPr>
-              <w:t xml:space="preserve">qO§Mz— </w:t>
-            </w:r>
-            <w:r>
-              <w:rPr>
-                <w:rFonts w:ascii="BRH Malayalam Extra" w:hAnsi="BRH Malayalam Extra" w:cs="BRH Malayalam Extra"/>
-                <w:sz w:val="32"/>
-                <w:szCs w:val="40"/>
-              </w:rPr>
-              <w:lastRenderedPageBreak/>
-              <w:t>e</w:t>
+              <w:t>qO§Mz— e</w:t>
             </w:r>
             <w:r>
               <w:rPr>
@@ -26349,25 +26420,12 @@
                 <w:szCs w:val="40"/>
               </w:rPr>
             </w:pPr>
-          </w:p>
-          <w:p>
-            <w:pPr>
-              <w:widowControl w:val="0"/>
-              <w:autoSpaceDE w:val="0"/>
-              <w:autoSpaceDN w:val="0"/>
-              <w:adjustRightInd w:val="0"/>
-              <w:spacing w:before="0" w:line="240" w:lineRule="auto"/>
-              <w:rPr>
-                <w:rFonts w:ascii="BRH Malayalam Extra" w:hAnsi="BRH Malayalam Extra" w:cs="BRH Malayalam Extra"/>
-                <w:sz w:val="32"/>
-                <w:szCs w:val="40"/>
-              </w:rPr>
-            </w:pPr>
-            <w:r>
-              <w:rPr>
-                <w:rFonts w:cs="BRH Malayalam Extra"/>
-                <w:szCs w:val="40"/>
-              </w:rPr>
+            <w:r>
+              <w:rPr>
+                <w:rFonts w:cs="BRH Malayalam Extra"/>
+                <w:szCs w:val="40"/>
+              </w:rPr>
+              <w:lastRenderedPageBreak/>
               <w:t>16</w:t>
             </w:r>
             <w:r>
@@ -27755,16 +27813,7 @@
                 <w:sz w:val="32"/>
                 <w:szCs w:val="40"/>
               </w:rPr>
-              <w:t xml:space="preserve">qO§Mz— </w:t>
-            </w:r>
-            <w:r>
-              <w:rPr>
-                <w:rFonts w:ascii="BRH Malayalam Extra" w:hAnsi="BRH Malayalam Extra" w:cs="BRH Malayalam Extra"/>
-                <w:sz w:val="32"/>
-                <w:szCs w:val="40"/>
-              </w:rPr>
-              <w:lastRenderedPageBreak/>
-              <w:t>e</w:t>
+              <w:t>qO§Mz— e</w:t>
             </w:r>
             <w:r>
               <w:rPr>
@@ -27813,25 +27862,12 @@
                 <w:szCs w:val="40"/>
               </w:rPr>
             </w:pPr>
-          </w:p>
-          <w:p>
-            <w:pPr>
-              <w:widowControl w:val="0"/>
-              <w:autoSpaceDE w:val="0"/>
-              <w:autoSpaceDN w:val="0"/>
-              <w:adjustRightInd w:val="0"/>
-              <w:spacing w:before="0" w:line="240" w:lineRule="auto"/>
-              <w:rPr>
-                <w:rFonts w:ascii="BRH Malayalam Extra" w:hAnsi="BRH Malayalam Extra" w:cs="BRH Malayalam Extra"/>
-                <w:sz w:val="32"/>
-                <w:szCs w:val="40"/>
-              </w:rPr>
-            </w:pPr>
-            <w:r>
-              <w:rPr>
-                <w:rFonts w:cs="BRH Malayalam Extra"/>
-                <w:szCs w:val="40"/>
-              </w:rPr>
+            <w:r>
+              <w:rPr>
+                <w:rFonts w:cs="BRH Malayalam Extra"/>
+                <w:szCs w:val="40"/>
+              </w:rPr>
+              <w:lastRenderedPageBreak/>
               <w:t>16</w:t>
             </w:r>
             <w:r>
@@ -29385,7 +29421,6 @@
                 <w:sz w:val="32"/>
                 <w:szCs w:val="40"/>
               </w:rPr>
-              <w:lastRenderedPageBreak/>
               <w:t>C</w:t>
             </w:r>
             <w:r>
@@ -29482,7 +29517,6 @@
                 <w:rFonts w:cs="BRH Malayalam Extra"/>
                 <w:szCs w:val="40"/>
               </w:rPr>
-              <w:lastRenderedPageBreak/>
               <w:t>52</w:t>
             </w:r>
             <w:r>
@@ -30124,7 +30158,6 @@
                 <w:sz w:val="32"/>
                 <w:szCs w:val="40"/>
               </w:rPr>
-              <w:lastRenderedPageBreak/>
               <w:t>C</w:t>
             </w:r>
             <w:r>
@@ -30504,7 +30537,29 @@
                 <w:sz w:val="32"/>
                 <w:szCs w:val="40"/>
               </w:rPr>
-              <w:t xml:space="preserve">öbx py p£—tZI </w:t>
+              <w:t xml:space="preserve">öbx py </w:t>
+            </w:r>
+          </w:p>
+          <w:p>
+            <w:pPr>
+              <w:widowControl w:val="0"/>
+              <w:autoSpaceDE w:val="0"/>
+              <w:autoSpaceDN w:val="0"/>
+              <w:adjustRightInd w:val="0"/>
+              <w:spacing w:before="0" w:line="240" w:lineRule="auto"/>
+              <w:rPr>
+                <w:rFonts w:ascii="BRH Malayalam Extra" w:hAnsi="BRH Malayalam Extra" w:cs="BRH Malayalam Extra"/>
+                <w:sz w:val="32"/>
+                <w:szCs w:val="40"/>
+              </w:rPr>
+            </w:pPr>
+            <w:r>
+              <w:rPr>
+                <w:rFonts w:ascii="BRH Malayalam Extra" w:hAnsi="BRH Malayalam Extra" w:cs="BRH Malayalam Extra"/>
+                <w:sz w:val="32"/>
+                <w:szCs w:val="40"/>
+              </w:rPr>
+              <w:t xml:space="preserve">p£—tZI </w:t>
             </w:r>
             <w:r>
               <w:rPr>
@@ -32984,19 +33039,6 @@
           <w:u w:val="single"/>
         </w:rPr>
       </w:pPr>
-    </w:p>
-    <w:p>
-      <w:pPr>
-        <w:spacing w:before="0" w:line="240" w:lineRule="auto"/>
-        <w:jc w:val="center"/>
-        <w:rPr>
-          <w:b/>
-          <w:bCs/>
-          <w:sz w:val="32"/>
-          <w:szCs w:val="32"/>
-          <w:u w:val="single"/>
-        </w:rPr>
-      </w:pPr>
       <w:r>
         <w:rPr>
           <w:b/>
@@ -33005,6 +33047,7 @@
           <w:szCs w:val="32"/>
           <w:u w:val="single"/>
         </w:rPr>
+        <w:lastRenderedPageBreak/>
         <w:t>TS Ghanam – TS 1.</w:t>
       </w:r>
       <w:r>
